--- a/uploads/TMS技术报告.docx
+++ b/uploads/TMS技术报告.docx
@@ -3286,1403 +3286,6845 @@
       </w:r>
     </w:p>
     <w:p>
-      <w:r>
-        <w:rPr>
+      <w:pPr>
+        <w:spacing w:before="100" w:beforeAutospacing="1" w:after="100" w:afterAutospacing="1" w:line="240" w:lineRule="auto"/>
+        <w:outlineLvl w:val="2"/>
+        <w:rPr>
+          <w:rFonts w:ascii="Times New Roman" w:eastAsia="Times New Roman" w:hAnsi="Times New Roman" w:cs="Times New Roman"/>
           <w:b/>
           <w:bCs/>
-          <w:highlight w:val="yellow"/>
-        </w:rPr>
-        <w:t xml:space="preserve">Excel </w:t>
-      </w:r>
-      <w:r>
-        <w:rPr>
+          <w:kern w:val="0"/>
+          <w:sz w:val="27"/>
+          <w:szCs w:val="27"/>
+          <w:u w:val="single"/>
+          <w14:ligatures w14:val="none"/>
+        </w:rPr>
+      </w:pPr>
+      <w:r>
+        <w:rPr>
+          <w:rFonts w:ascii="Times New Roman" w:eastAsia="Times New Roman" w:hAnsi="Times New Roman" w:cs="Times New Roman"/>
           <w:b/>
           <w:bCs/>
+          <w:kern w:val="0"/>
+          <w:sz w:val="27"/>
+          <w:szCs w:val="27"/>
           <w:highlight w:val="yellow"/>
-        </w:rPr>
-        <w:t>批量导入</w:t>
-      </w:r>
-    </w:p>
-    <w:p>
-      <w:r>
-        <w:pict w14:anchorId="6BFD3616">
-          <v:rect id="_x0000_i1053" style="width:0;height:1.5pt" o:hralign="center" o:hrstd="t" o:hr="t" fillcolor="#a0a0a0" stroked="f"/>
-        </w:pict>
-      </w:r>
-    </w:p>
-    <w:p>
-      <w:r>
-        <w:rPr>
+          <w:u w:val="single"/>
+          <w14:ligatures w14:val="none"/>
+        </w:rPr>
+        <w:t xml:space="preserve">Excel </w:t>
+      </w:r>
+      <w:r>
+        <w:rPr>
+          <w:rFonts w:ascii="宋体" w:eastAsia="宋体" w:hAnsi="宋体" w:cs="宋体" w:hint="eastAsia"/>
           <w:b/>
           <w:bCs/>
-        </w:rPr>
-        <w:t>前端（</w:t>
-      </w:r>
-      <w:proofErr w:type="spellStart"/>
-      <w:r>
-        <w:rPr>
+          <w:kern w:val="0"/>
+          <w:sz w:val="27"/>
+          <w:szCs w:val="27"/>
+          <w:highlight w:val="yellow"/>
+          <w:u w:val="single"/>
+          <w14:ligatures w14:val="none"/>
+        </w:rPr>
+        <w:t>上傳（批量導入學員</w:t>
+      </w:r>
+      <w:r>
+        <w:rPr>
+          <w:rFonts w:ascii="宋体" w:eastAsia="宋体" w:hAnsi="宋体" w:cs="宋体"/>
           <w:b/>
           <w:bCs/>
-        </w:rPr>
-        <w:t>TraineeView.vue</w:t>
-      </w:r>
-      <w:proofErr w:type="spellEnd"/>
-      <w:r>
-        <w:rPr>
+          <w:kern w:val="0"/>
+          <w:sz w:val="27"/>
+          <w:szCs w:val="27"/>
+          <w:highlight w:val="yellow"/>
+          <w:u w:val="single"/>
+          <w14:ligatures w14:val="none"/>
+        </w:rPr>
+        <w:t>）</w:t>
+      </w:r>
+    </w:p>
+    <w:p>
+      <w:pPr>
+        <w:spacing w:before="100" w:beforeAutospacing="1" w:after="100" w:afterAutospacing="1" w:line="240" w:lineRule="auto"/>
+        <w:rPr>
+          <w:rFonts w:ascii="Times New Roman" w:eastAsia="Times New Roman" w:hAnsi="Times New Roman" w:cs="Times New Roman"/>
+          <w:kern w:val="0"/>
+          <w14:ligatures w14:val="none"/>
+        </w:rPr>
+      </w:pPr>
+      <w:r>
+        <w:rPr>
+          <w:rFonts w:ascii="宋体" w:eastAsia="宋体" w:hAnsi="宋体" w:cs="宋体" w:hint="eastAsia"/>
           <w:b/>
           <w:bCs/>
-        </w:rPr>
-        <w:t>）：</w:t>
-      </w:r>
-    </w:p>
-    <w:p>
-      <w:proofErr w:type="spellStart"/>
-      <w:r>
-        <w:t>javascript</w:t>
-      </w:r>
-      <w:proofErr w:type="spellEnd"/>
-    </w:p>
-    <w:p>
-      <w:r>
-        <w:t xml:space="preserve">// 1. </w:t>
-      </w:r>
-      <w:r>
+          <w:kern w:val="0"/>
+          <w14:ligatures w14:val="none"/>
+        </w:rPr>
+        <w:t>思路：</w:t>
+      </w:r>
+      <w:r>
+        <w:rPr>
+          <w:rFonts w:ascii="Times New Roman" w:eastAsia="Times New Roman" w:hAnsi="Times New Roman" w:cs="Times New Roman"/>
+          <w:kern w:val="0"/>
+          <w14:ligatures w14:val="none"/>
+        </w:rPr>
+        <w:t xml:space="preserve"> </w:t>
+      </w:r>
+      <w:r>
+        <w:rPr>
+          <w:rFonts w:ascii="宋体" w:eastAsia="宋体" w:hAnsi="宋体" w:cs="宋体" w:hint="eastAsia"/>
+          <w:kern w:val="0"/>
+          <w14:ligatures w14:val="none"/>
+        </w:rPr>
         <w:t>用</w:t>
       </w:r>
-      <w:r>
-        <w:t xml:space="preserve"> xlsx </w:t>
-      </w:r>
-      <w:r>
-        <w:t>库读取</w:t>
-      </w:r>
-      <w:r>
+      <w:proofErr w:type="gramStart"/>
+      <w:r>
+        <w:rPr>
+          <w:rFonts w:ascii="宋体" w:eastAsia="宋体" w:hAnsi="宋体" w:cs="宋体" w:hint="eastAsia"/>
+          <w:kern w:val="0"/>
+          <w14:ligatures w14:val="none"/>
+        </w:rPr>
+        <w:t>戶</w:t>
+      </w:r>
+      <w:proofErr w:type="gramEnd"/>
+      <w:r>
+        <w:rPr>
+          <w:rFonts w:ascii="宋体" w:eastAsia="宋体" w:hAnsi="宋体" w:cs="宋体" w:hint="eastAsia"/>
+          <w:kern w:val="0"/>
+          <w14:ligatures w14:val="none"/>
+        </w:rPr>
+        <w:t>選</w:t>
+      </w:r>
+      <w:r>
+        <w:rPr>
+          <w:rFonts w:ascii="Times New Roman" w:eastAsia="Times New Roman" w:hAnsi="Times New Roman" w:cs="Times New Roman"/>
+          <w:kern w:val="0"/>
+          <w14:ligatures w14:val="none"/>
+        </w:rPr>
         <w:t xml:space="preserve"> Excel </w:t>
       </w:r>
       <w:r>
+        <w:rPr>
+          <w:rFonts w:ascii="宋体" w:eastAsia="宋体" w:hAnsi="宋体" w:cs="宋体" w:hint="eastAsia"/>
+          <w:kern w:val="0"/>
+          <w14:ligatures w14:val="none"/>
+        </w:rPr>
         <w:t>文件</w:t>
       </w:r>
-    </w:p>
-    <w:p>
-      <w:r>
-        <w:t>import * as XLSX from 'xlsx'</w:t>
-      </w:r>
-    </w:p>
-    <w:p/>
-    <w:p>
-      <w:r>
-        <w:t xml:space="preserve">// 2. </w:t>
-      </w:r>
-      <w:r>
-        <w:t>用户选择文件后触发</w:t>
-      </w:r>
-    </w:p>
-    <w:p>
-      <w:r>
-        <w:t xml:space="preserve">function </w:t>
-      </w:r>
-      <w:proofErr w:type="spellStart"/>
-      <w:r>
-        <w:t>handleImport</w:t>
-      </w:r>
-      <w:proofErr w:type="spellEnd"/>
-      <w:r>
-        <w:t>(file) {</w:t>
-      </w:r>
-    </w:p>
-    <w:p>
-      <w:r>
-        <w:t xml:space="preserve">  </w:t>
-      </w:r>
-      <w:proofErr w:type="spellStart"/>
-      <w:r>
-        <w:t>const</w:t>
-      </w:r>
-      <w:proofErr w:type="spellEnd"/>
-      <w:r>
-        <w:t xml:space="preserve"> reader = new </w:t>
-      </w:r>
-      <w:proofErr w:type="spellStart"/>
+      <w:r>
+        <w:rPr>
+          <w:rFonts w:ascii="Times New Roman" w:eastAsia="Times New Roman" w:hAnsi="Times New Roman" w:cs="Times New Roman"/>
+          <w:kern w:val="0"/>
+          <w14:ligatures w14:val="none"/>
+        </w:rPr>
+        <w:t xml:space="preserve"> → </w:t>
+      </w:r>
+      <w:r>
+        <w:rPr>
+          <w:rFonts w:ascii="宋体" w:eastAsia="宋体" w:hAnsi="宋体" w:cs="宋体" w:hint="eastAsia"/>
+          <w:kern w:val="0"/>
+          <w14:ligatures w14:val="none"/>
+        </w:rPr>
+        <w:t>前端用</w:t>
+      </w:r>
+      <w:r>
+        <w:rPr>
+          <w:rFonts w:ascii="Times New Roman" w:eastAsia="Times New Roman" w:hAnsi="Times New Roman" w:cs="Times New Roman"/>
+          <w:kern w:val="0"/>
+          <w14:ligatures w14:val="none"/>
+        </w:rPr>
+        <w:t xml:space="preserve"> </w:t>
+      </w:r>
+      <w:r>
+        <w:rPr>
+          <w:rFonts w:ascii="Courier New" w:eastAsia="Times New Roman" w:hAnsi="Courier New" w:cs="Courier New"/>
+          <w:kern w:val="0"/>
+          <w:sz w:val="20"/>
+          <w:szCs w:val="20"/>
+          <w14:ligatures w14:val="none"/>
+        </w:rPr>
+        <w:t>xlsx</w:t>
+      </w:r>
+      <w:r>
+        <w:rPr>
+          <w:rFonts w:ascii="Times New Roman" w:eastAsia="Times New Roman" w:hAnsi="Times New Roman" w:cs="Times New Roman"/>
+          <w:kern w:val="0"/>
+          <w14:ligatures w14:val="none"/>
+        </w:rPr>
+        <w:t xml:space="preserve"> </w:t>
+      </w:r>
       <w:proofErr w:type="gramStart"/>
       <w:r>
-        <w:t>FileReader</w:t>
-      </w:r>
-      <w:proofErr w:type="spellEnd"/>
-      <w:r>
-        <w:t>(</w:t>
+        <w:rPr>
+          <w:rFonts w:ascii="宋体" w:eastAsia="宋体" w:hAnsi="宋体" w:cs="宋体" w:hint="eastAsia"/>
+          <w:kern w:val="0"/>
+          <w14:ligatures w14:val="none"/>
+        </w:rPr>
+        <w:t>庫</w:t>
       </w:r>
       <w:proofErr w:type="gramEnd"/>
       <w:r>
-        <w:t>)</w:t>
-      </w:r>
-    </w:p>
-    <w:p>
-      <w:r>
-        <w:t xml:space="preserve">  </w:t>
-      </w:r>
-      <w:proofErr w:type="spellStart"/>
+        <w:rPr>
+          <w:rFonts w:ascii="宋体" w:eastAsia="宋体" w:hAnsi="宋体" w:cs="宋体" w:hint="eastAsia"/>
+          <w:kern w:val="0"/>
+          <w14:ligatures w14:val="none"/>
+        </w:rPr>
+        <w:t>讀取</w:t>
+      </w:r>
       <w:proofErr w:type="gramStart"/>
       <w:r>
-        <w:t>reader.onload</w:t>
-      </w:r>
-      <w:proofErr w:type="spellEnd"/>
+        <w:rPr>
+          <w:rFonts w:ascii="宋体" w:eastAsia="宋体" w:hAnsi="宋体" w:cs="宋体" w:hint="eastAsia"/>
+          <w:kern w:val="0"/>
+          <w14:ligatures w14:val="none"/>
+        </w:rPr>
+        <w:t>內</w:t>
+      </w:r>
       <w:proofErr w:type="gramEnd"/>
       <w:r>
-        <w:t xml:space="preserve"> = async (e) =&gt; {</w:t>
-      </w:r>
-    </w:p>
-    <w:p>
-      <w:r>
-        <w:t xml:space="preserve">    // 3. </w:t>
-      </w:r>
-      <w:r>
-        <w:t>解析</w:t>
-      </w:r>
-      <w:r>
-        <w:t xml:space="preserve"> Excel → </w:t>
-      </w:r>
-      <w:r>
-        <w:t>转成</w:t>
-      </w:r>
-      <w:r>
+        <w:rPr>
+          <w:rFonts w:ascii="宋体" w:eastAsia="宋体" w:hAnsi="宋体" w:cs="宋体" w:hint="eastAsia"/>
+          <w:kern w:val="0"/>
+          <w14:ligatures w14:val="none"/>
+        </w:rPr>
+        <w:t>容</w:t>
+      </w:r>
+      <w:r>
+        <w:rPr>
+          <w:rFonts w:ascii="Times New Roman" w:eastAsia="Times New Roman" w:hAnsi="Times New Roman" w:cs="Times New Roman"/>
+          <w:kern w:val="0"/>
+          <w14:ligatures w14:val="none"/>
+        </w:rPr>
+        <w:t xml:space="preserve"> → </w:t>
+      </w:r>
+      <w:r>
+        <w:rPr>
+          <w:rFonts w:ascii="宋体" w:eastAsia="宋体" w:hAnsi="宋体" w:cs="宋体" w:hint="eastAsia"/>
+          <w:kern w:val="0"/>
+          <w14:ligatures w14:val="none"/>
+        </w:rPr>
+        <w:t>解析成</w:t>
+      </w:r>
+      <w:r>
+        <w:rPr>
+          <w:rFonts w:ascii="Times New Roman" w:eastAsia="Times New Roman" w:hAnsi="Times New Roman" w:cs="Times New Roman"/>
+          <w:kern w:val="0"/>
+          <w14:ligatures w14:val="none"/>
+        </w:rPr>
         <w:t xml:space="preserve"> JSON </w:t>
       </w:r>
-      <w:r>
-        <w:t>数组</w:t>
-      </w:r>
-    </w:p>
-    <w:p>
-      <w:r>
-        <w:t xml:space="preserve">    </w:t>
-      </w:r>
-      <w:proofErr w:type="spellStart"/>
-      <w:r>
-        <w:t>const</w:t>
-      </w:r>
-      <w:proofErr w:type="spellEnd"/>
-      <w:r>
-        <w:t xml:space="preserve"> workbook = </w:t>
-      </w:r>
-      <w:proofErr w:type="spellStart"/>
-      <w:r>
-        <w:t>XLSX.read</w:t>
-      </w:r>
-      <w:proofErr w:type="spellEnd"/>
-      <w:r>
-        <w:t>(</w:t>
-      </w:r>
-      <w:proofErr w:type="spellStart"/>
       <w:proofErr w:type="gramStart"/>
       <w:r>
-        <w:t>e.target</w:t>
+        <w:rPr>
+          <w:rFonts w:ascii="宋体" w:eastAsia="宋体" w:hAnsi="宋体" w:cs="宋体" w:hint="eastAsia"/>
+          <w:kern w:val="0"/>
+          <w14:ligatures w14:val="none"/>
+        </w:rPr>
+        <w:t>數</w:t>
       </w:r>
       <w:proofErr w:type="gramEnd"/>
       <w:r>
-        <w:t>.result</w:t>
-      </w:r>
-      <w:proofErr w:type="spellEnd"/>
-      <w:r>
-        <w:t xml:space="preserve">, </w:t>
+        <w:rPr>
+          <w:rFonts w:ascii="宋体" w:eastAsia="宋体" w:hAnsi="宋体" w:cs="宋体" w:hint="eastAsia"/>
+          <w:kern w:val="0"/>
+          <w14:ligatures w14:val="none"/>
+        </w:rPr>
+        <w:t>組</w:t>
+      </w:r>
+      <w:r>
+        <w:rPr>
+          <w:rFonts w:ascii="Times New Roman" w:eastAsia="Times New Roman" w:hAnsi="Times New Roman" w:cs="Times New Roman"/>
+          <w:kern w:val="0"/>
+          <w14:ligatures w14:val="none"/>
+        </w:rPr>
+        <w:t xml:space="preserve"> → </w:t>
+      </w:r>
+      <w:r>
+        <w:rPr>
+          <w:rFonts w:ascii="宋体" w:eastAsia="宋体" w:hAnsi="宋体" w:cs="宋体" w:hint="eastAsia"/>
+          <w:kern w:val="0"/>
+          <w14:ligatures w14:val="none"/>
+        </w:rPr>
+        <w:t>逐條調</w:t>
       </w:r>
       <w:proofErr w:type="gramStart"/>
       <w:r>
-        <w:t>{ type</w:t>
+        <w:rPr>
+          <w:rFonts w:ascii="宋体" w:eastAsia="宋体" w:hAnsi="宋体" w:cs="宋体" w:hint="eastAsia"/>
+          <w:kern w:val="0"/>
+          <w14:ligatures w14:val="none"/>
+        </w:rPr>
+        <w:t>後</w:t>
       </w:r>
       <w:proofErr w:type="gramEnd"/>
       <w:r>
-        <w:t>: 'binary</w:t>
+        <w:rPr>
+          <w:rFonts w:ascii="宋体" w:eastAsia="宋体" w:hAnsi="宋体" w:cs="宋体" w:hint="eastAsia"/>
+          <w:kern w:val="0"/>
+          <w14:ligatures w14:val="none"/>
+        </w:rPr>
+        <w:t>端</w:t>
+      </w:r>
+      <w:r>
+        <w:rPr>
+          <w:rFonts w:ascii="Times New Roman" w:eastAsia="Times New Roman" w:hAnsi="Times New Roman" w:cs="Times New Roman"/>
+          <w:kern w:val="0"/>
+          <w14:ligatures w14:val="none"/>
+        </w:rPr>
+        <w:t xml:space="preserve"> </w:t>
+      </w:r>
+      <w:r>
+        <w:rPr>
+          <w:rFonts w:ascii="Courier New" w:eastAsia="Times New Roman" w:hAnsi="Courier New" w:cs="Courier New"/>
+          <w:kern w:val="0"/>
+          <w:sz w:val="20"/>
+          <w:szCs w:val="20"/>
+          <w14:ligatures w14:val="none"/>
+        </w:rPr>
+        <w:t>create</w:t>
+      </w:r>
+      <w:r>
+        <w:rPr>
+          <w:rFonts w:ascii="Times New Roman" w:eastAsia="Times New Roman" w:hAnsi="Times New Roman" w:cs="Times New Roman"/>
+          <w:kern w:val="0"/>
+          <w14:ligatures w14:val="none"/>
+        </w:rPr>
+        <w:t xml:space="preserve"> </w:t>
+      </w:r>
+      <w:r>
+        <w:rPr>
+          <w:rFonts w:ascii="宋体" w:eastAsia="宋体" w:hAnsi="宋体" w:cs="宋体" w:hint="eastAsia"/>
+          <w:kern w:val="0"/>
+          <w14:ligatures w14:val="none"/>
+        </w:rPr>
+        <w:t>接口存入</w:t>
       </w:r>
       <w:proofErr w:type="gramStart"/>
       <w:r>
-        <w:t>' }</w:t>
+        <w:rPr>
+          <w:rFonts w:ascii="宋体" w:eastAsia="宋体" w:hAnsi="宋体" w:cs="宋体" w:hint="eastAsia"/>
+          <w:kern w:val="0"/>
+          <w14:ligatures w14:val="none"/>
+        </w:rPr>
+        <w:t>數據</w:t>
+      </w:r>
+      <w:r>
+        <w:rPr>
+          <w:rFonts w:ascii="宋体" w:eastAsia="宋体" w:hAnsi="宋体" w:cs="宋体"/>
+          <w:kern w:val="0"/>
+          <w14:ligatures w14:val="none"/>
+        </w:rPr>
+        <w:t>庫</w:t>
       </w:r>
       <w:proofErr w:type="gramEnd"/>
-      <w:r>
-        <w:t>)</w:t>
-      </w:r>
-    </w:p>
-    <w:p>
-      <w:r>
-        <w:t xml:space="preserve">    </w:t>
-      </w:r>
-      <w:proofErr w:type="spellStart"/>
-      <w:r>
-        <w:t>const</w:t>
-      </w:r>
-      <w:proofErr w:type="spellEnd"/>
-      <w:r>
-        <w:t xml:space="preserve"> sheet = </w:t>
-      </w:r>
-      <w:proofErr w:type="spellStart"/>
-      <w:proofErr w:type="gramStart"/>
-      <w:r>
-        <w:t>workbook.Sheets</w:t>
-      </w:r>
-      <w:proofErr w:type="spellEnd"/>
-      <w:proofErr w:type="gramEnd"/>
-      <w:r>
-        <w:t>[</w:t>
-      </w:r>
-      <w:proofErr w:type="spellStart"/>
-      <w:proofErr w:type="gramStart"/>
-      <w:r>
-        <w:t>workbook.SheetNames</w:t>
-      </w:r>
-      <w:proofErr w:type="spellEnd"/>
-      <w:proofErr w:type="gramEnd"/>
-      <w:r>
-        <w:t>[0]]</w:t>
-      </w:r>
-    </w:p>
-    <w:p>
-      <w:r>
-        <w:t xml:space="preserve">    </w:t>
-      </w:r>
-      <w:proofErr w:type="spellStart"/>
-      <w:r>
-        <w:t>const</w:t>
-      </w:r>
-      <w:proofErr w:type="spellEnd"/>
-      <w:r>
-        <w:t xml:space="preserve"> rows = </w:t>
-      </w:r>
-      <w:proofErr w:type="spellStart"/>
-      <w:proofErr w:type="gramStart"/>
-      <w:r>
-        <w:t>XLSX.utils.sheet</w:t>
-      </w:r>
-      <w:proofErr w:type="gramEnd"/>
-      <w:r>
-        <w:t>_to_json</w:t>
-      </w:r>
-      <w:proofErr w:type="spellEnd"/>
-      <w:r>
-        <w:t>(sheet)</w:t>
-      </w:r>
-    </w:p>
-    <w:p/>
-    <w:p>
-      <w:r>
-        <w:t xml:space="preserve">    // 4. </w:t>
-      </w:r>
-      <w:r>
-        <w:t>日期格式转换（</w:t>
-      </w:r>
-      <w:r>
-        <w:t>Excel</w:t>
-      </w:r>
-      <w:r>
-        <w:t>日期是数字）</w:t>
-      </w:r>
-    </w:p>
-    <w:p>
-      <w:r>
-        <w:t xml:space="preserve">    </w:t>
-      </w:r>
-      <w:proofErr w:type="spellStart"/>
-      <w:r>
-        <w:t>const</w:t>
-      </w:r>
-      <w:proofErr w:type="spellEnd"/>
-      <w:r>
-        <w:t xml:space="preserve"> trainees = </w:t>
-      </w:r>
-      <w:proofErr w:type="spellStart"/>
-      <w:proofErr w:type="gramStart"/>
-      <w:r>
-        <w:t>rows.map</w:t>
-      </w:r>
-      <w:proofErr w:type="spellEnd"/>
-      <w:r>
-        <w:t>(</w:t>
-      </w:r>
-      <w:proofErr w:type="gramEnd"/>
-      <w:r>
-        <w:t>row =&gt; ({</w:t>
-      </w:r>
-    </w:p>
-    <w:p>
-      <w:r>
-        <w:t xml:space="preserve">      name: row['name'],</w:t>
-      </w:r>
-    </w:p>
-    <w:p>
-      <w:r>
-        <w:t xml:space="preserve">      branch: row['branch'],</w:t>
-      </w:r>
-    </w:p>
-    <w:p>
-      <w:r>
-        <w:t xml:space="preserve">      level: row['level'],</w:t>
-      </w:r>
-    </w:p>
-    <w:p>
-      <w:r>
-        <w:t xml:space="preserve">      </w:t>
-      </w:r>
-      <w:proofErr w:type="spellStart"/>
-      <w:r>
-        <w:t>entryDate</w:t>
-      </w:r>
-      <w:proofErr w:type="spellEnd"/>
-      <w:r>
-        <w:t xml:space="preserve">: </w:t>
-      </w:r>
-      <w:proofErr w:type="spellStart"/>
-      <w:r>
-        <w:t>excelDateToString</w:t>
-      </w:r>
-      <w:proofErr w:type="spellEnd"/>
-      <w:r>
-        <w:t>(row['</w:t>
-      </w:r>
-      <w:proofErr w:type="spellStart"/>
-      <w:r>
-        <w:t>entryDate</w:t>
-      </w:r>
-      <w:proofErr w:type="spellEnd"/>
-      <w:r>
-        <w:t>']),</w:t>
-      </w:r>
-    </w:p>
-    <w:p>
-      <w:r>
-        <w:t xml:space="preserve">    }))</w:t>
-      </w:r>
-    </w:p>
-    <w:p/>
-    <w:p>
-      <w:r>
-        <w:t xml:space="preserve">    // 5. </w:t>
-      </w:r>
-      <w:r>
-        <w:t>批量</w:t>
-      </w:r>
-      <w:r>
-        <w:t xml:space="preserve"> POST </w:t>
-      </w:r>
-      <w:r>
-        <w:t>到后端</w:t>
-      </w:r>
-    </w:p>
-    <w:p>
-      <w:r>
-        <w:lastRenderedPageBreak/>
-        <w:t xml:space="preserve">    await </w:t>
-      </w:r>
-      <w:proofErr w:type="spellStart"/>
-      <w:proofErr w:type="gramStart"/>
-      <w:r>
-        <w:t>Promise.all</w:t>
-      </w:r>
-      <w:proofErr w:type="spellEnd"/>
-      <w:r>
-        <w:t>(</w:t>
-      </w:r>
-      <w:proofErr w:type="spellStart"/>
-      <w:r>
-        <w:t>trainees.map</w:t>
-      </w:r>
-      <w:proofErr w:type="spellEnd"/>
-      <w:r>
-        <w:t>(</w:t>
-      </w:r>
-      <w:proofErr w:type="gramEnd"/>
-      <w:r>
-        <w:t xml:space="preserve">t =&gt; </w:t>
-      </w:r>
-      <w:proofErr w:type="spellStart"/>
-      <w:r>
-        <w:t>traineeApi.create</w:t>
-      </w:r>
-      <w:proofErr w:type="spellEnd"/>
-      <w:r>
-        <w:t>(t)))</w:t>
-      </w:r>
-    </w:p>
-    <w:p>
-      <w:r>
-        <w:t xml:space="preserve">  }</w:t>
-      </w:r>
-    </w:p>
-    <w:p>
-      <w:r>
-        <w:t xml:space="preserve">  </w:t>
-      </w:r>
-      <w:proofErr w:type="spellStart"/>
-      <w:proofErr w:type="gramStart"/>
-      <w:r>
-        <w:t>reader.readAsBinaryString</w:t>
-      </w:r>
-      <w:proofErr w:type="spellEnd"/>
-      <w:proofErr w:type="gramEnd"/>
-      <w:r>
-        <w:t>(file)</w:t>
-      </w:r>
-    </w:p>
-    <w:p>
-      <w:r>
-        <w:t>}</w:t>
-      </w:r>
-    </w:p>
-    <w:p>
-      <w:r>
-        <w:rPr>
+    </w:p>
+    <w:p>
+      <w:pPr>
+        <w:spacing w:before="100" w:beforeAutospacing="1" w:after="100" w:afterAutospacing="1" w:line="240" w:lineRule="auto"/>
+        <w:rPr>
+          <w:rFonts w:ascii="Times New Roman" w:eastAsia="Times New Roman" w:hAnsi="Times New Roman" w:cs="Times New Roman"/>
+          <w:kern w:val="0"/>
+          <w14:ligatures w14:val="none"/>
+        </w:rPr>
+      </w:pPr>
+      <w:r>
+        <w:rPr>
+          <w:rFonts w:ascii="宋体" w:eastAsia="宋体" w:hAnsi="宋体" w:cs="宋体" w:hint="eastAsia"/>
           <w:b/>
           <w:bCs/>
-        </w:rPr>
-        <w:t>后端：</w:t>
-      </w:r>
-      <w:r>
-        <w:t xml:space="preserve"> </w:t>
-      </w:r>
-      <w:r>
-        <w:t>不需要改任何代码！每条数据走的就是普通的</w:t>
-      </w:r>
-      <w:r>
-        <w:t xml:space="preserve"> POST /</w:t>
-      </w:r>
-      <w:proofErr w:type="spellStart"/>
-      <w:r>
-        <w:t>api</w:t>
-      </w:r>
-      <w:proofErr w:type="spellEnd"/>
-      <w:r>
-        <w:t>/trainee</w:t>
-      </w:r>
-      <w:r>
-        <w:t>，跟手动新增一模一样。</w:t>
-      </w:r>
-    </w:p>
-    <w:p>
-      <w:r>
-        <w:pict w14:anchorId="6C10E0E7">
-          <v:rect id="_x0000_i1054" style="width:0;height:1.5pt" o:hralign="center" o:hrstd="t" o:hr="t" fillcolor="#a0a0a0" stroked="f"/>
-        </w:pict>
-      </w:r>
-    </w:p>
-    <w:p>
-      <w:r>
-        <w:rPr>
+          <w:kern w:val="0"/>
+          <w14:ligatures w14:val="none"/>
+        </w:rPr>
+        <w:t>關鍵代碼在</w:t>
+      </w:r>
+      <w:r>
+        <w:rPr>
+          <w:rFonts w:ascii="Times New Roman" w:eastAsia="Times New Roman" w:hAnsi="Times New Roman" w:cs="Times New Roman"/>
           <w:b/>
           <w:bCs/>
-          <w:highlight w:val="yellow"/>
-        </w:rPr>
-        <w:t>文件上传下载</w:t>
-      </w:r>
-    </w:p>
-    <w:p>
-      <w:r>
-        <w:pict w14:anchorId="5E90E1F2">
-          <v:rect id="_x0000_i1055" style="width:0;height:1.5pt" o:hralign="center" o:hrstd="t" o:hr="t" fillcolor="#a0a0a0" stroked="f"/>
-        </w:pict>
-      </w:r>
-    </w:p>
-    <w:p>
-      <w:r>
-        <w:rPr>
+          <w:kern w:val="0"/>
+          <w14:ligatures w14:val="none"/>
+        </w:rPr>
+        <w:t xml:space="preserve"> </w:t>
+      </w:r>
+      <w:proofErr w:type="spellStart"/>
+      <w:r>
+        <w:rPr>
+          <w:rFonts w:ascii="Courier New" w:eastAsia="Times New Roman" w:hAnsi="Courier New" w:cs="Courier New"/>
           <w:b/>
           <w:bCs/>
-        </w:rPr>
-        <w:t>前端（</w:t>
-      </w:r>
-      <w:proofErr w:type="spellStart"/>
-      <w:r>
-        <w:rPr>
+          <w:kern w:val="0"/>
+          <w:sz w:val="20"/>
+          <w:szCs w:val="20"/>
+          <w14:ligatures w14:val="none"/>
+        </w:rPr>
+        <w:t>TraineeView.vue</w:t>
+      </w:r>
+      <w:proofErr w:type="spellEnd"/>
+      <w:r>
+        <w:rPr>
+          <w:rFonts w:ascii="宋体" w:eastAsia="宋体" w:hAnsi="宋体" w:cs="宋体"/>
           <w:b/>
           <w:bCs/>
-        </w:rPr>
-        <w:t>CourseFileView.vue</w:t>
-      </w:r>
-      <w:proofErr w:type="spellEnd"/>
-      <w:r>
-        <w:rPr>
+          <w:kern w:val="0"/>
+          <w14:ligatures w14:val="none"/>
+        </w:rPr>
+        <w:t>：</w:t>
+      </w:r>
+    </w:p>
+    <w:p>
+      <w:pPr>
+        <w:spacing w:after="0" w:line="240" w:lineRule="auto"/>
+        <w:rPr>
+          <w:rFonts w:ascii="Times New Roman" w:eastAsia="Times New Roman" w:hAnsi="Times New Roman" w:cs="Times New Roman"/>
+          <w:kern w:val="0"/>
+          <w14:ligatures w14:val="none"/>
+        </w:rPr>
+      </w:pPr>
+      <w:proofErr w:type="spellStart"/>
+      <w:r>
+        <w:rPr>
+          <w:rFonts w:ascii="Times New Roman" w:eastAsia="Times New Roman" w:hAnsi="Times New Roman" w:cs="Times New Roman"/>
+          <w:kern w:val="0"/>
+          <w14:ligatures w14:val="none"/>
+        </w:rPr>
+        <w:t>javascript</w:t>
+      </w:r>
+      <w:proofErr w:type="spellEnd"/>
+    </w:p>
+    <w:p>
+      <w:pPr>
+        <w:tabs>
+          <w:tab w:val="left" w:pos="916"/>
+          <w:tab w:val="left" w:pos="1832"/>
+          <w:tab w:val="left" w:pos="2748"/>
+          <w:tab w:val="left" w:pos="3664"/>
+          <w:tab w:val="left" w:pos="4580"/>
+          <w:tab w:val="left" w:pos="5496"/>
+          <w:tab w:val="left" w:pos="6412"/>
+          <w:tab w:val="left" w:pos="7328"/>
+          <w:tab w:val="left" w:pos="8244"/>
+          <w:tab w:val="left" w:pos="9160"/>
+          <w:tab w:val="left" w:pos="10076"/>
+          <w:tab w:val="left" w:pos="10992"/>
+          <w:tab w:val="left" w:pos="11908"/>
+          <w:tab w:val="left" w:pos="12824"/>
+          <w:tab w:val="left" w:pos="13740"/>
+          <w:tab w:val="left" w:pos="14656"/>
+        </w:tabs>
+        <w:spacing w:after="0" w:line="240" w:lineRule="auto"/>
+        <w:rPr>
+          <w:rFonts w:ascii="var(--font-mono)" w:eastAsia="Times New Roman" w:hAnsi="var(--font-mono)" w:cs="Courier New"/>
+          <w:color w:val="14181F"/>
+          <w:kern w:val="0"/>
+          <w:sz w:val="20"/>
+          <w:szCs w:val="20"/>
+          <w14:ligatures w14:val="none"/>
+        </w:rPr>
+      </w:pPr>
+      <w:r>
+        <w:rPr>
+          <w:rFonts w:ascii="var(--font-mono)" w:eastAsia="Times New Roman" w:hAnsi="var(--font-mono)" w:cs="Courier New"/>
+          <w:color w:val="8100C2"/>
+          <w:kern w:val="0"/>
+          <w:sz w:val="20"/>
+          <w:szCs w:val="20"/>
+          <w14:ligatures w14:val="none"/>
+        </w:rPr>
+        <w:t>import</w:t>
+      </w:r>
+      <w:r>
+        <w:rPr>
+          <w:rFonts w:ascii="var(--font-mono)" w:eastAsia="Times New Roman" w:hAnsi="var(--font-mono)" w:cs="Courier New"/>
+          <w:color w:val="14181F"/>
+          <w:kern w:val="0"/>
+          <w:sz w:val="20"/>
+          <w:szCs w:val="20"/>
+          <w14:ligatures w14:val="none"/>
+        </w:rPr>
+        <w:t xml:space="preserve"> * </w:t>
+      </w:r>
+      <w:r>
+        <w:rPr>
+          <w:rFonts w:ascii="var(--font-mono)" w:eastAsia="Times New Roman" w:hAnsi="var(--font-mono)" w:cs="Courier New"/>
+          <w:color w:val="8100C2"/>
+          <w:kern w:val="0"/>
+          <w:sz w:val="20"/>
+          <w:szCs w:val="20"/>
+          <w14:ligatures w14:val="none"/>
+        </w:rPr>
+        <w:t>as</w:t>
+      </w:r>
+      <w:r>
+        <w:rPr>
+          <w:rFonts w:ascii="var(--font-mono)" w:eastAsia="Times New Roman" w:hAnsi="var(--font-mono)" w:cs="Courier New"/>
+          <w:color w:val="14181F"/>
+          <w:kern w:val="0"/>
+          <w:sz w:val="20"/>
+          <w:szCs w:val="20"/>
+          <w14:ligatures w14:val="none"/>
+        </w:rPr>
+        <w:t xml:space="preserve"> </w:t>
+      </w:r>
+      <w:r>
+        <w:rPr>
+          <w:rFonts w:ascii="var(--font-mono)" w:eastAsia="Times New Roman" w:hAnsi="var(--font-mono)" w:cs="Courier New"/>
+          <w:color w:val="008080"/>
+          <w:kern w:val="0"/>
+          <w:sz w:val="20"/>
+          <w:szCs w:val="20"/>
+          <w14:ligatures w14:val="none"/>
+        </w:rPr>
+        <w:t>XLSX</w:t>
+      </w:r>
+      <w:r>
+        <w:rPr>
+          <w:rFonts w:ascii="var(--font-mono)" w:eastAsia="Times New Roman" w:hAnsi="var(--font-mono)" w:cs="Courier New"/>
+          <w:color w:val="14181F"/>
+          <w:kern w:val="0"/>
+          <w:sz w:val="20"/>
+          <w:szCs w:val="20"/>
+          <w14:ligatures w14:val="none"/>
+        </w:rPr>
+        <w:t xml:space="preserve"> </w:t>
+      </w:r>
+      <w:r>
+        <w:rPr>
+          <w:rFonts w:ascii="var(--font-mono)" w:eastAsia="Times New Roman" w:hAnsi="var(--font-mono)" w:cs="Courier New"/>
+          <w:color w:val="8100C2"/>
+          <w:kern w:val="0"/>
+          <w:sz w:val="20"/>
+          <w:szCs w:val="20"/>
+          <w14:ligatures w14:val="none"/>
+        </w:rPr>
+        <w:t>from</w:t>
+      </w:r>
+      <w:r>
+        <w:rPr>
+          <w:rFonts w:ascii="var(--font-mono)" w:eastAsia="Times New Roman" w:hAnsi="var(--font-mono)" w:cs="Courier New"/>
+          <w:color w:val="14181F"/>
+          <w:kern w:val="0"/>
+          <w:sz w:val="20"/>
+          <w:szCs w:val="20"/>
+          <w14:ligatures w14:val="none"/>
+        </w:rPr>
+        <w:t xml:space="preserve"> </w:t>
+      </w:r>
+      <w:r>
+        <w:rPr>
+          <w:rFonts w:ascii="var(--font-mono)" w:eastAsia="Times New Roman" w:hAnsi="var(--font-mono)" w:cs="Courier New"/>
+          <w:color w:val="008000"/>
+          <w:kern w:val="0"/>
+          <w:sz w:val="20"/>
+          <w:szCs w:val="20"/>
+          <w14:ligatures w14:val="none"/>
+        </w:rPr>
+        <w:t>'xlsx'</w:t>
+      </w:r>
+    </w:p>
+    <w:p>
+      <w:pPr>
+        <w:tabs>
+          <w:tab w:val="left" w:pos="916"/>
+          <w:tab w:val="left" w:pos="1832"/>
+          <w:tab w:val="left" w:pos="2748"/>
+          <w:tab w:val="left" w:pos="3664"/>
+          <w:tab w:val="left" w:pos="4580"/>
+          <w:tab w:val="left" w:pos="5496"/>
+          <w:tab w:val="left" w:pos="6412"/>
+          <w:tab w:val="left" w:pos="7328"/>
+          <w:tab w:val="left" w:pos="8244"/>
+          <w:tab w:val="left" w:pos="9160"/>
+          <w:tab w:val="left" w:pos="10076"/>
+          <w:tab w:val="left" w:pos="10992"/>
+          <w:tab w:val="left" w:pos="11908"/>
+          <w:tab w:val="left" w:pos="12824"/>
+          <w:tab w:val="left" w:pos="13740"/>
+          <w:tab w:val="left" w:pos="14656"/>
+        </w:tabs>
+        <w:spacing w:after="0" w:line="240" w:lineRule="auto"/>
+        <w:rPr>
+          <w:rFonts w:ascii="var(--font-mono)" w:eastAsia="Times New Roman" w:hAnsi="var(--font-mono)" w:cs="Courier New"/>
+          <w:color w:val="14181F"/>
+          <w:kern w:val="0"/>
+          <w:sz w:val="20"/>
+          <w:szCs w:val="20"/>
+          <w14:ligatures w14:val="none"/>
+        </w:rPr>
+      </w:pPr>
+    </w:p>
+    <w:p>
+      <w:pPr>
+        <w:tabs>
+          <w:tab w:val="left" w:pos="916"/>
+          <w:tab w:val="left" w:pos="1832"/>
+          <w:tab w:val="left" w:pos="2748"/>
+          <w:tab w:val="left" w:pos="3664"/>
+          <w:tab w:val="left" w:pos="4580"/>
+          <w:tab w:val="left" w:pos="5496"/>
+          <w:tab w:val="left" w:pos="6412"/>
+          <w:tab w:val="left" w:pos="7328"/>
+          <w:tab w:val="left" w:pos="8244"/>
+          <w:tab w:val="left" w:pos="9160"/>
+          <w:tab w:val="left" w:pos="10076"/>
+          <w:tab w:val="left" w:pos="10992"/>
+          <w:tab w:val="left" w:pos="11908"/>
+          <w:tab w:val="left" w:pos="12824"/>
+          <w:tab w:val="left" w:pos="13740"/>
+          <w:tab w:val="left" w:pos="14656"/>
+        </w:tabs>
+        <w:spacing w:after="0" w:line="240" w:lineRule="auto"/>
+        <w:rPr>
+          <w:rFonts w:ascii="var(--font-mono)" w:eastAsia="Times New Roman" w:hAnsi="var(--font-mono)" w:cs="Courier New"/>
+          <w:color w:val="14181F"/>
+          <w:kern w:val="0"/>
+          <w:sz w:val="20"/>
+          <w:szCs w:val="20"/>
+          <w14:ligatures w14:val="none"/>
+        </w:rPr>
+      </w:pPr>
+      <w:r>
+        <w:rPr>
+          <w:rFonts w:ascii="var(--font-mono)" w:eastAsia="Times New Roman" w:hAnsi="var(--font-mono)" w:cs="Courier New"/>
+          <w:color w:val="8100C2"/>
+          <w:kern w:val="0"/>
+          <w:sz w:val="20"/>
+          <w:szCs w:val="20"/>
+          <w14:ligatures w14:val="none"/>
+        </w:rPr>
+        <w:t>function</w:t>
+      </w:r>
+      <w:r>
+        <w:rPr>
+          <w:rFonts w:ascii="var(--font-mono)" w:eastAsia="Times New Roman" w:hAnsi="var(--font-mono)" w:cs="Courier New"/>
+          <w:color w:val="14181F"/>
+          <w:kern w:val="0"/>
+          <w:sz w:val="20"/>
+          <w:szCs w:val="20"/>
+          <w14:ligatures w14:val="none"/>
+        </w:rPr>
+        <w:t xml:space="preserve"> </w:t>
+      </w:r>
+      <w:proofErr w:type="spellStart"/>
+      <w:r>
+        <w:rPr>
+          <w:rFonts w:ascii="var(--font-mono)" w:eastAsia="Times New Roman" w:hAnsi="var(--font-mono)" w:cs="Courier New"/>
+          <w:color w:val="0051C2"/>
+          <w:kern w:val="0"/>
+          <w:sz w:val="20"/>
+          <w:szCs w:val="20"/>
+          <w14:ligatures w14:val="none"/>
+        </w:rPr>
+        <w:t>handleExcelUpload</w:t>
+      </w:r>
+      <w:proofErr w:type="spellEnd"/>
+      <w:r>
+        <w:rPr>
+          <w:rFonts w:ascii="var(--font-mono)" w:eastAsia="Times New Roman" w:hAnsi="var(--font-mono)" w:cs="Courier New"/>
+          <w:color w:val="2B303B"/>
+          <w:kern w:val="0"/>
+          <w:sz w:val="20"/>
+          <w:szCs w:val="20"/>
+          <w14:ligatures w14:val="none"/>
+        </w:rPr>
+        <w:t>(</w:t>
+      </w:r>
+      <w:r>
+        <w:rPr>
+          <w:rFonts w:ascii="var(--font-mono)" w:eastAsia="Times New Roman" w:hAnsi="var(--font-mono)" w:cs="Courier New"/>
+          <w:color w:val="B84F05"/>
+          <w:kern w:val="0"/>
+          <w:sz w:val="20"/>
+          <w:szCs w:val="20"/>
+          <w14:ligatures w14:val="none"/>
+        </w:rPr>
+        <w:t>file</w:t>
+      </w:r>
+      <w:r>
+        <w:rPr>
+          <w:rFonts w:ascii="var(--font-mono)" w:eastAsia="Times New Roman" w:hAnsi="var(--font-mono)" w:cs="Courier New"/>
+          <w:color w:val="2B303B"/>
+          <w:kern w:val="0"/>
+          <w:sz w:val="20"/>
+          <w:szCs w:val="20"/>
+          <w14:ligatures w14:val="none"/>
+        </w:rPr>
+        <w:t>)</w:t>
+      </w:r>
+      <w:r>
+        <w:rPr>
+          <w:rFonts w:ascii="var(--font-mono)" w:eastAsia="Times New Roman" w:hAnsi="var(--font-mono)" w:cs="Courier New"/>
+          <w:color w:val="14181F"/>
+          <w:kern w:val="0"/>
+          <w:sz w:val="20"/>
+          <w:szCs w:val="20"/>
+          <w14:ligatures w14:val="none"/>
+        </w:rPr>
+        <w:t xml:space="preserve"> </w:t>
+      </w:r>
+      <w:r>
+        <w:rPr>
+          <w:rFonts w:ascii="var(--font-mono)" w:eastAsia="Times New Roman" w:hAnsi="var(--font-mono)" w:cs="Courier New"/>
+          <w:color w:val="2B303B"/>
+          <w:kern w:val="0"/>
+          <w:sz w:val="20"/>
+          <w:szCs w:val="20"/>
+          <w14:ligatures w14:val="none"/>
+        </w:rPr>
+        <w:t>{</w:t>
+      </w:r>
+    </w:p>
+    <w:p>
+      <w:pPr>
+        <w:tabs>
+          <w:tab w:val="left" w:pos="916"/>
+          <w:tab w:val="left" w:pos="1832"/>
+          <w:tab w:val="left" w:pos="2748"/>
+          <w:tab w:val="left" w:pos="3664"/>
+          <w:tab w:val="left" w:pos="4580"/>
+          <w:tab w:val="left" w:pos="5496"/>
+          <w:tab w:val="left" w:pos="6412"/>
+          <w:tab w:val="left" w:pos="7328"/>
+          <w:tab w:val="left" w:pos="8244"/>
+          <w:tab w:val="left" w:pos="9160"/>
+          <w:tab w:val="left" w:pos="10076"/>
+          <w:tab w:val="left" w:pos="10992"/>
+          <w:tab w:val="left" w:pos="11908"/>
+          <w:tab w:val="left" w:pos="12824"/>
+          <w:tab w:val="left" w:pos="13740"/>
+          <w:tab w:val="left" w:pos="14656"/>
+        </w:tabs>
+        <w:spacing w:after="0" w:line="240" w:lineRule="auto"/>
+        <w:rPr>
+          <w:rFonts w:ascii="var(--font-mono)" w:eastAsia="Times New Roman" w:hAnsi="var(--font-mono)" w:cs="Courier New"/>
+          <w:color w:val="14181F"/>
+          <w:kern w:val="0"/>
+          <w:sz w:val="20"/>
+          <w:szCs w:val="20"/>
+          <w14:ligatures w14:val="none"/>
+        </w:rPr>
+      </w:pPr>
+      <w:r>
+        <w:rPr>
+          <w:rFonts w:ascii="var(--font-mono)" w:eastAsia="Times New Roman" w:hAnsi="var(--font-mono)" w:cs="Courier New"/>
+          <w:color w:val="14181F"/>
+          <w:kern w:val="0"/>
+          <w:sz w:val="20"/>
+          <w:szCs w:val="20"/>
+          <w14:ligatures w14:val="none"/>
+        </w:rPr>
+        <w:t xml:space="preserve">    </w:t>
+      </w:r>
+      <w:proofErr w:type="spellStart"/>
+      <w:r>
+        <w:rPr>
+          <w:rFonts w:ascii="var(--font-mono)" w:eastAsia="Times New Roman" w:hAnsi="var(--font-mono)" w:cs="Courier New"/>
+          <w:color w:val="8100C2"/>
+          <w:kern w:val="0"/>
+          <w:sz w:val="20"/>
+          <w:szCs w:val="20"/>
+          <w14:ligatures w14:val="none"/>
+        </w:rPr>
+        <w:t>const</w:t>
+      </w:r>
+      <w:proofErr w:type="spellEnd"/>
+      <w:r>
+        <w:rPr>
+          <w:rFonts w:ascii="var(--font-mono)" w:eastAsia="Times New Roman" w:hAnsi="var(--font-mono)" w:cs="Courier New"/>
+          <w:color w:val="14181F"/>
+          <w:kern w:val="0"/>
+          <w:sz w:val="20"/>
+          <w:szCs w:val="20"/>
+          <w14:ligatures w14:val="none"/>
+        </w:rPr>
+        <w:t xml:space="preserve"> reader = </w:t>
+      </w:r>
+      <w:r>
+        <w:rPr>
+          <w:rFonts w:ascii="var(--font-mono)" w:eastAsia="Times New Roman" w:hAnsi="var(--font-mono)" w:cs="Courier New"/>
+          <w:color w:val="8100C2"/>
+          <w:kern w:val="0"/>
+          <w:sz w:val="20"/>
+          <w:szCs w:val="20"/>
+          <w14:ligatures w14:val="none"/>
+        </w:rPr>
+        <w:t>new</w:t>
+      </w:r>
+      <w:r>
+        <w:rPr>
+          <w:rFonts w:ascii="var(--font-mono)" w:eastAsia="Times New Roman" w:hAnsi="var(--font-mono)" w:cs="Courier New"/>
+          <w:color w:val="14181F"/>
+          <w:kern w:val="0"/>
+          <w:sz w:val="20"/>
+          <w:szCs w:val="20"/>
+          <w14:ligatures w14:val="none"/>
+        </w:rPr>
+        <w:t xml:space="preserve"> </w:t>
+      </w:r>
+      <w:proofErr w:type="spellStart"/>
+      <w:proofErr w:type="gramStart"/>
+      <w:r>
+        <w:rPr>
+          <w:rFonts w:ascii="var(--font-mono)" w:eastAsia="Times New Roman" w:hAnsi="var(--font-mono)" w:cs="Courier New"/>
+          <w:color w:val="B34A00"/>
+          <w:kern w:val="0"/>
+          <w:sz w:val="20"/>
+          <w:szCs w:val="20"/>
+          <w14:ligatures w14:val="none"/>
+        </w:rPr>
+        <w:t>FileReader</w:t>
+      </w:r>
+      <w:proofErr w:type="spellEnd"/>
+      <w:r>
+        <w:rPr>
+          <w:rFonts w:ascii="var(--font-mono)" w:eastAsia="Times New Roman" w:hAnsi="var(--font-mono)" w:cs="Courier New"/>
+          <w:color w:val="2B303B"/>
+          <w:kern w:val="0"/>
+          <w:sz w:val="20"/>
+          <w:szCs w:val="20"/>
+          <w14:ligatures w14:val="none"/>
+        </w:rPr>
+        <w:t>(</w:t>
+      </w:r>
+      <w:proofErr w:type="gramEnd"/>
+      <w:r>
+        <w:rPr>
+          <w:rFonts w:ascii="var(--font-mono)" w:eastAsia="Times New Roman" w:hAnsi="var(--font-mono)" w:cs="Courier New"/>
+          <w:color w:val="2B303B"/>
+          <w:kern w:val="0"/>
+          <w:sz w:val="20"/>
+          <w:szCs w:val="20"/>
+          <w14:ligatures w14:val="none"/>
+        </w:rPr>
+        <w:t>)</w:t>
+      </w:r>
+    </w:p>
+    <w:p>
+      <w:pPr>
+        <w:tabs>
+          <w:tab w:val="left" w:pos="916"/>
+          <w:tab w:val="left" w:pos="1832"/>
+          <w:tab w:val="left" w:pos="2748"/>
+          <w:tab w:val="left" w:pos="3664"/>
+          <w:tab w:val="left" w:pos="4580"/>
+          <w:tab w:val="left" w:pos="5496"/>
+          <w:tab w:val="left" w:pos="6412"/>
+          <w:tab w:val="left" w:pos="7328"/>
+          <w:tab w:val="left" w:pos="8244"/>
+          <w:tab w:val="left" w:pos="9160"/>
+          <w:tab w:val="left" w:pos="10076"/>
+          <w:tab w:val="left" w:pos="10992"/>
+          <w:tab w:val="left" w:pos="11908"/>
+          <w:tab w:val="left" w:pos="12824"/>
+          <w:tab w:val="left" w:pos="13740"/>
+          <w:tab w:val="left" w:pos="14656"/>
+        </w:tabs>
+        <w:spacing w:after="0" w:line="240" w:lineRule="auto"/>
+        <w:rPr>
+          <w:rFonts w:ascii="var(--font-mono)" w:eastAsia="Times New Roman" w:hAnsi="var(--font-mono)" w:cs="Courier New"/>
+          <w:color w:val="14181F"/>
+          <w:kern w:val="0"/>
+          <w:sz w:val="20"/>
+          <w:szCs w:val="20"/>
+          <w14:ligatures w14:val="none"/>
+        </w:rPr>
+      </w:pPr>
+      <w:r>
+        <w:rPr>
+          <w:rFonts w:ascii="var(--font-mono)" w:eastAsia="Times New Roman" w:hAnsi="var(--font-mono)" w:cs="Courier New"/>
+          <w:color w:val="14181F"/>
+          <w:kern w:val="0"/>
+          <w:sz w:val="20"/>
+          <w:szCs w:val="20"/>
+          <w14:ligatures w14:val="none"/>
+        </w:rPr>
+        <w:t xml:space="preserve">    </w:t>
+      </w:r>
+      <w:proofErr w:type="spellStart"/>
+      <w:proofErr w:type="gramStart"/>
+      <w:r>
+        <w:rPr>
+          <w:rFonts w:ascii="var(--font-mono)" w:eastAsia="Times New Roman" w:hAnsi="var(--font-mono)" w:cs="Courier New"/>
+          <w:color w:val="14181F"/>
+          <w:kern w:val="0"/>
+          <w:sz w:val="20"/>
+          <w:szCs w:val="20"/>
+          <w14:ligatures w14:val="none"/>
+        </w:rPr>
+        <w:t>reader</w:t>
+      </w:r>
+      <w:r>
+        <w:rPr>
+          <w:rFonts w:ascii="var(--font-mono)" w:eastAsia="Times New Roman" w:hAnsi="var(--font-mono)" w:cs="Courier New"/>
+          <w:color w:val="2B303B"/>
+          <w:kern w:val="0"/>
+          <w:sz w:val="20"/>
+          <w:szCs w:val="20"/>
+          <w14:ligatures w14:val="none"/>
+        </w:rPr>
+        <w:t>.</w:t>
+      </w:r>
+      <w:r>
+        <w:rPr>
+          <w:rFonts w:ascii="var(--font-mono)" w:eastAsia="Times New Roman" w:hAnsi="var(--font-mono)" w:cs="Courier New"/>
+          <w:color w:val="0051C2"/>
+          <w:kern w:val="0"/>
+          <w:sz w:val="20"/>
+          <w:szCs w:val="20"/>
+          <w14:ligatures w14:val="none"/>
+        </w:rPr>
+        <w:t>onload</w:t>
+      </w:r>
+      <w:proofErr w:type="spellEnd"/>
+      <w:proofErr w:type="gramEnd"/>
+      <w:r>
+        <w:rPr>
+          <w:rFonts w:ascii="var(--font-mono)" w:eastAsia="Times New Roman" w:hAnsi="var(--font-mono)" w:cs="Courier New"/>
+          <w:color w:val="14181F"/>
+          <w:kern w:val="0"/>
+          <w:sz w:val="20"/>
+          <w:szCs w:val="20"/>
+          <w14:ligatures w14:val="none"/>
+        </w:rPr>
+        <w:t xml:space="preserve"> = </w:t>
+      </w:r>
+      <w:r>
+        <w:rPr>
+          <w:rFonts w:ascii="var(--font-mono)" w:eastAsia="Times New Roman" w:hAnsi="var(--font-mono)" w:cs="Courier New"/>
+          <w:color w:val="2B303B"/>
+          <w:kern w:val="0"/>
+          <w:sz w:val="20"/>
+          <w:szCs w:val="20"/>
+          <w14:ligatures w14:val="none"/>
+        </w:rPr>
+        <w:t>(</w:t>
+      </w:r>
+      <w:r>
+        <w:rPr>
+          <w:rFonts w:ascii="var(--font-mono)" w:eastAsia="Times New Roman" w:hAnsi="var(--font-mono)" w:cs="Courier New"/>
+          <w:color w:val="B84F05"/>
+          <w:kern w:val="0"/>
+          <w:sz w:val="20"/>
+          <w:szCs w:val="20"/>
+          <w14:ligatures w14:val="none"/>
+        </w:rPr>
+        <w:t>e</w:t>
+      </w:r>
+      <w:r>
+        <w:rPr>
+          <w:rFonts w:ascii="var(--font-mono)" w:eastAsia="Times New Roman" w:hAnsi="var(--font-mono)" w:cs="Courier New"/>
+          <w:color w:val="2B303B"/>
+          <w:kern w:val="0"/>
+          <w:sz w:val="20"/>
+          <w:szCs w:val="20"/>
+          <w14:ligatures w14:val="none"/>
+        </w:rPr>
+        <w:t>)</w:t>
+      </w:r>
+      <w:r>
+        <w:rPr>
+          <w:rFonts w:ascii="var(--font-mono)" w:eastAsia="Times New Roman" w:hAnsi="var(--font-mono)" w:cs="Courier New"/>
+          <w:color w:val="14181F"/>
+          <w:kern w:val="0"/>
+          <w:sz w:val="20"/>
+          <w:szCs w:val="20"/>
+          <w14:ligatures w14:val="none"/>
+        </w:rPr>
+        <w:t xml:space="preserve"> =&gt; </w:t>
+      </w:r>
+      <w:r>
+        <w:rPr>
+          <w:rFonts w:ascii="var(--font-mono)" w:eastAsia="Times New Roman" w:hAnsi="var(--font-mono)" w:cs="Courier New"/>
+          <w:color w:val="2B303B"/>
+          <w:kern w:val="0"/>
+          <w:sz w:val="20"/>
+          <w:szCs w:val="20"/>
+          <w14:ligatures w14:val="none"/>
+        </w:rPr>
+        <w:t>{</w:t>
+      </w:r>
+    </w:p>
+    <w:p>
+      <w:pPr>
+        <w:tabs>
+          <w:tab w:val="left" w:pos="916"/>
+          <w:tab w:val="left" w:pos="1832"/>
+          <w:tab w:val="left" w:pos="2748"/>
+          <w:tab w:val="left" w:pos="3664"/>
+          <w:tab w:val="left" w:pos="4580"/>
+          <w:tab w:val="left" w:pos="5496"/>
+          <w:tab w:val="left" w:pos="6412"/>
+          <w:tab w:val="left" w:pos="7328"/>
+          <w:tab w:val="left" w:pos="8244"/>
+          <w:tab w:val="left" w:pos="9160"/>
+          <w:tab w:val="left" w:pos="10076"/>
+          <w:tab w:val="left" w:pos="10992"/>
+          <w:tab w:val="left" w:pos="11908"/>
+          <w:tab w:val="left" w:pos="12824"/>
+          <w:tab w:val="left" w:pos="13740"/>
+          <w:tab w:val="left" w:pos="14656"/>
+        </w:tabs>
+        <w:spacing w:after="0" w:line="240" w:lineRule="auto"/>
+        <w:rPr>
+          <w:rFonts w:ascii="var(--font-mono)" w:eastAsia="Times New Roman" w:hAnsi="var(--font-mono)" w:cs="Courier New"/>
+          <w:color w:val="14181F"/>
+          <w:kern w:val="0"/>
+          <w:sz w:val="20"/>
+          <w:szCs w:val="20"/>
+          <w14:ligatures w14:val="none"/>
+        </w:rPr>
+      </w:pPr>
+      <w:r>
+        <w:rPr>
+          <w:rFonts w:ascii="var(--font-mono)" w:eastAsia="Times New Roman" w:hAnsi="var(--font-mono)" w:cs="Courier New"/>
+          <w:color w:val="14181F"/>
+          <w:kern w:val="0"/>
+          <w:sz w:val="20"/>
+          <w:szCs w:val="20"/>
+          <w14:ligatures w14:val="none"/>
+        </w:rPr>
+        <w:t xml:space="preserve">        </w:t>
+      </w:r>
+      <w:proofErr w:type="spellStart"/>
+      <w:r>
+        <w:rPr>
+          <w:rFonts w:ascii="var(--font-mono)" w:eastAsia="Times New Roman" w:hAnsi="var(--font-mono)" w:cs="Courier New"/>
+          <w:color w:val="8100C2"/>
+          <w:kern w:val="0"/>
+          <w:sz w:val="20"/>
+          <w:szCs w:val="20"/>
+          <w14:ligatures w14:val="none"/>
+        </w:rPr>
+        <w:t>const</w:t>
+      </w:r>
+      <w:proofErr w:type="spellEnd"/>
+      <w:r>
+        <w:rPr>
+          <w:rFonts w:ascii="var(--font-mono)" w:eastAsia="Times New Roman" w:hAnsi="var(--font-mono)" w:cs="Courier New"/>
+          <w:color w:val="14181F"/>
+          <w:kern w:val="0"/>
+          <w:sz w:val="20"/>
+          <w:szCs w:val="20"/>
+          <w14:ligatures w14:val="none"/>
+        </w:rPr>
+        <w:t xml:space="preserve"> workbook = </w:t>
+      </w:r>
+      <w:proofErr w:type="spellStart"/>
+      <w:r>
+        <w:rPr>
+          <w:rFonts w:ascii="var(--font-mono)" w:eastAsia="Times New Roman" w:hAnsi="var(--font-mono)" w:cs="Courier New"/>
+          <w:color w:val="008080"/>
+          <w:kern w:val="0"/>
+          <w:sz w:val="20"/>
+          <w:szCs w:val="20"/>
+          <w14:ligatures w14:val="none"/>
+        </w:rPr>
+        <w:t>XLSX</w:t>
+      </w:r>
+      <w:r>
+        <w:rPr>
+          <w:rFonts w:ascii="var(--font-mono)" w:eastAsia="Times New Roman" w:hAnsi="var(--font-mono)" w:cs="Courier New"/>
+          <w:color w:val="2B303B"/>
+          <w:kern w:val="0"/>
+          <w:sz w:val="20"/>
+          <w:szCs w:val="20"/>
+          <w14:ligatures w14:val="none"/>
+        </w:rPr>
+        <w:t>.</w:t>
+      </w:r>
+      <w:r>
+        <w:rPr>
+          <w:rFonts w:ascii="var(--font-mono)" w:eastAsia="Times New Roman" w:hAnsi="var(--font-mono)" w:cs="Courier New"/>
+          <w:color w:val="0051C2"/>
+          <w:kern w:val="0"/>
+          <w:sz w:val="20"/>
+          <w:szCs w:val="20"/>
+          <w14:ligatures w14:val="none"/>
+        </w:rPr>
+        <w:t>read</w:t>
+      </w:r>
+      <w:proofErr w:type="spellEnd"/>
+      <w:r>
+        <w:rPr>
+          <w:rFonts w:ascii="var(--font-mono)" w:eastAsia="Times New Roman" w:hAnsi="var(--font-mono)" w:cs="Courier New"/>
+          <w:color w:val="2B303B"/>
+          <w:kern w:val="0"/>
+          <w:sz w:val="20"/>
+          <w:szCs w:val="20"/>
+          <w14:ligatures w14:val="none"/>
+        </w:rPr>
+        <w:t>(</w:t>
+      </w:r>
+      <w:proofErr w:type="spellStart"/>
+      <w:proofErr w:type="gramStart"/>
+      <w:r>
+        <w:rPr>
+          <w:rFonts w:ascii="var(--font-mono)" w:eastAsia="Times New Roman" w:hAnsi="var(--font-mono)" w:cs="Courier New"/>
+          <w:color w:val="14181F"/>
+          <w:kern w:val="0"/>
+          <w:sz w:val="20"/>
+          <w:szCs w:val="20"/>
+          <w14:ligatures w14:val="none"/>
+        </w:rPr>
+        <w:t>e</w:t>
+      </w:r>
+      <w:r>
+        <w:rPr>
+          <w:rFonts w:ascii="var(--font-mono)" w:eastAsia="Times New Roman" w:hAnsi="var(--font-mono)" w:cs="Courier New"/>
+          <w:color w:val="2B303B"/>
+          <w:kern w:val="0"/>
+          <w:sz w:val="20"/>
+          <w:szCs w:val="20"/>
+          <w14:ligatures w14:val="none"/>
+        </w:rPr>
+        <w:t>.</w:t>
+      </w:r>
+      <w:r>
+        <w:rPr>
+          <w:rFonts w:ascii="var(--font-mono)" w:eastAsia="Times New Roman" w:hAnsi="var(--font-mono)" w:cs="Courier New"/>
+          <w:color w:val="14181F"/>
+          <w:kern w:val="0"/>
+          <w:sz w:val="20"/>
+          <w:szCs w:val="20"/>
+          <w14:ligatures w14:val="none"/>
+        </w:rPr>
+        <w:t>target</w:t>
+      </w:r>
+      <w:proofErr w:type="gramEnd"/>
+      <w:r>
+        <w:rPr>
+          <w:rFonts w:ascii="var(--font-mono)" w:eastAsia="Times New Roman" w:hAnsi="var(--font-mono)" w:cs="Courier New"/>
+          <w:color w:val="2B303B"/>
+          <w:kern w:val="0"/>
+          <w:sz w:val="20"/>
+          <w:szCs w:val="20"/>
+          <w14:ligatures w14:val="none"/>
+        </w:rPr>
+        <w:t>.</w:t>
+      </w:r>
+      <w:r>
+        <w:rPr>
+          <w:rFonts w:ascii="var(--font-mono)" w:eastAsia="Times New Roman" w:hAnsi="var(--font-mono)" w:cs="Courier New"/>
+          <w:color w:val="14181F"/>
+          <w:kern w:val="0"/>
+          <w:sz w:val="20"/>
+          <w:szCs w:val="20"/>
+          <w14:ligatures w14:val="none"/>
+        </w:rPr>
+        <w:t>result</w:t>
+      </w:r>
+      <w:proofErr w:type="spellEnd"/>
+      <w:r>
+        <w:rPr>
+          <w:rFonts w:ascii="var(--font-mono)" w:eastAsia="Times New Roman" w:hAnsi="var(--font-mono)" w:cs="Courier New"/>
+          <w:color w:val="2B303B"/>
+          <w:kern w:val="0"/>
+          <w:sz w:val="20"/>
+          <w:szCs w:val="20"/>
+          <w14:ligatures w14:val="none"/>
+        </w:rPr>
+        <w:t>,</w:t>
+      </w:r>
+      <w:r>
+        <w:rPr>
+          <w:rFonts w:ascii="var(--font-mono)" w:eastAsia="Times New Roman" w:hAnsi="var(--font-mono)" w:cs="Courier New"/>
+          <w:color w:val="14181F"/>
+          <w:kern w:val="0"/>
+          <w:sz w:val="20"/>
+          <w:szCs w:val="20"/>
+          <w14:ligatures w14:val="none"/>
+        </w:rPr>
+        <w:t xml:space="preserve"> </w:t>
+      </w:r>
+      <w:proofErr w:type="gramStart"/>
+      <w:r>
+        <w:rPr>
+          <w:rFonts w:ascii="var(--font-mono)" w:eastAsia="Times New Roman" w:hAnsi="var(--font-mono)" w:cs="Courier New"/>
+          <w:color w:val="2B303B"/>
+          <w:kern w:val="0"/>
+          <w:sz w:val="20"/>
+          <w:szCs w:val="20"/>
+          <w14:ligatures w14:val="none"/>
+        </w:rPr>
+        <w:t>{</w:t>
+      </w:r>
+      <w:r>
+        <w:rPr>
+          <w:rFonts w:ascii="var(--font-mono)" w:eastAsia="Times New Roman" w:hAnsi="var(--font-mono)" w:cs="Courier New"/>
+          <w:color w:val="14181F"/>
+          <w:kern w:val="0"/>
+          <w:sz w:val="20"/>
+          <w:szCs w:val="20"/>
+          <w14:ligatures w14:val="none"/>
+        </w:rPr>
+        <w:t xml:space="preserve"> </w:t>
+      </w:r>
+      <w:r>
+        <w:rPr>
+          <w:rFonts w:ascii="var(--font-mono)" w:eastAsia="Times New Roman" w:hAnsi="var(--font-mono)" w:cs="Courier New"/>
+          <w:color w:val="B80A18"/>
+          <w:kern w:val="0"/>
+          <w:sz w:val="20"/>
+          <w:szCs w:val="20"/>
+          <w14:ligatures w14:val="none"/>
+        </w:rPr>
+        <w:t>type</w:t>
+      </w:r>
+      <w:proofErr w:type="gramEnd"/>
+      <w:r>
+        <w:rPr>
+          <w:rFonts w:ascii="var(--font-mono)" w:eastAsia="Times New Roman" w:hAnsi="var(--font-mono)" w:cs="Courier New"/>
+          <w:color w:val="14181F"/>
+          <w:kern w:val="0"/>
+          <w:sz w:val="20"/>
+          <w:szCs w:val="20"/>
+          <w14:ligatures w14:val="none"/>
+        </w:rPr>
+        <w:t xml:space="preserve">: </w:t>
+      </w:r>
+      <w:r>
+        <w:rPr>
+          <w:rFonts w:ascii="var(--font-mono)" w:eastAsia="Times New Roman" w:hAnsi="var(--font-mono)" w:cs="Courier New"/>
+          <w:color w:val="008000"/>
+          <w:kern w:val="0"/>
+          <w:sz w:val="20"/>
+          <w:szCs w:val="20"/>
+          <w14:ligatures w14:val="none"/>
+        </w:rPr>
+        <w:t>'array</w:t>
+      </w:r>
+      <w:proofErr w:type="gramStart"/>
+      <w:r>
+        <w:rPr>
+          <w:rFonts w:ascii="var(--font-mono)" w:eastAsia="Times New Roman" w:hAnsi="var(--font-mono)" w:cs="Courier New"/>
+          <w:color w:val="008000"/>
+          <w:kern w:val="0"/>
+          <w:sz w:val="20"/>
+          <w:szCs w:val="20"/>
+          <w14:ligatures w14:val="none"/>
+        </w:rPr>
+        <w:t>'</w:t>
+      </w:r>
+      <w:r>
+        <w:rPr>
+          <w:rFonts w:ascii="var(--font-mono)" w:eastAsia="Times New Roman" w:hAnsi="var(--font-mono)" w:cs="Courier New"/>
+          <w:color w:val="14181F"/>
+          <w:kern w:val="0"/>
+          <w:sz w:val="20"/>
+          <w:szCs w:val="20"/>
+          <w14:ligatures w14:val="none"/>
+        </w:rPr>
+        <w:t xml:space="preserve"> </w:t>
+      </w:r>
+      <w:r>
+        <w:rPr>
+          <w:rFonts w:ascii="var(--font-mono)" w:eastAsia="Times New Roman" w:hAnsi="var(--font-mono)" w:cs="Courier New"/>
+          <w:color w:val="2B303B"/>
+          <w:kern w:val="0"/>
+          <w:sz w:val="20"/>
+          <w:szCs w:val="20"/>
+          <w14:ligatures w14:val="none"/>
+        </w:rPr>
+        <w:t>}</w:t>
+      </w:r>
+      <w:proofErr w:type="gramEnd"/>
+      <w:r>
+        <w:rPr>
+          <w:rFonts w:ascii="var(--font-mono)" w:eastAsia="Times New Roman" w:hAnsi="var(--font-mono)" w:cs="Courier New"/>
+          <w:color w:val="2B303B"/>
+          <w:kern w:val="0"/>
+          <w:sz w:val="20"/>
+          <w:szCs w:val="20"/>
+          <w14:ligatures w14:val="none"/>
+        </w:rPr>
+        <w:t>)</w:t>
+      </w:r>
+    </w:p>
+    <w:p>
+      <w:pPr>
+        <w:tabs>
+          <w:tab w:val="left" w:pos="916"/>
+          <w:tab w:val="left" w:pos="1832"/>
+          <w:tab w:val="left" w:pos="2748"/>
+          <w:tab w:val="left" w:pos="3664"/>
+          <w:tab w:val="left" w:pos="4580"/>
+          <w:tab w:val="left" w:pos="5496"/>
+          <w:tab w:val="left" w:pos="6412"/>
+          <w:tab w:val="left" w:pos="7328"/>
+          <w:tab w:val="left" w:pos="8244"/>
+          <w:tab w:val="left" w:pos="9160"/>
+          <w:tab w:val="left" w:pos="10076"/>
+          <w:tab w:val="left" w:pos="10992"/>
+          <w:tab w:val="left" w:pos="11908"/>
+          <w:tab w:val="left" w:pos="12824"/>
+          <w:tab w:val="left" w:pos="13740"/>
+          <w:tab w:val="left" w:pos="14656"/>
+        </w:tabs>
+        <w:spacing w:after="0" w:line="240" w:lineRule="auto"/>
+        <w:rPr>
+          <w:rFonts w:ascii="var(--font-mono)" w:eastAsia="Times New Roman" w:hAnsi="var(--font-mono)" w:cs="Courier New"/>
+          <w:color w:val="14181F"/>
+          <w:kern w:val="0"/>
+          <w:sz w:val="20"/>
+          <w:szCs w:val="20"/>
+          <w14:ligatures w14:val="none"/>
+        </w:rPr>
+      </w:pPr>
+      <w:r>
+        <w:rPr>
+          <w:rFonts w:ascii="var(--font-mono)" w:eastAsia="Times New Roman" w:hAnsi="var(--font-mono)" w:cs="Courier New"/>
+          <w:color w:val="14181F"/>
+          <w:kern w:val="0"/>
+          <w:sz w:val="20"/>
+          <w:szCs w:val="20"/>
+          <w14:ligatures w14:val="none"/>
+        </w:rPr>
+        <w:t xml:space="preserve">        </w:t>
+      </w:r>
+      <w:proofErr w:type="spellStart"/>
+      <w:r>
+        <w:rPr>
+          <w:rFonts w:ascii="var(--font-mono)" w:eastAsia="Times New Roman" w:hAnsi="var(--font-mono)" w:cs="Courier New"/>
+          <w:color w:val="8100C2"/>
+          <w:kern w:val="0"/>
+          <w:sz w:val="20"/>
+          <w:szCs w:val="20"/>
+          <w14:ligatures w14:val="none"/>
+        </w:rPr>
+        <w:t>const</w:t>
+      </w:r>
+      <w:proofErr w:type="spellEnd"/>
+      <w:r>
+        <w:rPr>
+          <w:rFonts w:ascii="var(--font-mono)" w:eastAsia="Times New Roman" w:hAnsi="var(--font-mono)" w:cs="Courier New"/>
+          <w:color w:val="14181F"/>
+          <w:kern w:val="0"/>
+          <w:sz w:val="20"/>
+          <w:szCs w:val="20"/>
+          <w14:ligatures w14:val="none"/>
+        </w:rPr>
+        <w:t xml:space="preserve"> sheet = </w:t>
+      </w:r>
+      <w:proofErr w:type="spellStart"/>
+      <w:proofErr w:type="gramStart"/>
+      <w:r>
+        <w:rPr>
+          <w:rFonts w:ascii="var(--font-mono)" w:eastAsia="Times New Roman" w:hAnsi="var(--font-mono)" w:cs="Courier New"/>
+          <w:color w:val="14181F"/>
+          <w:kern w:val="0"/>
+          <w:sz w:val="20"/>
+          <w:szCs w:val="20"/>
+          <w14:ligatures w14:val="none"/>
+        </w:rPr>
+        <w:t>workbook</w:t>
+      </w:r>
+      <w:r>
+        <w:rPr>
+          <w:rFonts w:ascii="var(--font-mono)" w:eastAsia="Times New Roman" w:hAnsi="var(--font-mono)" w:cs="Courier New"/>
+          <w:color w:val="2B303B"/>
+          <w:kern w:val="0"/>
+          <w:sz w:val="20"/>
+          <w:szCs w:val="20"/>
+          <w14:ligatures w14:val="none"/>
+        </w:rPr>
+        <w:t>.</w:t>
+      </w:r>
+      <w:r>
+        <w:rPr>
+          <w:rFonts w:ascii="var(--font-mono)" w:eastAsia="Times New Roman" w:hAnsi="var(--font-mono)" w:cs="Courier New"/>
+          <w:color w:val="B34A00"/>
+          <w:kern w:val="0"/>
+          <w:sz w:val="20"/>
+          <w:szCs w:val="20"/>
+          <w14:ligatures w14:val="none"/>
+        </w:rPr>
+        <w:t>Sheets</w:t>
+      </w:r>
+      <w:proofErr w:type="spellEnd"/>
+      <w:proofErr w:type="gramEnd"/>
+      <w:r>
+        <w:rPr>
+          <w:rFonts w:ascii="var(--font-mono)" w:eastAsia="Times New Roman" w:hAnsi="var(--font-mono)" w:cs="Courier New"/>
+          <w:color w:val="2B303B"/>
+          <w:kern w:val="0"/>
+          <w:sz w:val="20"/>
+          <w:szCs w:val="20"/>
+          <w14:ligatures w14:val="none"/>
+        </w:rPr>
+        <w:t>[</w:t>
+      </w:r>
+      <w:proofErr w:type="spellStart"/>
+      <w:proofErr w:type="gramStart"/>
+      <w:r>
+        <w:rPr>
+          <w:rFonts w:ascii="var(--font-mono)" w:eastAsia="Times New Roman" w:hAnsi="var(--font-mono)" w:cs="Courier New"/>
+          <w:color w:val="14181F"/>
+          <w:kern w:val="0"/>
+          <w:sz w:val="20"/>
+          <w:szCs w:val="20"/>
+          <w14:ligatures w14:val="none"/>
+        </w:rPr>
+        <w:t>workbook</w:t>
+      </w:r>
+      <w:r>
+        <w:rPr>
+          <w:rFonts w:ascii="var(--font-mono)" w:eastAsia="Times New Roman" w:hAnsi="var(--font-mono)" w:cs="Courier New"/>
+          <w:color w:val="2B303B"/>
+          <w:kern w:val="0"/>
+          <w:sz w:val="20"/>
+          <w:szCs w:val="20"/>
+          <w14:ligatures w14:val="none"/>
+        </w:rPr>
+        <w:t>.</w:t>
+      </w:r>
+      <w:r>
+        <w:rPr>
+          <w:rFonts w:ascii="var(--font-mono)" w:eastAsia="Times New Roman" w:hAnsi="var(--font-mono)" w:cs="Courier New"/>
+          <w:color w:val="B34A00"/>
+          <w:kern w:val="0"/>
+          <w:sz w:val="20"/>
+          <w:szCs w:val="20"/>
+          <w14:ligatures w14:val="none"/>
+        </w:rPr>
+        <w:t>SheetNames</w:t>
+      </w:r>
+      <w:proofErr w:type="spellEnd"/>
+      <w:proofErr w:type="gramEnd"/>
+      <w:r>
+        <w:rPr>
+          <w:rFonts w:ascii="var(--font-mono)" w:eastAsia="Times New Roman" w:hAnsi="var(--font-mono)" w:cs="Courier New"/>
+          <w:color w:val="2B303B"/>
+          <w:kern w:val="0"/>
+          <w:sz w:val="20"/>
+          <w:szCs w:val="20"/>
+          <w14:ligatures w14:val="none"/>
+        </w:rPr>
+        <w:t>[</w:t>
+      </w:r>
+      <w:r>
+        <w:rPr>
+          <w:rFonts w:ascii="var(--font-mono)" w:eastAsia="Times New Roman" w:hAnsi="var(--font-mono)" w:cs="Courier New"/>
+          <w:color w:val="008080"/>
+          <w:kern w:val="0"/>
+          <w:sz w:val="20"/>
+          <w:szCs w:val="20"/>
+          <w14:ligatures w14:val="none"/>
+        </w:rPr>
+        <w:t>0</w:t>
+      </w:r>
+      <w:r>
+        <w:rPr>
+          <w:rFonts w:ascii="var(--font-mono)" w:eastAsia="Times New Roman" w:hAnsi="var(--font-mono)" w:cs="Courier New"/>
+          <w:color w:val="2B303B"/>
+          <w:kern w:val="0"/>
+          <w:sz w:val="20"/>
+          <w:szCs w:val="20"/>
+          <w14:ligatures w14:val="none"/>
+        </w:rPr>
+        <w:t>]]</w:t>
+      </w:r>
+    </w:p>
+    <w:p>
+      <w:pPr>
+        <w:tabs>
+          <w:tab w:val="left" w:pos="916"/>
+          <w:tab w:val="left" w:pos="1832"/>
+          <w:tab w:val="left" w:pos="2748"/>
+          <w:tab w:val="left" w:pos="3664"/>
+          <w:tab w:val="left" w:pos="4580"/>
+          <w:tab w:val="left" w:pos="5496"/>
+          <w:tab w:val="left" w:pos="6412"/>
+          <w:tab w:val="left" w:pos="7328"/>
+          <w:tab w:val="left" w:pos="8244"/>
+          <w:tab w:val="left" w:pos="9160"/>
+          <w:tab w:val="left" w:pos="10076"/>
+          <w:tab w:val="left" w:pos="10992"/>
+          <w:tab w:val="left" w:pos="11908"/>
+          <w:tab w:val="left" w:pos="12824"/>
+          <w:tab w:val="left" w:pos="13740"/>
+          <w:tab w:val="left" w:pos="14656"/>
+        </w:tabs>
+        <w:spacing w:after="0" w:line="240" w:lineRule="auto"/>
+        <w:rPr>
+          <w:rFonts w:ascii="var(--font-mono)" w:eastAsia="Times New Roman" w:hAnsi="var(--font-mono)" w:cs="Courier New"/>
+          <w:color w:val="14181F"/>
+          <w:kern w:val="0"/>
+          <w:sz w:val="20"/>
+          <w:szCs w:val="20"/>
+          <w14:ligatures w14:val="none"/>
+        </w:rPr>
+      </w:pPr>
+      <w:r>
+        <w:rPr>
+          <w:rFonts w:ascii="var(--font-mono)" w:eastAsia="Times New Roman" w:hAnsi="var(--font-mono)" w:cs="Courier New"/>
+          <w:color w:val="14181F"/>
+          <w:kern w:val="0"/>
+          <w:sz w:val="20"/>
+          <w:szCs w:val="20"/>
+          <w14:ligatures w14:val="none"/>
+        </w:rPr>
+        <w:t xml:space="preserve">        </w:t>
+      </w:r>
+      <w:proofErr w:type="spellStart"/>
+      <w:r>
+        <w:rPr>
+          <w:rFonts w:ascii="var(--font-mono)" w:eastAsia="Times New Roman" w:hAnsi="var(--font-mono)" w:cs="Courier New"/>
+          <w:color w:val="8100C2"/>
+          <w:kern w:val="0"/>
+          <w:sz w:val="20"/>
+          <w:szCs w:val="20"/>
+          <w14:ligatures w14:val="none"/>
+        </w:rPr>
+        <w:t>const</w:t>
+      </w:r>
+      <w:proofErr w:type="spellEnd"/>
+      <w:r>
+        <w:rPr>
+          <w:rFonts w:ascii="var(--font-mono)" w:eastAsia="Times New Roman" w:hAnsi="var(--font-mono)" w:cs="Courier New"/>
+          <w:color w:val="14181F"/>
+          <w:kern w:val="0"/>
+          <w:sz w:val="20"/>
+          <w:szCs w:val="20"/>
+          <w14:ligatures w14:val="none"/>
+        </w:rPr>
+        <w:t xml:space="preserve"> rows = </w:t>
+      </w:r>
+      <w:proofErr w:type="spellStart"/>
+      <w:proofErr w:type="gramStart"/>
+      <w:r>
+        <w:rPr>
+          <w:rFonts w:ascii="var(--font-mono)" w:eastAsia="Times New Roman" w:hAnsi="var(--font-mono)" w:cs="Courier New"/>
+          <w:color w:val="008080"/>
+          <w:kern w:val="0"/>
+          <w:sz w:val="20"/>
+          <w:szCs w:val="20"/>
+          <w14:ligatures w14:val="none"/>
+        </w:rPr>
+        <w:t>XLSX</w:t>
+      </w:r>
+      <w:r>
+        <w:rPr>
+          <w:rFonts w:ascii="var(--font-mono)" w:eastAsia="Times New Roman" w:hAnsi="var(--font-mono)" w:cs="Courier New"/>
+          <w:color w:val="2B303B"/>
+          <w:kern w:val="0"/>
+          <w:sz w:val="20"/>
+          <w:szCs w:val="20"/>
+          <w14:ligatures w14:val="none"/>
+        </w:rPr>
+        <w:t>.</w:t>
+      </w:r>
+      <w:r>
+        <w:rPr>
+          <w:rFonts w:ascii="var(--font-mono)" w:eastAsia="Times New Roman" w:hAnsi="var(--font-mono)" w:cs="Courier New"/>
+          <w:color w:val="14181F"/>
+          <w:kern w:val="0"/>
+          <w:sz w:val="20"/>
+          <w:szCs w:val="20"/>
+          <w14:ligatures w14:val="none"/>
+        </w:rPr>
+        <w:t>utils</w:t>
+      </w:r>
+      <w:r>
+        <w:rPr>
+          <w:rFonts w:ascii="var(--font-mono)" w:eastAsia="Times New Roman" w:hAnsi="var(--font-mono)" w:cs="Courier New"/>
+          <w:color w:val="2B303B"/>
+          <w:kern w:val="0"/>
+          <w:sz w:val="20"/>
+          <w:szCs w:val="20"/>
+          <w14:ligatures w14:val="none"/>
+        </w:rPr>
+        <w:t>.</w:t>
+      </w:r>
+      <w:r>
+        <w:rPr>
+          <w:rFonts w:ascii="var(--font-mono)" w:eastAsia="Times New Roman" w:hAnsi="var(--font-mono)" w:cs="Courier New"/>
+          <w:color w:val="0051C2"/>
+          <w:kern w:val="0"/>
+          <w:sz w:val="20"/>
+          <w:szCs w:val="20"/>
+          <w14:ligatures w14:val="none"/>
+        </w:rPr>
+        <w:t>sheet</w:t>
+      </w:r>
+      <w:proofErr w:type="gramEnd"/>
+      <w:r>
+        <w:rPr>
+          <w:rFonts w:ascii="var(--font-mono)" w:eastAsia="Times New Roman" w:hAnsi="var(--font-mono)" w:cs="Courier New"/>
+          <w:color w:val="0051C2"/>
+          <w:kern w:val="0"/>
+          <w:sz w:val="20"/>
+          <w:szCs w:val="20"/>
+          <w14:ligatures w14:val="none"/>
+        </w:rPr>
+        <w:t>_to_json</w:t>
+      </w:r>
+      <w:proofErr w:type="spellEnd"/>
+      <w:r>
+        <w:rPr>
+          <w:rFonts w:ascii="var(--font-mono)" w:eastAsia="Times New Roman" w:hAnsi="var(--font-mono)" w:cs="Courier New"/>
+          <w:color w:val="2B303B"/>
+          <w:kern w:val="0"/>
+          <w:sz w:val="20"/>
+          <w:szCs w:val="20"/>
+          <w14:ligatures w14:val="none"/>
+        </w:rPr>
+        <w:t>(</w:t>
+      </w:r>
+      <w:r>
+        <w:rPr>
+          <w:rFonts w:ascii="var(--font-mono)" w:eastAsia="Times New Roman" w:hAnsi="var(--font-mono)" w:cs="Courier New"/>
+          <w:color w:val="14181F"/>
+          <w:kern w:val="0"/>
+          <w:sz w:val="20"/>
+          <w:szCs w:val="20"/>
+          <w14:ligatures w14:val="none"/>
+        </w:rPr>
+        <w:t>sheet</w:t>
+      </w:r>
+      <w:r>
+        <w:rPr>
+          <w:rFonts w:ascii="var(--font-mono)" w:eastAsia="Times New Roman" w:hAnsi="var(--font-mono)" w:cs="Courier New"/>
+          <w:color w:val="2B303B"/>
+          <w:kern w:val="0"/>
+          <w:sz w:val="20"/>
+          <w:szCs w:val="20"/>
+          <w14:ligatures w14:val="none"/>
+        </w:rPr>
+        <w:t>)</w:t>
+      </w:r>
+    </w:p>
+    <w:p>
+      <w:pPr>
+        <w:tabs>
+          <w:tab w:val="left" w:pos="916"/>
+          <w:tab w:val="left" w:pos="1832"/>
+          <w:tab w:val="left" w:pos="2748"/>
+          <w:tab w:val="left" w:pos="3664"/>
+          <w:tab w:val="left" w:pos="4580"/>
+          <w:tab w:val="left" w:pos="5496"/>
+          <w:tab w:val="left" w:pos="6412"/>
+          <w:tab w:val="left" w:pos="7328"/>
+          <w:tab w:val="left" w:pos="8244"/>
+          <w:tab w:val="left" w:pos="9160"/>
+          <w:tab w:val="left" w:pos="10076"/>
+          <w:tab w:val="left" w:pos="10992"/>
+          <w:tab w:val="left" w:pos="11908"/>
+          <w:tab w:val="left" w:pos="12824"/>
+          <w:tab w:val="left" w:pos="13740"/>
+          <w:tab w:val="left" w:pos="14656"/>
+        </w:tabs>
+        <w:spacing w:after="0" w:line="240" w:lineRule="auto"/>
+        <w:rPr>
+          <w:rFonts w:ascii="var(--font-mono)" w:eastAsia="Times New Roman" w:hAnsi="var(--font-mono)" w:cs="Courier New"/>
+          <w:color w:val="14181F"/>
+          <w:kern w:val="0"/>
+          <w:sz w:val="20"/>
+          <w:szCs w:val="20"/>
+          <w14:ligatures w14:val="none"/>
+        </w:rPr>
+      </w:pPr>
+      <w:r>
+        <w:rPr>
+          <w:rFonts w:ascii="var(--font-mono)" w:eastAsia="Times New Roman" w:hAnsi="var(--font-mono)" w:cs="Courier New"/>
+          <w:color w:val="14181F"/>
+          <w:kern w:val="0"/>
+          <w:sz w:val="20"/>
+          <w:szCs w:val="20"/>
+          <w14:ligatures w14:val="none"/>
+        </w:rPr>
+        <w:t xml:space="preserve">        </w:t>
+      </w:r>
+      <w:r>
+        <w:rPr>
+          <w:rFonts w:ascii="var(--font-mono)" w:eastAsia="Times New Roman" w:hAnsi="var(--font-mono)" w:cs="Courier New"/>
+          <w:color w:val="6E7687"/>
+          <w:kern w:val="0"/>
+          <w:sz w:val="20"/>
+          <w:szCs w:val="20"/>
+          <w14:ligatures w14:val="none"/>
+        </w:rPr>
+        <w:t xml:space="preserve">// rows </w:t>
+      </w:r>
+      <w:r>
+        <w:rPr>
+          <w:rFonts w:ascii="宋体" w:eastAsia="宋体" w:hAnsi="宋体" w:cs="宋体" w:hint="eastAsia"/>
+          <w:color w:val="6E7687"/>
+          <w:kern w:val="0"/>
+          <w:sz w:val="20"/>
+          <w:szCs w:val="20"/>
+          <w14:ligatures w14:val="none"/>
+        </w:rPr>
+        <w:t>就是</w:t>
+      </w:r>
+      <w:r>
+        <w:rPr>
+          <w:rFonts w:ascii="var(--font-mono)" w:eastAsia="Times New Roman" w:hAnsi="var(--font-mono)" w:cs="Courier New"/>
+          <w:color w:val="6E7687"/>
+          <w:kern w:val="0"/>
+          <w:sz w:val="20"/>
+          <w:szCs w:val="20"/>
+          <w14:ligatures w14:val="none"/>
+        </w:rPr>
+        <w:t xml:space="preserve"> [{name:'</w:t>
+      </w:r>
+      <w:r>
+        <w:rPr>
+          <w:rFonts w:ascii="宋体" w:eastAsia="宋体" w:hAnsi="宋体" w:cs="宋体" w:hint="eastAsia"/>
+          <w:color w:val="6E7687"/>
+          <w:kern w:val="0"/>
+          <w:sz w:val="20"/>
+          <w:szCs w:val="20"/>
+          <w14:ligatures w14:val="none"/>
+        </w:rPr>
+        <w:t>張三</w:t>
+      </w:r>
+      <w:r>
+        <w:rPr>
+          <w:rFonts w:ascii="var(--font-mono)" w:eastAsia="Times New Roman" w:hAnsi="var(--font-mono)" w:cs="Courier New"/>
+          <w:color w:val="6E7687"/>
+          <w:kern w:val="0"/>
+          <w:sz w:val="20"/>
+          <w:szCs w:val="20"/>
+          <w14:ligatures w14:val="none"/>
+        </w:rPr>
+        <w:t>', ...}, {name:'</w:t>
+      </w:r>
+      <w:r>
+        <w:rPr>
+          <w:rFonts w:ascii="宋体" w:eastAsia="宋体" w:hAnsi="宋体" w:cs="宋体" w:hint="eastAsia"/>
+          <w:color w:val="6E7687"/>
+          <w:kern w:val="0"/>
+          <w:sz w:val="20"/>
+          <w:szCs w:val="20"/>
+          <w14:ligatures w14:val="none"/>
+        </w:rPr>
+        <w:t>李四</w:t>
+      </w:r>
+      <w:r>
+        <w:rPr>
+          <w:rFonts w:ascii="var(--font-mono)" w:eastAsia="Times New Roman" w:hAnsi="var(--font-mono)" w:cs="Courier New"/>
+          <w:color w:val="6E7687"/>
+          <w:kern w:val="0"/>
+          <w:sz w:val="20"/>
+          <w:szCs w:val="20"/>
+          <w14:ligatures w14:val="none"/>
+        </w:rPr>
+        <w:t>', ...}]</w:t>
+      </w:r>
+    </w:p>
+    <w:p>
+      <w:pPr>
+        <w:tabs>
+          <w:tab w:val="left" w:pos="916"/>
+          <w:tab w:val="left" w:pos="1832"/>
+          <w:tab w:val="left" w:pos="2748"/>
+          <w:tab w:val="left" w:pos="3664"/>
+          <w:tab w:val="left" w:pos="4580"/>
+          <w:tab w:val="left" w:pos="5496"/>
+          <w:tab w:val="left" w:pos="6412"/>
+          <w:tab w:val="left" w:pos="7328"/>
+          <w:tab w:val="left" w:pos="8244"/>
+          <w:tab w:val="left" w:pos="9160"/>
+          <w:tab w:val="left" w:pos="10076"/>
+          <w:tab w:val="left" w:pos="10992"/>
+          <w:tab w:val="left" w:pos="11908"/>
+          <w:tab w:val="left" w:pos="12824"/>
+          <w:tab w:val="left" w:pos="13740"/>
+          <w:tab w:val="left" w:pos="14656"/>
+        </w:tabs>
+        <w:spacing w:after="0" w:line="240" w:lineRule="auto"/>
+        <w:rPr>
+          <w:rFonts w:ascii="var(--font-mono)" w:eastAsia="Times New Roman" w:hAnsi="var(--font-mono)" w:cs="Courier New"/>
+          <w:color w:val="14181F"/>
+          <w:kern w:val="0"/>
+          <w:sz w:val="20"/>
+          <w:szCs w:val="20"/>
+          <w14:ligatures w14:val="none"/>
+        </w:rPr>
+      </w:pPr>
+      <w:r>
+        <w:rPr>
+          <w:rFonts w:ascii="var(--font-mono)" w:eastAsia="Times New Roman" w:hAnsi="var(--font-mono)" w:cs="Courier New"/>
+          <w:color w:val="14181F"/>
+          <w:kern w:val="0"/>
+          <w:sz w:val="20"/>
+          <w:szCs w:val="20"/>
+          <w14:ligatures w14:val="none"/>
+        </w:rPr>
+        <w:t xml:space="preserve">        </w:t>
+      </w:r>
+      <w:proofErr w:type="spellStart"/>
+      <w:proofErr w:type="gramStart"/>
+      <w:r>
+        <w:rPr>
+          <w:rFonts w:ascii="var(--font-mono)" w:eastAsia="Times New Roman" w:hAnsi="var(--font-mono)" w:cs="Courier New"/>
+          <w:color w:val="14181F"/>
+          <w:kern w:val="0"/>
+          <w:sz w:val="20"/>
+          <w:szCs w:val="20"/>
+          <w14:ligatures w14:val="none"/>
+        </w:rPr>
+        <w:t>rows</w:t>
+      </w:r>
+      <w:r>
+        <w:rPr>
+          <w:rFonts w:ascii="var(--font-mono)" w:eastAsia="Times New Roman" w:hAnsi="var(--font-mono)" w:cs="Courier New"/>
+          <w:color w:val="2B303B"/>
+          <w:kern w:val="0"/>
+          <w:sz w:val="20"/>
+          <w:szCs w:val="20"/>
+          <w14:ligatures w14:val="none"/>
+        </w:rPr>
+        <w:t>.</w:t>
+      </w:r>
+      <w:r>
+        <w:rPr>
+          <w:rFonts w:ascii="var(--font-mono)" w:eastAsia="Times New Roman" w:hAnsi="var(--font-mono)" w:cs="Courier New"/>
+          <w:color w:val="0051C2"/>
+          <w:kern w:val="0"/>
+          <w:sz w:val="20"/>
+          <w:szCs w:val="20"/>
+          <w14:ligatures w14:val="none"/>
+        </w:rPr>
+        <w:t>forEach</w:t>
+      </w:r>
+      <w:proofErr w:type="spellEnd"/>
+      <w:proofErr w:type="gramEnd"/>
+      <w:r>
+        <w:rPr>
+          <w:rFonts w:ascii="var(--font-mono)" w:eastAsia="Times New Roman" w:hAnsi="var(--font-mono)" w:cs="Courier New"/>
+          <w:color w:val="2B303B"/>
+          <w:kern w:val="0"/>
+          <w:sz w:val="20"/>
+          <w:szCs w:val="20"/>
+          <w14:ligatures w14:val="none"/>
+        </w:rPr>
+        <w:t>(</w:t>
+      </w:r>
+      <w:r>
+        <w:rPr>
+          <w:rFonts w:ascii="var(--font-mono)" w:eastAsia="Times New Roman" w:hAnsi="var(--font-mono)" w:cs="Courier New"/>
+          <w:color w:val="B84F05"/>
+          <w:kern w:val="0"/>
+          <w:sz w:val="20"/>
+          <w:szCs w:val="20"/>
+          <w14:ligatures w14:val="none"/>
+        </w:rPr>
+        <w:t>row</w:t>
+      </w:r>
+      <w:r>
+        <w:rPr>
+          <w:rFonts w:ascii="var(--font-mono)" w:eastAsia="Times New Roman" w:hAnsi="var(--font-mono)" w:cs="Courier New"/>
+          <w:color w:val="14181F"/>
+          <w:kern w:val="0"/>
+          <w:sz w:val="20"/>
+          <w:szCs w:val="20"/>
+          <w14:ligatures w14:val="none"/>
+        </w:rPr>
+        <w:t xml:space="preserve"> =&gt; </w:t>
+      </w:r>
+      <w:proofErr w:type="spellStart"/>
+      <w:r>
+        <w:rPr>
+          <w:rFonts w:ascii="var(--font-mono)" w:eastAsia="Times New Roman" w:hAnsi="var(--font-mono)" w:cs="Courier New"/>
+          <w:color w:val="14181F"/>
+          <w:kern w:val="0"/>
+          <w:sz w:val="20"/>
+          <w:szCs w:val="20"/>
+          <w14:ligatures w14:val="none"/>
+        </w:rPr>
+        <w:t>traineeApi</w:t>
+      </w:r>
+      <w:r>
+        <w:rPr>
+          <w:rFonts w:ascii="var(--font-mono)" w:eastAsia="Times New Roman" w:hAnsi="var(--font-mono)" w:cs="Courier New"/>
+          <w:color w:val="2B303B"/>
+          <w:kern w:val="0"/>
+          <w:sz w:val="20"/>
+          <w:szCs w:val="20"/>
+          <w14:ligatures w14:val="none"/>
+        </w:rPr>
+        <w:t>.</w:t>
+      </w:r>
+      <w:r>
+        <w:rPr>
+          <w:rFonts w:ascii="var(--font-mono)" w:eastAsia="Times New Roman" w:hAnsi="var(--font-mono)" w:cs="Courier New"/>
+          <w:color w:val="0051C2"/>
+          <w:kern w:val="0"/>
+          <w:sz w:val="20"/>
+          <w:szCs w:val="20"/>
+          <w14:ligatures w14:val="none"/>
+        </w:rPr>
+        <w:t>create</w:t>
+      </w:r>
+      <w:proofErr w:type="spellEnd"/>
+      <w:r>
+        <w:rPr>
+          <w:rFonts w:ascii="var(--font-mono)" w:eastAsia="Times New Roman" w:hAnsi="var(--font-mono)" w:cs="Courier New"/>
+          <w:color w:val="2B303B"/>
+          <w:kern w:val="0"/>
+          <w:sz w:val="20"/>
+          <w:szCs w:val="20"/>
+          <w14:ligatures w14:val="none"/>
+        </w:rPr>
+        <w:t>(</w:t>
+      </w:r>
+      <w:r>
+        <w:rPr>
+          <w:rFonts w:ascii="var(--font-mono)" w:eastAsia="Times New Roman" w:hAnsi="var(--font-mono)" w:cs="Courier New"/>
+          <w:color w:val="14181F"/>
+          <w:kern w:val="0"/>
+          <w:sz w:val="20"/>
+          <w:szCs w:val="20"/>
+          <w14:ligatures w14:val="none"/>
+        </w:rPr>
+        <w:t>row</w:t>
+      </w:r>
+      <w:r>
+        <w:rPr>
+          <w:rFonts w:ascii="var(--font-mono)" w:eastAsia="Times New Roman" w:hAnsi="var(--font-mono)" w:cs="Courier New"/>
+          <w:color w:val="2B303B"/>
+          <w:kern w:val="0"/>
+          <w:sz w:val="20"/>
+          <w:szCs w:val="20"/>
+          <w14:ligatures w14:val="none"/>
+        </w:rPr>
+        <w:t>))</w:t>
+      </w:r>
+    </w:p>
+    <w:p>
+      <w:pPr>
+        <w:tabs>
+          <w:tab w:val="left" w:pos="916"/>
+          <w:tab w:val="left" w:pos="1832"/>
+          <w:tab w:val="left" w:pos="2748"/>
+          <w:tab w:val="left" w:pos="3664"/>
+          <w:tab w:val="left" w:pos="4580"/>
+          <w:tab w:val="left" w:pos="5496"/>
+          <w:tab w:val="left" w:pos="6412"/>
+          <w:tab w:val="left" w:pos="7328"/>
+          <w:tab w:val="left" w:pos="8244"/>
+          <w:tab w:val="left" w:pos="9160"/>
+          <w:tab w:val="left" w:pos="10076"/>
+          <w:tab w:val="left" w:pos="10992"/>
+          <w:tab w:val="left" w:pos="11908"/>
+          <w:tab w:val="left" w:pos="12824"/>
+          <w:tab w:val="left" w:pos="13740"/>
+          <w:tab w:val="left" w:pos="14656"/>
+        </w:tabs>
+        <w:spacing w:after="0" w:line="240" w:lineRule="auto"/>
+        <w:rPr>
+          <w:rFonts w:ascii="var(--font-mono)" w:eastAsia="Times New Roman" w:hAnsi="var(--font-mono)" w:cs="Courier New"/>
+          <w:color w:val="14181F"/>
+          <w:kern w:val="0"/>
+          <w:sz w:val="20"/>
+          <w:szCs w:val="20"/>
+          <w14:ligatures w14:val="none"/>
+        </w:rPr>
+      </w:pPr>
+      <w:r>
+        <w:rPr>
+          <w:rFonts w:ascii="var(--font-mono)" w:eastAsia="Times New Roman" w:hAnsi="var(--font-mono)" w:cs="Courier New"/>
+          <w:color w:val="14181F"/>
+          <w:kern w:val="0"/>
+          <w:sz w:val="20"/>
+          <w:szCs w:val="20"/>
+          <w14:ligatures w14:val="none"/>
+        </w:rPr>
+        <w:t xml:space="preserve">    </w:t>
+      </w:r>
+      <w:r>
+        <w:rPr>
+          <w:rFonts w:ascii="var(--font-mono)" w:eastAsia="Times New Roman" w:hAnsi="var(--font-mono)" w:cs="Courier New"/>
+          <w:color w:val="2B303B"/>
+          <w:kern w:val="0"/>
+          <w:sz w:val="20"/>
+          <w:szCs w:val="20"/>
+          <w14:ligatures w14:val="none"/>
+        </w:rPr>
+        <w:t>}</w:t>
+      </w:r>
+    </w:p>
+    <w:p>
+      <w:pPr>
+        <w:tabs>
+          <w:tab w:val="left" w:pos="916"/>
+          <w:tab w:val="left" w:pos="1832"/>
+          <w:tab w:val="left" w:pos="2748"/>
+          <w:tab w:val="left" w:pos="3664"/>
+          <w:tab w:val="left" w:pos="4580"/>
+          <w:tab w:val="left" w:pos="5496"/>
+          <w:tab w:val="left" w:pos="6412"/>
+          <w:tab w:val="left" w:pos="7328"/>
+          <w:tab w:val="left" w:pos="8244"/>
+          <w:tab w:val="left" w:pos="9160"/>
+          <w:tab w:val="left" w:pos="10076"/>
+          <w:tab w:val="left" w:pos="10992"/>
+          <w:tab w:val="left" w:pos="11908"/>
+          <w:tab w:val="left" w:pos="12824"/>
+          <w:tab w:val="left" w:pos="13740"/>
+          <w:tab w:val="left" w:pos="14656"/>
+        </w:tabs>
+        <w:spacing w:after="0" w:line="240" w:lineRule="auto"/>
+        <w:rPr>
+          <w:rFonts w:ascii="var(--font-mono)" w:eastAsia="Times New Roman" w:hAnsi="var(--font-mono)" w:cs="Courier New"/>
+          <w:color w:val="14181F"/>
+          <w:kern w:val="0"/>
+          <w:sz w:val="20"/>
+          <w:szCs w:val="20"/>
+          <w14:ligatures w14:val="none"/>
+        </w:rPr>
+      </w:pPr>
+      <w:r>
+        <w:rPr>
+          <w:rFonts w:ascii="var(--font-mono)" w:eastAsia="Times New Roman" w:hAnsi="var(--font-mono)" w:cs="Courier New"/>
+          <w:color w:val="14181F"/>
+          <w:kern w:val="0"/>
+          <w:sz w:val="20"/>
+          <w:szCs w:val="20"/>
+          <w14:ligatures w14:val="none"/>
+        </w:rPr>
+        <w:t xml:space="preserve">    </w:t>
+      </w:r>
+      <w:proofErr w:type="spellStart"/>
+      <w:proofErr w:type="gramStart"/>
+      <w:r>
+        <w:rPr>
+          <w:rFonts w:ascii="var(--font-mono)" w:eastAsia="Times New Roman" w:hAnsi="var(--font-mono)" w:cs="Courier New"/>
+          <w:color w:val="14181F"/>
+          <w:kern w:val="0"/>
+          <w:sz w:val="20"/>
+          <w:szCs w:val="20"/>
+          <w14:ligatures w14:val="none"/>
+        </w:rPr>
+        <w:t>reader</w:t>
+      </w:r>
+      <w:r>
+        <w:rPr>
+          <w:rFonts w:ascii="var(--font-mono)" w:eastAsia="Times New Roman" w:hAnsi="var(--font-mono)" w:cs="Courier New"/>
+          <w:color w:val="2B303B"/>
+          <w:kern w:val="0"/>
+          <w:sz w:val="20"/>
+          <w:szCs w:val="20"/>
+          <w14:ligatures w14:val="none"/>
+        </w:rPr>
+        <w:t>.</w:t>
+      </w:r>
+      <w:r>
+        <w:rPr>
+          <w:rFonts w:ascii="var(--font-mono)" w:eastAsia="Times New Roman" w:hAnsi="var(--font-mono)" w:cs="Courier New"/>
+          <w:color w:val="0051C2"/>
+          <w:kern w:val="0"/>
+          <w:sz w:val="20"/>
+          <w:szCs w:val="20"/>
+          <w14:ligatures w14:val="none"/>
+        </w:rPr>
+        <w:t>readAsArrayBuffer</w:t>
+      </w:r>
+      <w:proofErr w:type="spellEnd"/>
+      <w:proofErr w:type="gramEnd"/>
+      <w:r>
+        <w:rPr>
+          <w:rFonts w:ascii="var(--font-mono)" w:eastAsia="Times New Roman" w:hAnsi="var(--font-mono)" w:cs="Courier New"/>
+          <w:color w:val="2B303B"/>
+          <w:kern w:val="0"/>
+          <w:sz w:val="20"/>
+          <w:szCs w:val="20"/>
+          <w14:ligatures w14:val="none"/>
+        </w:rPr>
+        <w:t>(</w:t>
+      </w:r>
+      <w:proofErr w:type="spellStart"/>
+      <w:r>
+        <w:rPr>
+          <w:rFonts w:ascii="var(--font-mono)" w:eastAsia="Times New Roman" w:hAnsi="var(--font-mono)" w:cs="Courier New"/>
+          <w:color w:val="14181F"/>
+          <w:kern w:val="0"/>
+          <w:sz w:val="20"/>
+          <w:szCs w:val="20"/>
+          <w14:ligatures w14:val="none"/>
+        </w:rPr>
+        <w:t>file</w:t>
+      </w:r>
+      <w:r>
+        <w:rPr>
+          <w:rFonts w:ascii="var(--font-mono)" w:eastAsia="Times New Roman" w:hAnsi="var(--font-mono)" w:cs="Courier New"/>
+          <w:color w:val="2B303B"/>
+          <w:kern w:val="0"/>
+          <w:sz w:val="20"/>
+          <w:szCs w:val="20"/>
+          <w14:ligatures w14:val="none"/>
+        </w:rPr>
+        <w:t>.</w:t>
+      </w:r>
+      <w:r>
+        <w:rPr>
+          <w:rFonts w:ascii="var(--font-mono)" w:eastAsia="Times New Roman" w:hAnsi="var(--font-mono)" w:cs="Courier New"/>
+          <w:color w:val="14181F"/>
+          <w:kern w:val="0"/>
+          <w:sz w:val="20"/>
+          <w:szCs w:val="20"/>
+          <w14:ligatures w14:val="none"/>
+        </w:rPr>
+        <w:t>raw</w:t>
+      </w:r>
+      <w:proofErr w:type="spellEnd"/>
+      <w:r>
+        <w:rPr>
+          <w:rFonts w:ascii="var(--font-mono)" w:eastAsia="Times New Roman" w:hAnsi="var(--font-mono)" w:cs="Courier New"/>
+          <w:color w:val="2B303B"/>
+          <w:kern w:val="0"/>
+          <w:sz w:val="20"/>
+          <w:szCs w:val="20"/>
+          <w14:ligatures w14:val="none"/>
+        </w:rPr>
+        <w:t>)</w:t>
+      </w:r>
+    </w:p>
+    <w:p>
+      <w:pPr>
+        <w:tabs>
+          <w:tab w:val="left" w:pos="916"/>
+          <w:tab w:val="left" w:pos="1832"/>
+          <w:tab w:val="left" w:pos="2748"/>
+          <w:tab w:val="left" w:pos="3664"/>
+          <w:tab w:val="left" w:pos="4580"/>
+          <w:tab w:val="left" w:pos="5496"/>
+          <w:tab w:val="left" w:pos="6412"/>
+          <w:tab w:val="left" w:pos="7328"/>
+          <w:tab w:val="left" w:pos="8244"/>
+          <w:tab w:val="left" w:pos="9160"/>
+          <w:tab w:val="left" w:pos="10076"/>
+          <w:tab w:val="left" w:pos="10992"/>
+          <w:tab w:val="left" w:pos="11908"/>
+          <w:tab w:val="left" w:pos="12824"/>
+          <w:tab w:val="left" w:pos="13740"/>
+          <w:tab w:val="left" w:pos="14656"/>
+        </w:tabs>
+        <w:spacing w:after="0" w:line="240" w:lineRule="auto"/>
+        <w:rPr>
+          <w:rFonts w:ascii="var(--font-mono)" w:eastAsia="Times New Roman" w:hAnsi="var(--font-mono)" w:cs="Courier New"/>
+          <w:color w:val="14181F"/>
+          <w:kern w:val="0"/>
+          <w:sz w:val="20"/>
+          <w:szCs w:val="20"/>
+          <w14:ligatures w14:val="none"/>
+        </w:rPr>
+      </w:pPr>
+      <w:r>
+        <w:rPr>
+          <w:rFonts w:ascii="var(--font-mono)" w:eastAsia="Times New Roman" w:hAnsi="var(--font-mono)" w:cs="Courier New"/>
+          <w:color w:val="2B303B"/>
+          <w:kern w:val="0"/>
+          <w:sz w:val="20"/>
+          <w:szCs w:val="20"/>
+          <w14:ligatures w14:val="none"/>
+        </w:rPr>
+        <w:t>}</w:t>
+      </w:r>
+    </w:p>
+    <w:p>
+      <w:pPr>
+        <w:spacing w:before="100" w:beforeAutospacing="1" w:after="100" w:afterAutospacing="1" w:line="240" w:lineRule="auto"/>
+        <w:rPr>
+          <w:rFonts w:ascii="Times New Roman" w:eastAsia="Times New Roman" w:hAnsi="Times New Roman" w:cs="Times New Roman"/>
+          <w:kern w:val="0"/>
+          <w14:ligatures w14:val="none"/>
+        </w:rPr>
+      </w:pPr>
+      <w:r>
+        <w:rPr>
+          <w:rFonts w:ascii="宋体" w:eastAsia="宋体" w:hAnsi="宋体" w:cs="宋体" w:hint="eastAsia"/>
           <w:b/>
           <w:bCs/>
-        </w:rPr>
-        <w:t>）上传：</w:t>
-      </w:r>
-    </w:p>
-    <w:p>
-      <w:proofErr w:type="spellStart"/>
-      <w:r>
+          <w:kern w:val="0"/>
+          <w14:ligatures w14:val="none"/>
+        </w:rPr>
+        <w:t>難點：</w:t>
+      </w:r>
+      <w:r>
+        <w:rPr>
+          <w:rFonts w:ascii="Times New Roman" w:eastAsia="Times New Roman" w:hAnsi="Times New Roman" w:cs="Times New Roman"/>
+          <w:kern w:val="0"/>
+          <w14:ligatures w14:val="none"/>
+        </w:rPr>
+        <w:t xml:space="preserve"> Excel </w:t>
+      </w:r>
+      <w:r>
+        <w:rPr>
+          <w:rFonts w:ascii="宋体" w:eastAsia="宋体" w:hAnsi="宋体" w:cs="宋体" w:hint="eastAsia"/>
+          <w:kern w:val="0"/>
+          <w14:ligatures w14:val="none"/>
+        </w:rPr>
+        <w:t>日期是數字序列（比如</w:t>
+      </w:r>
+      <w:r>
+        <w:rPr>
+          <w:rFonts w:ascii="Times New Roman" w:eastAsia="Times New Roman" w:hAnsi="Times New Roman" w:cs="Times New Roman"/>
+          <w:kern w:val="0"/>
+          <w14:ligatures w14:val="none"/>
+        </w:rPr>
+        <w:t xml:space="preserve"> </w:t>
+      </w:r>
+      <w:r>
+        <w:rPr>
+          <w:rFonts w:ascii="Courier New" w:eastAsia="Times New Roman" w:hAnsi="Courier New" w:cs="Courier New"/>
+          <w:kern w:val="0"/>
+          <w:sz w:val="20"/>
+          <w:szCs w:val="20"/>
+          <w14:ligatures w14:val="none"/>
+        </w:rPr>
+        <w:t>45000</w:t>
+      </w:r>
+      <w:r>
+        <w:rPr>
+          <w:rFonts w:ascii="宋体" w:eastAsia="宋体" w:hAnsi="宋体" w:cs="宋体" w:hint="eastAsia"/>
+          <w:kern w:val="0"/>
+          <w14:ligatures w14:val="none"/>
+        </w:rPr>
+        <w:t>），不是正常日期，要手動轉換</w:t>
+      </w:r>
+      <w:r>
+        <w:rPr>
+          <w:rFonts w:ascii="宋体" w:eastAsia="宋体" w:hAnsi="宋体" w:cs="宋体"/>
+          <w:kern w:val="0"/>
+          <w14:ligatures w14:val="none"/>
+        </w:rPr>
+        <w:t>：</w:t>
+      </w:r>
+    </w:p>
+    <w:p>
+      <w:pPr>
+        <w:spacing w:after="0" w:line="240" w:lineRule="auto"/>
+        <w:rPr>
+          <w:rFonts w:ascii="Times New Roman" w:eastAsia="Times New Roman" w:hAnsi="Times New Roman" w:cs="Times New Roman"/>
+          <w:kern w:val="0"/>
+          <w14:ligatures w14:val="none"/>
+        </w:rPr>
+      </w:pPr>
+      <w:proofErr w:type="spellStart"/>
+      <w:r>
+        <w:rPr>
+          <w:rFonts w:ascii="Times New Roman" w:eastAsia="Times New Roman" w:hAnsi="Times New Roman" w:cs="Times New Roman"/>
+          <w:kern w:val="0"/>
+          <w14:ligatures w14:val="none"/>
+        </w:rPr>
         <w:t>javascript</w:t>
       </w:r>
       <w:proofErr w:type="spellEnd"/>
     </w:p>
     <w:p>
-      <w:r>
-        <w:t xml:space="preserve">// </w:t>
-      </w:r>
-      <w:r>
-        <w:t>用户选文件后触发</w:t>
-      </w:r>
-    </w:p>
-    <w:p>
-      <w:r>
-        <w:t xml:space="preserve">async function </w:t>
-      </w:r>
-      <w:proofErr w:type="spellStart"/>
-      <w:r>
-        <w:t>handleFileUpload</w:t>
-      </w:r>
-      <w:proofErr w:type="spellEnd"/>
-      <w:r>
-        <w:t>(file) {</w:t>
-      </w:r>
-    </w:p>
-    <w:p>
-      <w:r>
-        <w:t xml:space="preserve">  </w:t>
-      </w:r>
-      <w:proofErr w:type="spellStart"/>
-      <w:r>
+      <w:pPr>
+        <w:tabs>
+          <w:tab w:val="left" w:pos="916"/>
+          <w:tab w:val="left" w:pos="1832"/>
+          <w:tab w:val="left" w:pos="2748"/>
+          <w:tab w:val="left" w:pos="3664"/>
+          <w:tab w:val="left" w:pos="4580"/>
+          <w:tab w:val="left" w:pos="5496"/>
+          <w:tab w:val="left" w:pos="6412"/>
+          <w:tab w:val="left" w:pos="7328"/>
+          <w:tab w:val="left" w:pos="8244"/>
+          <w:tab w:val="left" w:pos="9160"/>
+          <w:tab w:val="left" w:pos="10076"/>
+          <w:tab w:val="left" w:pos="10992"/>
+          <w:tab w:val="left" w:pos="11908"/>
+          <w:tab w:val="left" w:pos="12824"/>
+          <w:tab w:val="left" w:pos="13740"/>
+          <w:tab w:val="left" w:pos="14656"/>
+        </w:tabs>
+        <w:spacing w:after="0" w:line="240" w:lineRule="auto"/>
+        <w:rPr>
+          <w:rFonts w:ascii="var(--font-mono)" w:eastAsia="Times New Roman" w:hAnsi="var(--font-mono)" w:cs="Courier New"/>
+          <w:color w:val="14181F"/>
+          <w:kern w:val="0"/>
+          <w:sz w:val="20"/>
+          <w:szCs w:val="20"/>
+          <w14:ligatures w14:val="none"/>
+        </w:rPr>
+      </w:pPr>
+      <w:r>
+        <w:rPr>
+          <w:rFonts w:ascii="var(--font-mono)" w:eastAsia="Times New Roman" w:hAnsi="var(--font-mono)" w:cs="Courier New"/>
+          <w:color w:val="8100C2"/>
+          <w:kern w:val="0"/>
+          <w:sz w:val="20"/>
+          <w:szCs w:val="20"/>
+          <w14:ligatures w14:val="none"/>
+        </w:rPr>
+        <w:t>function</w:t>
+      </w:r>
+      <w:r>
+        <w:rPr>
+          <w:rFonts w:ascii="var(--font-mono)" w:eastAsia="Times New Roman" w:hAnsi="var(--font-mono)" w:cs="Courier New"/>
+          <w:color w:val="14181F"/>
+          <w:kern w:val="0"/>
+          <w:sz w:val="20"/>
+          <w:szCs w:val="20"/>
+          <w14:ligatures w14:val="none"/>
+        </w:rPr>
+        <w:t xml:space="preserve"> </w:t>
+      </w:r>
+      <w:proofErr w:type="spellStart"/>
+      <w:r>
+        <w:rPr>
+          <w:rFonts w:ascii="var(--font-mono)" w:eastAsia="Times New Roman" w:hAnsi="var(--font-mono)" w:cs="Courier New"/>
+          <w:color w:val="0051C2"/>
+          <w:kern w:val="0"/>
+          <w:sz w:val="20"/>
+          <w:szCs w:val="20"/>
+          <w14:ligatures w14:val="none"/>
+        </w:rPr>
+        <w:t>excelDateToString</w:t>
+      </w:r>
+      <w:proofErr w:type="spellEnd"/>
+      <w:r>
+        <w:rPr>
+          <w:rFonts w:ascii="var(--font-mono)" w:eastAsia="Times New Roman" w:hAnsi="var(--font-mono)" w:cs="Courier New"/>
+          <w:color w:val="2B303B"/>
+          <w:kern w:val="0"/>
+          <w:sz w:val="20"/>
+          <w:szCs w:val="20"/>
+          <w14:ligatures w14:val="none"/>
+        </w:rPr>
+        <w:t>(</w:t>
+      </w:r>
+      <w:r>
+        <w:rPr>
+          <w:rFonts w:ascii="var(--font-mono)" w:eastAsia="Times New Roman" w:hAnsi="var(--font-mono)" w:cs="Courier New"/>
+          <w:color w:val="B84F05"/>
+          <w:kern w:val="0"/>
+          <w:sz w:val="20"/>
+          <w:szCs w:val="20"/>
+          <w14:ligatures w14:val="none"/>
+        </w:rPr>
+        <w:t>serial</w:t>
+      </w:r>
+      <w:r>
+        <w:rPr>
+          <w:rFonts w:ascii="var(--font-mono)" w:eastAsia="Times New Roman" w:hAnsi="var(--font-mono)" w:cs="Courier New"/>
+          <w:color w:val="2B303B"/>
+          <w:kern w:val="0"/>
+          <w:sz w:val="20"/>
+          <w:szCs w:val="20"/>
+          <w14:ligatures w14:val="none"/>
+        </w:rPr>
+        <w:t>)</w:t>
+      </w:r>
+      <w:r>
+        <w:rPr>
+          <w:rFonts w:ascii="var(--font-mono)" w:eastAsia="Times New Roman" w:hAnsi="var(--font-mono)" w:cs="Courier New"/>
+          <w:color w:val="14181F"/>
+          <w:kern w:val="0"/>
+          <w:sz w:val="20"/>
+          <w:szCs w:val="20"/>
+          <w14:ligatures w14:val="none"/>
+        </w:rPr>
+        <w:t xml:space="preserve"> </w:t>
+      </w:r>
+      <w:r>
+        <w:rPr>
+          <w:rFonts w:ascii="var(--font-mono)" w:eastAsia="Times New Roman" w:hAnsi="var(--font-mono)" w:cs="Courier New"/>
+          <w:color w:val="2B303B"/>
+          <w:kern w:val="0"/>
+          <w:sz w:val="20"/>
+          <w:szCs w:val="20"/>
+          <w14:ligatures w14:val="none"/>
+        </w:rPr>
+        <w:t>{</w:t>
+      </w:r>
+    </w:p>
+    <w:p>
+      <w:pPr>
+        <w:tabs>
+          <w:tab w:val="left" w:pos="916"/>
+          <w:tab w:val="left" w:pos="1832"/>
+          <w:tab w:val="left" w:pos="2748"/>
+          <w:tab w:val="left" w:pos="3664"/>
+          <w:tab w:val="left" w:pos="4580"/>
+          <w:tab w:val="left" w:pos="5496"/>
+          <w:tab w:val="left" w:pos="6412"/>
+          <w:tab w:val="left" w:pos="7328"/>
+          <w:tab w:val="left" w:pos="8244"/>
+          <w:tab w:val="left" w:pos="9160"/>
+          <w:tab w:val="left" w:pos="10076"/>
+          <w:tab w:val="left" w:pos="10992"/>
+          <w:tab w:val="left" w:pos="11908"/>
+          <w:tab w:val="left" w:pos="12824"/>
+          <w:tab w:val="left" w:pos="13740"/>
+          <w:tab w:val="left" w:pos="14656"/>
+        </w:tabs>
+        <w:spacing w:after="0" w:line="240" w:lineRule="auto"/>
+        <w:rPr>
+          <w:rFonts w:ascii="var(--font-mono)" w:eastAsia="Times New Roman" w:hAnsi="var(--font-mono)" w:cs="Courier New"/>
+          <w:color w:val="14181F"/>
+          <w:kern w:val="0"/>
+          <w:sz w:val="20"/>
+          <w:szCs w:val="20"/>
+          <w14:ligatures w14:val="none"/>
+        </w:rPr>
+      </w:pPr>
+      <w:r>
+        <w:rPr>
+          <w:rFonts w:ascii="var(--font-mono)" w:eastAsia="Times New Roman" w:hAnsi="var(--font-mono)" w:cs="Courier New"/>
+          <w:color w:val="14181F"/>
+          <w:kern w:val="0"/>
+          <w:sz w:val="20"/>
+          <w:szCs w:val="20"/>
+          <w14:ligatures w14:val="none"/>
+        </w:rPr>
+        <w:t xml:space="preserve">    </w:t>
+      </w:r>
+      <w:proofErr w:type="spellStart"/>
+      <w:r>
+        <w:rPr>
+          <w:rFonts w:ascii="var(--font-mono)" w:eastAsia="Times New Roman" w:hAnsi="var(--font-mono)" w:cs="Courier New"/>
+          <w:color w:val="8100C2"/>
+          <w:kern w:val="0"/>
+          <w:sz w:val="20"/>
+          <w:szCs w:val="20"/>
+          <w14:ligatures w14:val="none"/>
+        </w:rPr>
         <w:t>const</w:t>
       </w:r>
       <w:proofErr w:type="spellEnd"/>
       <w:r>
+        <w:rPr>
+          <w:rFonts w:ascii="var(--font-mono)" w:eastAsia="Times New Roman" w:hAnsi="var(--font-mono)" w:cs="Courier New"/>
+          <w:color w:val="14181F"/>
+          <w:kern w:val="0"/>
+          <w:sz w:val="20"/>
+          <w:szCs w:val="20"/>
+          <w14:ligatures w14:val="none"/>
+        </w:rPr>
+        <w:t xml:space="preserve"> date = </w:t>
+      </w:r>
+      <w:r>
+        <w:rPr>
+          <w:rFonts w:ascii="var(--font-mono)" w:eastAsia="Times New Roman" w:hAnsi="var(--font-mono)" w:cs="Courier New"/>
+          <w:color w:val="8100C2"/>
+          <w:kern w:val="0"/>
+          <w:sz w:val="20"/>
+          <w:szCs w:val="20"/>
+          <w14:ligatures w14:val="none"/>
+        </w:rPr>
+        <w:t>new</w:t>
+      </w:r>
+      <w:r>
+        <w:rPr>
+          <w:rFonts w:ascii="var(--font-mono)" w:eastAsia="Times New Roman" w:hAnsi="var(--font-mono)" w:cs="Courier New"/>
+          <w:color w:val="14181F"/>
+          <w:kern w:val="0"/>
+          <w:sz w:val="20"/>
+          <w:szCs w:val="20"/>
+          <w14:ligatures w14:val="none"/>
+        </w:rPr>
         <w:t xml:space="preserve"> </w:t>
       </w:r>
-      <w:proofErr w:type="spellStart"/>
-      <w:r>
-        <w:t>formData</w:t>
-      </w:r>
-      <w:proofErr w:type="spellEnd"/>
-      <w:r>
-        <w:t xml:space="preserve"> = new </w:t>
-      </w:r>
-      <w:proofErr w:type="spellStart"/>
       <w:proofErr w:type="gramStart"/>
       <w:r>
-        <w:t>FormData</w:t>
-      </w:r>
-      <w:proofErr w:type="spellEnd"/>
-      <w:r>
-        <w:t>()  /</w:t>
+        <w:rPr>
+          <w:rFonts w:ascii="var(--font-mono)" w:eastAsia="Times New Roman" w:hAnsi="var(--font-mono)" w:cs="Courier New"/>
+          <w:color w:val="B34A00"/>
+          <w:kern w:val="0"/>
+          <w:sz w:val="20"/>
+          <w:szCs w:val="20"/>
+          <w14:ligatures w14:val="none"/>
+        </w:rPr>
+        <w:t>Date</w:t>
+      </w:r>
+      <w:r>
+        <w:rPr>
+          <w:rFonts w:ascii="var(--font-mono)" w:eastAsia="Times New Roman" w:hAnsi="var(--font-mono)" w:cs="Courier New"/>
+          <w:color w:val="2B303B"/>
+          <w:kern w:val="0"/>
+          <w:sz w:val="20"/>
+          <w:szCs w:val="20"/>
+          <w14:ligatures w14:val="none"/>
+        </w:rPr>
+        <w:t>(</w:t>
       </w:r>
       <w:proofErr w:type="gramEnd"/>
       <w:r>
-        <w:t xml:space="preserve">/ </w:t>
-      </w:r>
-      <w:r>
-        <w:t>把文件包装成表单数据</w:t>
-      </w:r>
-    </w:p>
-    <w:p>
-      <w:r>
-        <w:t xml:space="preserve">  </w:t>
-      </w:r>
-      <w:proofErr w:type="spellStart"/>
-      <w:r>
-        <w:t>formData.append</w:t>
-      </w:r>
-      <w:proofErr w:type="spellEnd"/>
-      <w:r>
-        <w:t>('file', file)</w:t>
-      </w:r>
-    </w:p>
-    <w:p>
-      <w:r>
-        <w:t xml:space="preserve">  </w:t>
-      </w:r>
-    </w:p>
-    <w:p>
-      <w:r>
-        <w:t xml:space="preserve">  // POST </w:t>
-      </w:r>
-      <w:r>
-        <w:t>到后端上传接口</w:t>
-      </w:r>
-    </w:p>
-    <w:p>
-      <w:r>
-        <w:t xml:space="preserve">  </w:t>
-      </w:r>
-      <w:proofErr w:type="spellStart"/>
-      <w:r>
-        <w:t>const</w:t>
-      </w:r>
-      <w:proofErr w:type="spellEnd"/>
-      <w:r>
-        <w:t xml:space="preserve"> res = await </w:t>
+        <w:rPr>
+          <w:rFonts w:ascii="var(--font-mono)" w:eastAsia="Times New Roman" w:hAnsi="var(--font-mono)" w:cs="Courier New"/>
+          <w:color w:val="2B303B"/>
+          <w:kern w:val="0"/>
+          <w:sz w:val="20"/>
+          <w:szCs w:val="20"/>
+          <w14:ligatures w14:val="none"/>
+        </w:rPr>
+        <w:t>(</w:t>
+      </w:r>
+      <w:r>
+        <w:rPr>
+          <w:rFonts w:ascii="var(--font-mono)" w:eastAsia="Times New Roman" w:hAnsi="var(--font-mono)" w:cs="Courier New"/>
+          <w:color w:val="14181F"/>
+          <w:kern w:val="0"/>
+          <w:sz w:val="20"/>
+          <w:szCs w:val="20"/>
+          <w14:ligatures w14:val="none"/>
+        </w:rPr>
+        <w:t xml:space="preserve">serial - </w:t>
+      </w:r>
+      <w:r>
+        <w:rPr>
+          <w:rFonts w:ascii="var(--font-mono)" w:eastAsia="Times New Roman" w:hAnsi="var(--font-mono)" w:cs="Courier New"/>
+          <w:color w:val="008080"/>
+          <w:kern w:val="0"/>
+          <w:sz w:val="20"/>
+          <w:szCs w:val="20"/>
+          <w14:ligatures w14:val="none"/>
+        </w:rPr>
+        <w:t>25569</w:t>
+      </w:r>
+      <w:r>
+        <w:rPr>
+          <w:rFonts w:ascii="var(--font-mono)" w:eastAsia="Times New Roman" w:hAnsi="var(--font-mono)" w:cs="Courier New"/>
+          <w:color w:val="2B303B"/>
+          <w:kern w:val="0"/>
+          <w:sz w:val="20"/>
+          <w:szCs w:val="20"/>
+          <w14:ligatures w14:val="none"/>
+        </w:rPr>
+        <w:t>)</w:t>
+      </w:r>
+      <w:r>
+        <w:rPr>
+          <w:rFonts w:ascii="var(--font-mono)" w:eastAsia="Times New Roman" w:hAnsi="var(--font-mono)" w:cs="Courier New"/>
+          <w:color w:val="14181F"/>
+          <w:kern w:val="0"/>
+          <w:sz w:val="20"/>
+          <w:szCs w:val="20"/>
+          <w14:ligatures w14:val="none"/>
+        </w:rPr>
+        <w:t xml:space="preserve"> * </w:t>
+      </w:r>
+      <w:r>
+        <w:rPr>
+          <w:rFonts w:ascii="var(--font-mono)" w:eastAsia="Times New Roman" w:hAnsi="var(--font-mono)" w:cs="Courier New"/>
+          <w:color w:val="008080"/>
+          <w:kern w:val="0"/>
+          <w:sz w:val="20"/>
+          <w:szCs w:val="20"/>
+          <w14:ligatures w14:val="none"/>
+        </w:rPr>
+        <w:t>86400</w:t>
+      </w:r>
+      <w:r>
+        <w:rPr>
+          <w:rFonts w:ascii="var(--font-mono)" w:eastAsia="Times New Roman" w:hAnsi="var(--font-mono)" w:cs="Courier New"/>
+          <w:color w:val="14181F"/>
+          <w:kern w:val="0"/>
+          <w:sz w:val="20"/>
+          <w:szCs w:val="20"/>
+          <w14:ligatures w14:val="none"/>
+        </w:rPr>
+        <w:t xml:space="preserve"> * </w:t>
+      </w:r>
+      <w:r>
+        <w:rPr>
+          <w:rFonts w:ascii="var(--font-mono)" w:eastAsia="Times New Roman" w:hAnsi="var(--font-mono)" w:cs="Courier New"/>
+          <w:color w:val="008080"/>
+          <w:kern w:val="0"/>
+          <w:sz w:val="20"/>
+          <w:szCs w:val="20"/>
+          <w14:ligatures w14:val="none"/>
+        </w:rPr>
+        <w:t>1000</w:t>
+      </w:r>
+      <w:r>
+        <w:rPr>
+          <w:rFonts w:ascii="var(--font-mono)" w:eastAsia="Times New Roman" w:hAnsi="var(--font-mono)" w:cs="Courier New"/>
+          <w:color w:val="2B303B"/>
+          <w:kern w:val="0"/>
+          <w:sz w:val="20"/>
+          <w:szCs w:val="20"/>
+          <w14:ligatures w14:val="none"/>
+        </w:rPr>
+        <w:t>)</w:t>
+      </w:r>
+    </w:p>
+    <w:p>
+      <w:pPr>
+        <w:tabs>
+          <w:tab w:val="left" w:pos="916"/>
+          <w:tab w:val="left" w:pos="1832"/>
+          <w:tab w:val="left" w:pos="2748"/>
+          <w:tab w:val="left" w:pos="3664"/>
+          <w:tab w:val="left" w:pos="4580"/>
+          <w:tab w:val="left" w:pos="5496"/>
+          <w:tab w:val="left" w:pos="6412"/>
+          <w:tab w:val="left" w:pos="7328"/>
+          <w:tab w:val="left" w:pos="8244"/>
+          <w:tab w:val="left" w:pos="9160"/>
+          <w:tab w:val="left" w:pos="10076"/>
+          <w:tab w:val="left" w:pos="10992"/>
+          <w:tab w:val="left" w:pos="11908"/>
+          <w:tab w:val="left" w:pos="12824"/>
+          <w:tab w:val="left" w:pos="13740"/>
+          <w:tab w:val="left" w:pos="14656"/>
+        </w:tabs>
+        <w:spacing w:after="0" w:line="240" w:lineRule="auto"/>
+        <w:rPr>
+          <w:rFonts w:ascii="var(--font-mono)" w:eastAsia="Times New Roman" w:hAnsi="var(--font-mono)" w:cs="Courier New"/>
+          <w:color w:val="14181F"/>
+          <w:kern w:val="0"/>
+          <w:sz w:val="20"/>
+          <w:szCs w:val="20"/>
+          <w14:ligatures w14:val="none"/>
+        </w:rPr>
+      </w:pPr>
+      <w:r>
+        <w:rPr>
+          <w:rFonts w:ascii="var(--font-mono)" w:eastAsia="Times New Roman" w:hAnsi="var(--font-mono)" w:cs="Courier New"/>
+          <w:color w:val="14181F"/>
+          <w:kern w:val="0"/>
+          <w:sz w:val="20"/>
+          <w:szCs w:val="20"/>
+          <w14:ligatures w14:val="none"/>
+        </w:rPr>
+        <w:t xml:space="preserve">    </w:t>
+      </w:r>
+      <w:r>
+        <w:rPr>
+          <w:rFonts w:ascii="var(--font-mono)" w:eastAsia="Times New Roman" w:hAnsi="var(--font-mono)" w:cs="Courier New"/>
+          <w:color w:val="8100C2"/>
+          <w:kern w:val="0"/>
+          <w:sz w:val="20"/>
+          <w:szCs w:val="20"/>
+          <w14:ligatures w14:val="none"/>
+        </w:rPr>
+        <w:t>return</w:t>
+      </w:r>
+      <w:r>
+        <w:rPr>
+          <w:rFonts w:ascii="var(--font-mono)" w:eastAsia="Times New Roman" w:hAnsi="var(--font-mono)" w:cs="Courier New"/>
+          <w:color w:val="14181F"/>
+          <w:kern w:val="0"/>
+          <w:sz w:val="20"/>
+          <w:szCs w:val="20"/>
+          <w14:ligatures w14:val="none"/>
+        </w:rPr>
+        <w:t xml:space="preserve"> </w:t>
       </w:r>
       <w:proofErr w:type="spellStart"/>
       <w:proofErr w:type="gramStart"/>
       <w:r>
-        <w:t>axios.post</w:t>
-      </w:r>
-      <w:proofErr w:type="spellEnd"/>
-      <w:r>
+        <w:rPr>
+          <w:rFonts w:ascii="var(--font-mono)" w:eastAsia="Times New Roman" w:hAnsi="var(--font-mono)" w:cs="Courier New"/>
+          <w:color w:val="14181F"/>
+          <w:kern w:val="0"/>
+          <w:sz w:val="20"/>
+          <w:szCs w:val="20"/>
+          <w14:ligatures w14:val="none"/>
+        </w:rPr>
+        <w:t>date</w:t>
+      </w:r>
+      <w:r>
+        <w:rPr>
+          <w:rFonts w:ascii="var(--font-mono)" w:eastAsia="Times New Roman" w:hAnsi="var(--font-mono)" w:cs="Courier New"/>
+          <w:color w:val="2B303B"/>
+          <w:kern w:val="0"/>
+          <w:sz w:val="20"/>
+          <w:szCs w:val="20"/>
+          <w14:ligatures w14:val="none"/>
+        </w:rPr>
+        <w:t>.</w:t>
+      </w:r>
+      <w:r>
+        <w:rPr>
+          <w:rFonts w:ascii="var(--font-mono)" w:eastAsia="Times New Roman" w:hAnsi="var(--font-mono)" w:cs="Courier New"/>
+          <w:color w:val="0051C2"/>
+          <w:kern w:val="0"/>
+          <w:sz w:val="20"/>
+          <w:szCs w:val="20"/>
+          <w14:ligatures w14:val="none"/>
+        </w:rPr>
+        <w:t>toISOString</w:t>
+      </w:r>
+      <w:proofErr w:type="spellEnd"/>
+      <w:proofErr w:type="gramEnd"/>
+      <w:r>
+        <w:rPr>
+          <w:rFonts w:ascii="var(--font-mono)" w:eastAsia="Times New Roman" w:hAnsi="var(--font-mono)" w:cs="Courier New"/>
+          <w:color w:val="2B303B"/>
+          <w:kern w:val="0"/>
+          <w:sz w:val="20"/>
+          <w:szCs w:val="20"/>
+          <w14:ligatures w14:val="none"/>
+        </w:rPr>
         <w:t>(</w:t>
       </w:r>
+      <w:proofErr w:type="gramStart"/>
+      <w:r>
+        <w:rPr>
+          <w:rFonts w:ascii="var(--font-mono)" w:eastAsia="Times New Roman" w:hAnsi="var(--font-mono)" w:cs="Courier New"/>
+          <w:color w:val="2B303B"/>
+          <w:kern w:val="0"/>
+          <w:sz w:val="20"/>
+          <w:szCs w:val="20"/>
+          <w14:ligatures w14:val="none"/>
+        </w:rPr>
+        <w:t>).</w:t>
+      </w:r>
+      <w:r>
+        <w:rPr>
+          <w:rFonts w:ascii="var(--font-mono)" w:eastAsia="Times New Roman" w:hAnsi="var(--font-mono)" w:cs="Courier New"/>
+          <w:color w:val="0051C2"/>
+          <w:kern w:val="0"/>
+          <w:sz w:val="20"/>
+          <w:szCs w:val="20"/>
+          <w14:ligatures w14:val="none"/>
+        </w:rPr>
+        <w:t>split</w:t>
+      </w:r>
       <w:proofErr w:type="gramEnd"/>
       <w:r>
-        <w:t>'http://localhost:8080/</w:t>
-      </w:r>
-      <w:proofErr w:type="spellStart"/>
-      <w:r>
-        <w:t>api</w:t>
-      </w:r>
-      <w:proofErr w:type="spellEnd"/>
-      <w:r>
-        <w:t xml:space="preserve">/file/upload', </w:t>
-      </w:r>
-      <w:proofErr w:type="spellStart"/>
-      <w:r>
-        <w:t>formData</w:t>
-      </w:r>
-      <w:proofErr w:type="spellEnd"/>
-      <w:r>
-        <w:t>)</w:t>
-      </w:r>
-    </w:p>
-    <w:p>
-      <w:r>
-        <w:t xml:space="preserve">  </w:t>
-      </w:r>
-      <w:proofErr w:type="spellStart"/>
-      <w:r>
-        <w:t>form.</w:t>
+        <w:rPr>
+          <w:rFonts w:ascii="var(--font-mono)" w:eastAsia="Times New Roman" w:hAnsi="var(--font-mono)" w:cs="Courier New"/>
+          <w:color w:val="2B303B"/>
+          <w:kern w:val="0"/>
+          <w:sz w:val="20"/>
+          <w:szCs w:val="20"/>
+          <w14:ligatures w14:val="none"/>
+        </w:rPr>
+        <w:t>(</w:t>
+      </w:r>
+      <w:r>
+        <w:rPr>
+          <w:rFonts w:ascii="var(--font-mono)" w:eastAsia="Times New Roman" w:hAnsi="var(--font-mono)" w:cs="Courier New"/>
+          <w:color w:val="008000"/>
+          <w:kern w:val="0"/>
+          <w:sz w:val="20"/>
+          <w:szCs w:val="20"/>
+          <w14:ligatures w14:val="none"/>
+        </w:rPr>
+        <w:t>'T</w:t>
       </w:r>
       <w:proofErr w:type="gramStart"/>
       <w:r>
-        <w:t>value.fileName</w:t>
-      </w:r>
-      <w:proofErr w:type="spellEnd"/>
+        <w:rPr>
+          <w:rFonts w:ascii="var(--font-mono)" w:eastAsia="Times New Roman" w:hAnsi="var(--font-mono)" w:cs="Courier New"/>
+          <w:color w:val="008000"/>
+          <w:kern w:val="0"/>
+          <w:sz w:val="20"/>
+          <w:szCs w:val="20"/>
+          <w14:ligatures w14:val="none"/>
+        </w:rPr>
+        <w:t>'</w:t>
+      </w:r>
+      <w:r>
+        <w:rPr>
+          <w:rFonts w:ascii="var(--font-mono)" w:eastAsia="Times New Roman" w:hAnsi="var(--font-mono)" w:cs="Courier New"/>
+          <w:color w:val="2B303B"/>
+          <w:kern w:val="0"/>
+          <w:sz w:val="20"/>
+          <w:szCs w:val="20"/>
+          <w14:ligatures w14:val="none"/>
+        </w:rPr>
+        <w:t>)[</w:t>
+      </w:r>
       <w:proofErr w:type="gramEnd"/>
       <w:r>
-        <w:t xml:space="preserve"> = </w:t>
-      </w:r>
-      <w:proofErr w:type="spellStart"/>
-      <w:r>
-        <w:t>res.</w:t>
-      </w:r>
-      <w:proofErr w:type="gramStart"/>
-      <w:r>
-        <w:t>data</w:t>
-      </w:r>
-      <w:proofErr w:type="spellEnd"/>
-      <w:r>
-        <w:t xml:space="preserve">  /</w:t>
-      </w:r>
-      <w:proofErr w:type="gramEnd"/>
-      <w:r>
-        <w:t xml:space="preserve">/ </w:t>
-      </w:r>
-      <w:r>
-        <w:t>后端返回文件名，存起来</w:t>
-      </w:r>
-    </w:p>
-    <w:p>
-      <w:r>
+        <w:rPr>
+          <w:rFonts w:ascii="var(--font-mono)" w:eastAsia="Times New Roman" w:hAnsi="var(--font-mono)" w:cs="Courier New"/>
+          <w:color w:val="008080"/>
+          <w:kern w:val="0"/>
+          <w:sz w:val="20"/>
+          <w:szCs w:val="20"/>
+          <w14:ligatures w14:val="none"/>
+        </w:rPr>
+        <w:t>0</w:t>
+      </w:r>
+      <w:r>
+        <w:rPr>
+          <w:rFonts w:ascii="var(--font-mono)" w:eastAsia="Times New Roman" w:hAnsi="var(--font-mono)" w:cs="Courier New"/>
+          <w:color w:val="2B303B"/>
+          <w:kern w:val="0"/>
+          <w:sz w:val="20"/>
+          <w:szCs w:val="20"/>
+          <w14:ligatures w14:val="none"/>
+        </w:rPr>
+        <w:t>]</w:t>
+      </w:r>
+    </w:p>
+    <w:p>
+      <w:pPr>
+        <w:tabs>
+          <w:tab w:val="left" w:pos="916"/>
+          <w:tab w:val="left" w:pos="1832"/>
+          <w:tab w:val="left" w:pos="2748"/>
+          <w:tab w:val="left" w:pos="3664"/>
+          <w:tab w:val="left" w:pos="4580"/>
+          <w:tab w:val="left" w:pos="5496"/>
+          <w:tab w:val="left" w:pos="6412"/>
+          <w:tab w:val="left" w:pos="7328"/>
+          <w:tab w:val="left" w:pos="8244"/>
+          <w:tab w:val="left" w:pos="9160"/>
+          <w:tab w:val="left" w:pos="10076"/>
+          <w:tab w:val="left" w:pos="10992"/>
+          <w:tab w:val="left" w:pos="11908"/>
+          <w:tab w:val="left" w:pos="12824"/>
+          <w:tab w:val="left" w:pos="13740"/>
+          <w:tab w:val="left" w:pos="14656"/>
+        </w:tabs>
+        <w:spacing w:after="0" w:line="240" w:lineRule="auto"/>
+        <w:rPr>
+          <w:rFonts w:ascii="var(--font-mono)" w:eastAsia="Times New Roman" w:hAnsi="var(--font-mono)" w:cs="Courier New"/>
+          <w:color w:val="14181F"/>
+          <w:kern w:val="0"/>
+          <w:sz w:val="20"/>
+          <w:szCs w:val="20"/>
+          <w14:ligatures w14:val="none"/>
+        </w:rPr>
+      </w:pPr>
+      <w:r>
+        <w:rPr>
+          <w:rFonts w:ascii="var(--font-mono)" w:eastAsia="Times New Roman" w:hAnsi="var(--font-mono)" w:cs="Courier New"/>
+          <w:color w:val="2B303B"/>
+          <w:kern w:val="0"/>
+          <w:sz w:val="20"/>
+          <w:szCs w:val="20"/>
+          <w14:ligatures w14:val="none"/>
+        </w:rPr>
         <w:t>}</w:t>
       </w:r>
     </w:p>
     <w:p>
-      <w:r>
-        <w:rPr>
+      <w:pPr>
+        <w:spacing w:after="0" w:line="240" w:lineRule="auto"/>
+        <w:rPr>
+          <w:rFonts w:ascii="Times New Roman" w:eastAsia="Times New Roman" w:hAnsi="Times New Roman" w:cs="Times New Roman"/>
+          <w:kern w:val="0"/>
+          <w14:ligatures w14:val="none"/>
+        </w:rPr>
+      </w:pPr>
+      <w:r>
+        <w:rPr>
+          <w:rFonts w:ascii="Times New Roman" w:eastAsia="Times New Roman" w:hAnsi="Times New Roman" w:cs="Times New Roman"/>
+          <w:kern w:val="0"/>
+          <w14:ligatures w14:val="none"/>
+        </w:rPr>
+        <w:pict w14:anchorId="12ADBF9C">
+          <v:rect id="_x0000_i1035" style="width:0;height:1.5pt" o:hralign="center" o:hrstd="t" o:hr="t" fillcolor="#a0a0a0" stroked="f"/>
+        </w:pict>
+      </w:r>
+    </w:p>
+    <w:p>
+      <w:pPr>
+        <w:spacing w:before="100" w:beforeAutospacing="1" w:after="100" w:afterAutospacing="1" w:line="240" w:lineRule="auto"/>
+        <w:outlineLvl w:val="2"/>
+        <w:rPr>
+          <w:rFonts w:ascii="Times New Roman" w:eastAsia="Times New Roman" w:hAnsi="Times New Roman" w:cs="Times New Roman"/>
           <w:b/>
           <w:bCs/>
-        </w:rPr>
-        <w:t>前端下载：</w:t>
-      </w:r>
-    </w:p>
-    <w:p>
-      <w:proofErr w:type="spellStart"/>
-      <w:r>
-        <w:t>javascript</w:t>
-      </w:r>
-      <w:proofErr w:type="spellEnd"/>
-    </w:p>
-    <w:p>
-      <w:r>
-        <w:t xml:space="preserve">function </w:t>
-      </w:r>
-      <w:proofErr w:type="spellStart"/>
-      <w:r>
-        <w:t>handleDownload</w:t>
-      </w:r>
-      <w:proofErr w:type="spellEnd"/>
-      <w:r>
-        <w:t>(</w:t>
-      </w:r>
-      <w:proofErr w:type="spellStart"/>
-      <w:r>
-        <w:t>fileName</w:t>
-      </w:r>
-      <w:proofErr w:type="spellEnd"/>
-      <w:r>
-        <w:t>) {</w:t>
-      </w:r>
-    </w:p>
-    <w:p>
-      <w:r>
-        <w:t xml:space="preserve">  // </w:t>
-      </w:r>
-      <w:r>
-        <w:t>直接打开下载链接</w:t>
-      </w:r>
-    </w:p>
-    <w:p>
-      <w:r>
-        <w:t xml:space="preserve">  </w:t>
-      </w:r>
-      <w:proofErr w:type="gramStart"/>
-      <w:r>
-        <w:t>window.open</w:t>
-      </w:r>
-      <w:proofErr w:type="gramEnd"/>
-      <w:r>
-        <w:t>(`http://localhost:8080/api/file/download/${fileName}`)</w:t>
-      </w:r>
-    </w:p>
-    <w:p>
-      <w:r>
-        <w:t>}</w:t>
-      </w:r>
-    </w:p>
-    <w:p>
-      <w:r>
-        <w:rPr>
+          <w:kern w:val="0"/>
+          <w:sz w:val="27"/>
+          <w:szCs w:val="27"/>
+          <w:u w:val="single"/>
+          <w14:ligatures w14:val="none"/>
+        </w:rPr>
+      </w:pPr>
+      <w:r>
+        <w:rPr>
+          <w:rFonts w:ascii="宋体" w:eastAsia="宋体" w:hAnsi="宋体" w:cs="宋体" w:hint="eastAsia"/>
           <w:b/>
           <w:bCs/>
-        </w:rPr>
-        <w:t>后端（</w:t>
-      </w:r>
-      <w:r>
-        <w:rPr>
+          <w:kern w:val="0"/>
+          <w:sz w:val="27"/>
+          <w:szCs w:val="27"/>
+          <w:highlight w:val="yellow"/>
+          <w:u w:val="single"/>
+          <w14:ligatures w14:val="none"/>
+        </w:rPr>
+        <w:t>文件上</w:t>
+      </w:r>
+      <w:proofErr w:type="gramStart"/>
+      <w:r>
+        <w:rPr>
+          <w:rFonts w:ascii="宋体" w:eastAsia="宋体" w:hAnsi="宋体" w:cs="宋体" w:hint="eastAsia"/>
           <w:b/>
           <w:bCs/>
-        </w:rPr>
-        <w:t>FileController.java</w:t>
-      </w:r>
-      <w:r>
-        <w:rPr>
+          <w:kern w:val="0"/>
+          <w:sz w:val="27"/>
+          <w:szCs w:val="27"/>
+          <w:highlight w:val="yellow"/>
+          <w:u w:val="single"/>
+          <w14:ligatures w14:val="none"/>
+        </w:rPr>
+        <w:t>傳</w:t>
+      </w:r>
+      <w:proofErr w:type="gramEnd"/>
+      <w:r>
+        <w:rPr>
+          <w:rFonts w:ascii="宋体" w:eastAsia="宋体" w:hAnsi="宋体" w:cs="宋体" w:hint="eastAsia"/>
           <w:b/>
           <w:bCs/>
-        </w:rPr>
-        <w:t>）上传：</w:t>
-      </w:r>
-    </w:p>
-    <w:p>
-      <w:r>
-        <w:t>java</w:t>
-      </w:r>
-    </w:p>
-    <w:p>
-      <w:r>
-        <w:lastRenderedPageBreak/>
-        <w:t>@PostMapping("/upload")</w:t>
-      </w:r>
-    </w:p>
-    <w:p>
-      <w:r>
-        <w:t xml:space="preserve">public </w:t>
-      </w:r>
-      <w:proofErr w:type="spellStart"/>
-      <w:r>
-        <w:t>ResponseEntity</w:t>
-      </w:r>
-      <w:proofErr w:type="spellEnd"/>
-      <w:r>
-        <w:t xml:space="preserve">&lt;String&gt; upload(@RequestParam("file") </w:t>
-      </w:r>
-      <w:proofErr w:type="spellStart"/>
-      <w:r>
-        <w:t>MultipartFile</w:t>
-      </w:r>
-      <w:proofErr w:type="spellEnd"/>
-      <w:r>
-        <w:t xml:space="preserve"> file) {</w:t>
-      </w:r>
-    </w:p>
-    <w:p>
-      <w:r>
-        <w:t xml:space="preserve">    // </w:t>
-      </w:r>
-      <w:r>
-        <w:t>生成唯一文件名，防止重名</w:t>
-      </w:r>
-    </w:p>
-    <w:p>
-      <w:r>
-        <w:t xml:space="preserve">    String </w:t>
-      </w:r>
-      <w:proofErr w:type="spellStart"/>
-      <w:r>
-        <w:t>fileName</w:t>
-      </w:r>
-      <w:proofErr w:type="spellEnd"/>
-      <w:r>
-        <w:t xml:space="preserve"> = </w:t>
-      </w:r>
-      <w:proofErr w:type="spellStart"/>
-      <w:r>
-        <w:t>UUID.randomUUID</w:t>
-      </w:r>
-      <w:proofErr w:type="spellEnd"/>
-      <w:r>
-        <w:t xml:space="preserve">() + "_" + </w:t>
-      </w:r>
-      <w:proofErr w:type="spellStart"/>
+          <w:kern w:val="0"/>
+          <w:sz w:val="27"/>
+          <w:szCs w:val="27"/>
+          <w:highlight w:val="yellow"/>
+          <w:u w:val="single"/>
+          <w14:ligatures w14:val="none"/>
+        </w:rPr>
+        <w:t>（課程資料上</w:t>
+      </w:r>
       <w:proofErr w:type="gramStart"/>
       <w:r>
-        <w:t>file.getOriginalFilename</w:t>
-      </w:r>
-      <w:proofErr w:type="spellEnd"/>
-      <w:proofErr w:type="gramEnd"/>
-      <w:r>
-        <w:t>()</w:t>
-      </w:r>
-    </w:p>
-    <w:p>
-      <w:r>
-        <w:t xml:space="preserve">    // </w:t>
-      </w:r>
-      <w:r>
-        <w:t>存到服务器本地文件夹</w:t>
-      </w:r>
-    </w:p>
-    <w:p>
-      <w:r>
-        <w:t xml:space="preserve">    </w:t>
-      </w:r>
-      <w:proofErr w:type="spellStart"/>
-      <w:proofErr w:type="gramStart"/>
-      <w:r>
-        <w:t>file.transferTo</w:t>
-      </w:r>
-      <w:proofErr w:type="spellEnd"/>
-      <w:proofErr w:type="gramEnd"/>
-      <w:r>
-        <w:t xml:space="preserve">(new </w:t>
-      </w:r>
-      <w:proofErr w:type="gramStart"/>
-      <w:r>
-        <w:t>File(</w:t>
-      </w:r>
-      <w:proofErr w:type="gramEnd"/>
-      <w:r>
-        <w:t xml:space="preserve">UPLOAD_DIR + </w:t>
-      </w:r>
-      <w:proofErr w:type="spellStart"/>
-      <w:r>
-        <w:t>fileName</w:t>
-      </w:r>
-      <w:proofErr w:type="spellEnd"/>
-      <w:r>
-        <w:t>))</w:t>
-      </w:r>
-    </w:p>
-    <w:p>
-      <w:r>
-        <w:t xml:space="preserve">    // </w:t>
-      </w:r>
-      <w:r>
-        <w:t>返回文件名给前端</w:t>
-      </w:r>
-    </w:p>
-    <w:p>
-      <w:r>
-        <w:t xml:space="preserve">    return </w:t>
-      </w:r>
-      <w:proofErr w:type="spellStart"/>
-      <w:r>
-        <w:t>ResponseEntity.ok</w:t>
-      </w:r>
-      <w:proofErr w:type="spellEnd"/>
-      <w:r>
-        <w:t>(</w:t>
-      </w:r>
-      <w:proofErr w:type="spellStart"/>
-      <w:r>
-        <w:t>fileName</w:t>
-      </w:r>
-      <w:proofErr w:type="spellEnd"/>
-      <w:r>
-        <w:t>)</w:t>
-      </w:r>
-    </w:p>
-    <w:p>
-      <w:r>
-        <w:t>}</w:t>
-      </w:r>
-    </w:p>
-    <w:p>
-      <w:r>
-        <w:rPr>
+        <w:rPr>
+          <w:rFonts w:ascii="宋体" w:eastAsia="宋体" w:hAnsi="宋体" w:cs="宋体" w:hint="eastAsia"/>
           <w:b/>
           <w:bCs/>
-        </w:rPr>
-        <w:t>后端（</w:t>
-      </w:r>
-      <w:r>
-        <w:rPr>
+          <w:kern w:val="0"/>
+          <w:sz w:val="27"/>
+          <w:szCs w:val="27"/>
+          <w:highlight w:val="yellow"/>
+          <w:u w:val="single"/>
+          <w14:ligatures w14:val="none"/>
+        </w:rPr>
+        <w:t>傳</w:t>
+      </w:r>
+      <w:proofErr w:type="gramEnd"/>
+      <w:r>
+        <w:rPr>
+          <w:rFonts w:ascii="宋体" w:eastAsia="宋体" w:hAnsi="宋体" w:cs="宋体"/>
           <w:b/>
           <w:bCs/>
-        </w:rPr>
-        <w:t>FileController.java</w:t>
-      </w:r>
-      <w:r>
-        <w:rPr>
+          <w:kern w:val="0"/>
+          <w:sz w:val="27"/>
+          <w:szCs w:val="27"/>
+          <w:highlight w:val="yellow"/>
+          <w:u w:val="single"/>
+          <w14:ligatures w14:val="none"/>
+        </w:rPr>
+        <w:t>）</w:t>
+      </w:r>
+    </w:p>
+    <w:p>
+      <w:pPr>
+        <w:spacing w:before="100" w:beforeAutospacing="1" w:after="100" w:afterAutospacing="1" w:line="240" w:lineRule="auto"/>
+        <w:rPr>
+          <w:rFonts w:ascii="Times New Roman" w:eastAsia="Times New Roman" w:hAnsi="Times New Roman" w:cs="Times New Roman"/>
+          <w:kern w:val="0"/>
+          <w14:ligatures w14:val="none"/>
+        </w:rPr>
+      </w:pPr>
+      <w:r>
+        <w:rPr>
+          <w:rFonts w:ascii="宋体" w:eastAsia="宋体" w:hAnsi="宋体" w:cs="宋体" w:hint="eastAsia"/>
           <w:b/>
           <w:bCs/>
-        </w:rPr>
-        <w:t>）下载：</w:t>
-      </w:r>
-    </w:p>
-    <w:p>
-      <w:r>
-        <w:t>java</w:t>
-      </w:r>
-    </w:p>
-    <w:p>
-      <w:r>
-        <w:t>@GetMapping("/download/{fileName}")</w:t>
-      </w:r>
-    </w:p>
-    <w:p>
-      <w:r>
-        <w:t xml:space="preserve">public </w:t>
-      </w:r>
-      <w:proofErr w:type="spellStart"/>
-      <w:r>
-        <w:t>ResponseEntity</w:t>
-      </w:r>
-      <w:proofErr w:type="spellEnd"/>
-      <w:r>
-        <w:t xml:space="preserve">&lt;Resource&gt; </w:t>
+          <w:kern w:val="0"/>
+          <w14:ligatures w14:val="none"/>
+        </w:rPr>
+        <w:t>思路：</w:t>
+      </w:r>
+      <w:r>
+        <w:rPr>
+          <w:rFonts w:ascii="Times New Roman" w:eastAsia="Times New Roman" w:hAnsi="Times New Roman" w:cs="Times New Roman"/>
+          <w:kern w:val="0"/>
+          <w14:ligatures w14:val="none"/>
+        </w:rPr>
+        <w:t xml:space="preserve"> </w:t>
+      </w:r>
+      <w:r>
+        <w:rPr>
+          <w:rFonts w:ascii="宋体" w:eastAsia="宋体" w:hAnsi="宋体" w:cs="宋体" w:hint="eastAsia"/>
+          <w:kern w:val="0"/>
+          <w14:ligatures w14:val="none"/>
+        </w:rPr>
+        <w:t>用</w:t>
       </w:r>
       <w:proofErr w:type="gramStart"/>
       <w:r>
-        <w:t>download(</w:t>
+        <w:rPr>
+          <w:rFonts w:ascii="宋体" w:eastAsia="宋体" w:hAnsi="宋体" w:cs="宋体" w:hint="eastAsia"/>
+          <w:kern w:val="0"/>
+          <w14:ligatures w14:val="none"/>
+        </w:rPr>
+        <w:t>戶</w:t>
       </w:r>
       <w:proofErr w:type="gramEnd"/>
       <w:r>
-        <w:t xml:space="preserve">@PathVariable String </w:t>
-      </w:r>
-      <w:proofErr w:type="spellStart"/>
-      <w:r>
-        <w:t>fileName</w:t>
-      </w:r>
-      <w:proofErr w:type="spellEnd"/>
-      <w:r>
-        <w:t>) {</w:t>
-      </w:r>
-    </w:p>
-    <w:p>
-      <w:r>
-        <w:t xml:space="preserve">    File </w:t>
-      </w:r>
-      <w:proofErr w:type="spellStart"/>
-      <w:r>
-        <w:t>file</w:t>
-      </w:r>
-      <w:proofErr w:type="spellEnd"/>
-      <w:r>
-        <w:t xml:space="preserve"> = new </w:t>
+        <w:rPr>
+          <w:rFonts w:ascii="宋体" w:eastAsia="宋体" w:hAnsi="宋体" w:cs="宋体" w:hint="eastAsia"/>
+          <w:kern w:val="0"/>
+          <w14:ligatures w14:val="none"/>
+        </w:rPr>
+        <w:t>選文件</w:t>
+      </w:r>
+      <w:r>
+        <w:rPr>
+          <w:rFonts w:ascii="Times New Roman" w:eastAsia="Times New Roman" w:hAnsi="Times New Roman" w:cs="Times New Roman"/>
+          <w:kern w:val="0"/>
+          <w14:ligatures w14:val="none"/>
+        </w:rPr>
+        <w:t xml:space="preserve"> → </w:t>
+      </w:r>
+      <w:r>
+        <w:rPr>
+          <w:rFonts w:ascii="宋体" w:eastAsia="宋体" w:hAnsi="宋体" w:cs="宋体" w:hint="eastAsia"/>
+          <w:kern w:val="0"/>
+          <w14:ligatures w14:val="none"/>
+        </w:rPr>
+        <w:t>前端用</w:t>
+      </w:r>
+      <w:r>
+        <w:rPr>
+          <w:rFonts w:ascii="Times New Roman" w:eastAsia="Times New Roman" w:hAnsi="Times New Roman" w:cs="Times New Roman"/>
+          <w:kern w:val="0"/>
+          <w14:ligatures w14:val="none"/>
+        </w:rPr>
+        <w:t xml:space="preserve"> </w:t>
+      </w:r>
+      <w:proofErr w:type="spellStart"/>
+      <w:r>
+        <w:rPr>
+          <w:rFonts w:ascii="Courier New" w:eastAsia="Times New Roman" w:hAnsi="Courier New" w:cs="Courier New"/>
+          <w:kern w:val="0"/>
+          <w:sz w:val="20"/>
+          <w:szCs w:val="20"/>
+          <w14:ligatures w14:val="none"/>
+        </w:rPr>
+        <w:t>FormData</w:t>
+      </w:r>
+      <w:proofErr w:type="spellEnd"/>
+      <w:r>
+        <w:rPr>
+          <w:rFonts w:ascii="Times New Roman" w:eastAsia="Times New Roman" w:hAnsi="Times New Roman" w:cs="Times New Roman"/>
+          <w:kern w:val="0"/>
+          <w14:ligatures w14:val="none"/>
+        </w:rPr>
+        <w:t xml:space="preserve"> </w:t>
+      </w:r>
+      <w:r>
+        <w:rPr>
+          <w:rFonts w:ascii="宋体" w:eastAsia="宋体" w:hAnsi="宋体" w:cs="宋体" w:hint="eastAsia"/>
+          <w:kern w:val="0"/>
+          <w14:ligatures w14:val="none"/>
+        </w:rPr>
+        <w:t>打包</w:t>
+      </w:r>
+      <w:r>
+        <w:rPr>
+          <w:rFonts w:ascii="Times New Roman" w:eastAsia="Times New Roman" w:hAnsi="Times New Roman" w:cs="Times New Roman"/>
+          <w:kern w:val="0"/>
+          <w14:ligatures w14:val="none"/>
+        </w:rPr>
+        <w:t xml:space="preserve"> → POST </w:t>
+      </w:r>
+      <w:r>
+        <w:rPr>
+          <w:rFonts w:ascii="宋体" w:eastAsia="宋体" w:hAnsi="宋体" w:cs="宋体" w:hint="eastAsia"/>
+          <w:kern w:val="0"/>
+          <w14:ligatures w14:val="none"/>
+        </w:rPr>
+        <w:t>到</w:t>
       </w:r>
       <w:proofErr w:type="gramStart"/>
       <w:r>
-        <w:t>File(</w:t>
+        <w:rPr>
+          <w:rFonts w:ascii="宋体" w:eastAsia="宋体" w:hAnsi="宋体" w:cs="宋体" w:hint="eastAsia"/>
+          <w:kern w:val="0"/>
+          <w14:ligatures w14:val="none"/>
+        </w:rPr>
+        <w:t>後</w:t>
       </w:r>
       <w:proofErr w:type="gramEnd"/>
       <w:r>
-        <w:t xml:space="preserve">UPLOAD_DIR + </w:t>
-      </w:r>
-      <w:proofErr w:type="spellStart"/>
-      <w:r>
-        <w:t>fileName</w:t>
-      </w:r>
-      <w:proofErr w:type="spellEnd"/>
-      <w:r>
-        <w:t>)</w:t>
-      </w:r>
-    </w:p>
-    <w:p>
-      <w:r>
-        <w:t xml:space="preserve">    Resource </w:t>
-      </w:r>
-      <w:proofErr w:type="spellStart"/>
-      <w:r>
-        <w:t>resource</w:t>
-      </w:r>
-      <w:proofErr w:type="spellEnd"/>
-      <w:r>
-        <w:t xml:space="preserve"> = new </w:t>
-      </w:r>
-      <w:proofErr w:type="spellStart"/>
-      <w:r>
-        <w:t>FileSystemResource</w:t>
-      </w:r>
-      <w:proofErr w:type="spellEnd"/>
-      <w:r>
-        <w:t>(file)</w:t>
-      </w:r>
-    </w:p>
-    <w:p>
-      <w:r>
-        <w:t xml:space="preserve">    // </w:t>
-      </w:r>
-      <w:r>
-        <w:t>告诉浏览器这是下载文件</w:t>
-      </w:r>
-    </w:p>
-    <w:p>
-      <w:r>
-        <w:t xml:space="preserve">    return </w:t>
-      </w:r>
-      <w:proofErr w:type="spellStart"/>
-      <w:r>
-        <w:t>ResponseEntity.ok</w:t>
-      </w:r>
-      <w:proofErr w:type="spellEnd"/>
-      <w:r>
-        <w:t>()</w:t>
-      </w:r>
-    </w:p>
-    <w:p>
-      <w:r>
-        <w:t xml:space="preserve">        </w:t>
+        <w:rPr>
+          <w:rFonts w:ascii="宋体" w:eastAsia="宋体" w:hAnsi="宋体" w:cs="宋体" w:hint="eastAsia"/>
+          <w:kern w:val="0"/>
+          <w14:ligatures w14:val="none"/>
+        </w:rPr>
+        <w:t>端</w:t>
+      </w:r>
+      <w:r>
+        <w:rPr>
+          <w:rFonts w:ascii="Times New Roman" w:eastAsia="Times New Roman" w:hAnsi="Times New Roman" w:cs="Times New Roman"/>
+          <w:kern w:val="0"/>
+          <w14:ligatures w14:val="none"/>
+        </w:rPr>
+        <w:t xml:space="preserve"> → </w:t>
       </w:r>
       <w:proofErr w:type="gramStart"/>
       <w:r>
-        <w:t>.header</w:t>
+        <w:rPr>
+          <w:rFonts w:ascii="宋体" w:eastAsia="宋体" w:hAnsi="宋体" w:cs="宋体" w:hint="eastAsia"/>
+          <w:kern w:val="0"/>
+          <w14:ligatures w14:val="none"/>
+        </w:rPr>
+        <w:t>後</w:t>
       </w:r>
       <w:proofErr w:type="gramEnd"/>
       <w:r>
-        <w:t>(</w:t>
-      </w:r>
-      <w:proofErr w:type="spellStart"/>
-      <w:r>
-        <w:t>HttpHeaders.CONTENT_DISPOSITION</w:t>
-      </w:r>
-      <w:proofErr w:type="spellEnd"/>
-      <w:r>
-        <w:t xml:space="preserve">, "attachment; filename=\"" + </w:t>
-      </w:r>
-      <w:proofErr w:type="spellStart"/>
+        <w:rPr>
+          <w:rFonts w:ascii="宋体" w:eastAsia="宋体" w:hAnsi="宋体" w:cs="宋体" w:hint="eastAsia"/>
+          <w:kern w:val="0"/>
+          <w14:ligatures w14:val="none"/>
+        </w:rPr>
+        <w:t>端存到服</w:t>
+      </w:r>
       <w:proofErr w:type="gramStart"/>
       <w:r>
-        <w:t>file.getName</w:t>
-      </w:r>
-      <w:proofErr w:type="spellEnd"/>
+        <w:rPr>
+          <w:rFonts w:ascii="宋体" w:eastAsia="宋体" w:hAnsi="宋体" w:cs="宋体" w:hint="eastAsia"/>
+          <w:kern w:val="0"/>
+          <w14:ligatures w14:val="none"/>
+        </w:rPr>
+        <w:t>務</w:t>
+      </w:r>
       <w:proofErr w:type="gramEnd"/>
       <w:r>
-        <w:t>() + "\"")</w:t>
-      </w:r>
-    </w:p>
-    <w:p>
-      <w:r>
-        <w:t xml:space="preserve">        </w:t>
-      </w:r>
-      <w:proofErr w:type="gramStart"/>
-      <w:r>
-        <w:t>.body</w:t>
-      </w:r>
-      <w:proofErr w:type="gramEnd"/>
-      <w:r>
-        <w:t>(resource)</w:t>
-      </w:r>
-    </w:p>
-    <w:p>
-      <w:r>
-        <w:t>}</w:t>
-      </w:r>
-    </w:p>
-    <w:p>
-      <w:r>
-        <w:pict w14:anchorId="7738EDA2">
-          <v:rect id="_x0000_i1056" style="width:0;height:1.5pt" o:hralign="center" o:hrstd="t" o:hr="t" fillcolor="#a0a0a0" stroked="f"/>
-        </w:pict>
-      </w:r>
-    </w:p>
-    <w:p>
-      <w:r>
-        <w:rPr>
+        <w:rPr>
+          <w:rFonts w:ascii="宋体" w:eastAsia="宋体" w:hAnsi="宋体" w:cs="宋体" w:hint="eastAsia"/>
+          <w:kern w:val="0"/>
+          <w14:ligatures w14:val="none"/>
+        </w:rPr>
+        <w:t>器本地文件</w:t>
+      </w:r>
+      <w:r>
+        <w:rPr>
+          <w:rFonts w:ascii="宋体" w:eastAsia="宋体" w:hAnsi="宋体" w:cs="宋体"/>
+          <w:kern w:val="0"/>
+          <w14:ligatures w14:val="none"/>
+        </w:rPr>
+        <w:t>夾</w:t>
+      </w:r>
+    </w:p>
+    <w:p>
+      <w:pPr>
+        <w:spacing w:before="100" w:beforeAutospacing="1" w:after="100" w:afterAutospacing="1" w:line="240" w:lineRule="auto"/>
+        <w:rPr>
+          <w:rFonts w:ascii="Times New Roman" w:eastAsia="Times New Roman" w:hAnsi="Times New Roman" w:cs="Times New Roman"/>
+          <w:kern w:val="0"/>
+          <w14:ligatures w14:val="none"/>
+        </w:rPr>
+      </w:pPr>
+      <w:r>
+        <w:rPr>
+          <w:rFonts w:ascii="宋体" w:eastAsia="宋体" w:hAnsi="宋体" w:cs="宋体" w:hint="eastAsia"/>
           <w:b/>
           <w:bCs/>
-        </w:rPr>
-        <w:t>面试怎么讲：</w:t>
-      </w:r>
-    </w:p>
-    <w:p>
-      <w:r>
-        <w:t>Excel</w:t>
-      </w:r>
-      <w:r>
-        <w:t>导入：</w:t>
-      </w:r>
-    </w:p>
-    <w:p>
-      <w:r>
-        <w:t>"</w:t>
-      </w:r>
-      <w:r>
-        <w:t>前端用</w:t>
-      </w:r>
-      <w:r>
-        <w:t xml:space="preserve"> xlsx </w:t>
-      </w:r>
-      <w:r>
-        <w:t>库把</w:t>
-      </w:r>
-      <w:r>
-        <w:t xml:space="preserve"> Excel </w:t>
-      </w:r>
-      <w:r>
-        <w:t>解析成</w:t>
-      </w:r>
-      <w:r>
-        <w:t xml:space="preserve"> JSON </w:t>
-      </w:r>
-      <w:r>
-        <w:t>数组，处理日期格式转换后，批量</w:t>
-      </w:r>
-      <w:r>
-        <w:t xml:space="preserve"> POST </w:t>
-      </w:r>
-      <w:r>
-        <w:t>到已有的新增接口，不需要后端做任何改动。</w:t>
-      </w:r>
-      <w:r>
-        <w:t>"</w:t>
-      </w:r>
-    </w:p>
-    <w:p>
-      <w:r>
-        <w:t>文件上传下载：</w:t>
-      </w:r>
-    </w:p>
-    <w:p>
-      <w:r>
-        <w:lastRenderedPageBreak/>
-        <w:t>"</w:t>
-      </w:r>
-      <w:r>
-        <w:t>前端用</w:t>
-      </w:r>
-      <w:r>
-        <w:t xml:space="preserve"> </w:t>
-      </w:r>
-      <w:proofErr w:type="spellStart"/>
-      <w:r>
-        <w:t>FormData</w:t>
-      </w:r>
-      <w:proofErr w:type="spellEnd"/>
-      <w:r>
-        <w:t xml:space="preserve"> </w:t>
-      </w:r>
-      <w:r>
-        <w:t>把文件发到后端，后端用</w:t>
-      </w:r>
-      <w:r>
-        <w:t xml:space="preserve"> UUID </w:t>
-      </w:r>
-      <w:r>
-        <w:t>生成唯一文件名防止冲突，存到服务器本地目录。下载时后端通过文件名读取文件，设置</w:t>
-      </w:r>
-      <w:r>
-        <w:t xml:space="preserve"> Content-Disposition </w:t>
-      </w:r>
-      <w:r>
-        <w:t>响应头触发浏览器下载。</w:t>
-      </w:r>
-      <w:r>
-        <w:t>"</w:t>
-      </w:r>
-    </w:p>
-    <w:p>
-      <w:r>
-        <w:rPr>
-          <w:rFonts w:hint="eastAsia"/>
-          <w:highlight w:val="yellow"/>
-        </w:rPr>
-        <w:t>加一段，</w:t>
-      </w:r>
-      <w:r>
-        <w:rPr>
-          <w:rFonts w:hint="eastAsia"/>
-          <w:highlight w:val="yellow"/>
-        </w:rPr>
-        <w:t>Times7</w:t>
-      </w:r>
-      <w:r>
-        <w:rPr>
-          <w:rFonts w:hint="eastAsia"/>
-          <w:highlight w:val="yellow"/>
-        </w:rPr>
-        <w:t>项目的</w:t>
-      </w:r>
-      <w:r>
-        <w:rPr>
-          <w:rFonts w:hint="eastAsia"/>
-          <w:highlight w:val="yellow"/>
-        </w:rPr>
-        <w:t>search feature</w:t>
-      </w:r>
-      <w:r>
-        <w:rPr>
-          <w:rFonts w:hint="eastAsia"/>
-          <w:highlight w:val="yellow"/>
-        </w:rPr>
-        <w:t>功能解释</w:t>
-      </w:r>
-    </w:p>
-    <w:p>
-      <w:r>
-        <w:rPr>
+          <w:kern w:val="0"/>
+          <w14:ligatures w14:val="none"/>
+        </w:rPr>
+        <w:t>前端關鍵代碼在</w:t>
+      </w:r>
+      <w:r>
+        <w:rPr>
+          <w:rFonts w:ascii="Times New Roman" w:eastAsia="Times New Roman" w:hAnsi="Times New Roman" w:cs="Times New Roman"/>
           <w:b/>
           <w:bCs/>
-        </w:rPr>
-        <w:t>Search Feature Front-end Changes</w:t>
-      </w:r>
-    </w:p>
-    <w:p>
-      <w:r>
-        <w:rPr>
+          <w:kern w:val="0"/>
+          <w14:ligatures w14:val="none"/>
+        </w:rPr>
+        <w:t xml:space="preserve"> </w:t>
+      </w:r>
+      <w:proofErr w:type="spellStart"/>
+      <w:r>
+        <w:rPr>
+          <w:rFonts w:ascii="Courier New" w:eastAsia="Times New Roman" w:hAnsi="Courier New" w:cs="Courier New"/>
           <w:b/>
           <w:bCs/>
-        </w:rPr>
-        <w:t xml:space="preserve">1) </w:t>
-      </w:r>
-      <w:proofErr w:type="spellStart"/>
-      <w:r>
-        <w:rPr>
+          <w:kern w:val="0"/>
+          <w:sz w:val="20"/>
+          <w:szCs w:val="20"/>
+          <w14:ligatures w14:val="none"/>
+        </w:rPr>
+        <w:t>CourseFileView.vue</w:t>
+      </w:r>
+      <w:proofErr w:type="spellEnd"/>
+      <w:r>
+        <w:rPr>
+          <w:rFonts w:ascii="宋体" w:eastAsia="宋体" w:hAnsi="宋体" w:cs="宋体"/>
           <w:b/>
           <w:bCs/>
-        </w:rPr>
-        <w:t>src</w:t>
-      </w:r>
-      <w:proofErr w:type="spellEnd"/>
-      <w:r>
-        <w:rPr>
+          <w:kern w:val="0"/>
+          <w14:ligatures w14:val="none"/>
+        </w:rPr>
+        <w:t>：</w:t>
+      </w:r>
+    </w:p>
+    <w:p>
+      <w:pPr>
+        <w:spacing w:after="0" w:line="240" w:lineRule="auto"/>
+        <w:rPr>
+          <w:rFonts w:ascii="Times New Roman" w:eastAsia="Times New Roman" w:hAnsi="Times New Roman" w:cs="Times New Roman"/>
+          <w:kern w:val="0"/>
+          <w14:ligatures w14:val="none"/>
+        </w:rPr>
+      </w:pPr>
+      <w:proofErr w:type="spellStart"/>
+      <w:r>
+        <w:rPr>
+          <w:rFonts w:ascii="Times New Roman" w:eastAsia="Times New Roman" w:hAnsi="Times New Roman" w:cs="Times New Roman"/>
+          <w:kern w:val="0"/>
+          <w14:ligatures w14:val="none"/>
+        </w:rPr>
+        <w:t>javascript</w:t>
+      </w:r>
+      <w:proofErr w:type="spellEnd"/>
+    </w:p>
+    <w:p>
+      <w:pPr>
+        <w:tabs>
+          <w:tab w:val="left" w:pos="916"/>
+          <w:tab w:val="left" w:pos="1832"/>
+          <w:tab w:val="left" w:pos="2748"/>
+          <w:tab w:val="left" w:pos="3664"/>
+          <w:tab w:val="left" w:pos="4580"/>
+          <w:tab w:val="left" w:pos="5496"/>
+          <w:tab w:val="left" w:pos="6412"/>
+          <w:tab w:val="left" w:pos="7328"/>
+          <w:tab w:val="left" w:pos="8244"/>
+          <w:tab w:val="left" w:pos="9160"/>
+          <w:tab w:val="left" w:pos="10076"/>
+          <w:tab w:val="left" w:pos="10992"/>
+          <w:tab w:val="left" w:pos="11908"/>
+          <w:tab w:val="left" w:pos="12824"/>
+          <w:tab w:val="left" w:pos="13740"/>
+          <w:tab w:val="left" w:pos="14656"/>
+        </w:tabs>
+        <w:spacing w:after="0" w:line="240" w:lineRule="auto"/>
+        <w:rPr>
+          <w:rFonts w:ascii="var(--font-mono)" w:eastAsia="Times New Roman" w:hAnsi="var(--font-mono)" w:cs="Courier New"/>
+          <w:color w:val="14181F"/>
+          <w:kern w:val="0"/>
+          <w:sz w:val="20"/>
+          <w:szCs w:val="20"/>
+          <w14:ligatures w14:val="none"/>
+        </w:rPr>
+      </w:pPr>
+      <w:proofErr w:type="spellStart"/>
+      <w:r>
+        <w:rPr>
+          <w:rFonts w:ascii="var(--font-mono)" w:eastAsia="Times New Roman" w:hAnsi="var(--font-mono)" w:cs="Courier New"/>
+          <w:color w:val="8100C2"/>
+          <w:kern w:val="0"/>
+          <w:sz w:val="20"/>
+          <w:szCs w:val="20"/>
+          <w14:ligatures w14:val="none"/>
+        </w:rPr>
+        <w:t>const</w:t>
+      </w:r>
+      <w:proofErr w:type="spellEnd"/>
+      <w:r>
+        <w:rPr>
+          <w:rFonts w:ascii="var(--font-mono)" w:eastAsia="Times New Roman" w:hAnsi="var(--font-mono)" w:cs="Courier New"/>
+          <w:color w:val="14181F"/>
+          <w:kern w:val="0"/>
+          <w:sz w:val="20"/>
+          <w:szCs w:val="20"/>
+          <w14:ligatures w14:val="none"/>
+        </w:rPr>
+        <w:t xml:space="preserve"> </w:t>
+      </w:r>
+      <w:proofErr w:type="spellStart"/>
+      <w:r>
+        <w:rPr>
+          <w:rFonts w:ascii="var(--font-mono)" w:eastAsia="Times New Roman" w:hAnsi="var(--font-mono)" w:cs="Courier New"/>
+          <w:color w:val="14181F"/>
+          <w:kern w:val="0"/>
+          <w:sz w:val="20"/>
+          <w:szCs w:val="20"/>
+          <w14:ligatures w14:val="none"/>
+        </w:rPr>
+        <w:t>formData</w:t>
+      </w:r>
+      <w:proofErr w:type="spellEnd"/>
+      <w:r>
+        <w:rPr>
+          <w:rFonts w:ascii="var(--font-mono)" w:eastAsia="Times New Roman" w:hAnsi="var(--font-mono)" w:cs="Courier New"/>
+          <w:color w:val="14181F"/>
+          <w:kern w:val="0"/>
+          <w:sz w:val="20"/>
+          <w:szCs w:val="20"/>
+          <w14:ligatures w14:val="none"/>
+        </w:rPr>
+        <w:t xml:space="preserve"> = </w:t>
+      </w:r>
+      <w:r>
+        <w:rPr>
+          <w:rFonts w:ascii="var(--font-mono)" w:eastAsia="Times New Roman" w:hAnsi="var(--font-mono)" w:cs="Courier New"/>
+          <w:color w:val="8100C2"/>
+          <w:kern w:val="0"/>
+          <w:sz w:val="20"/>
+          <w:szCs w:val="20"/>
+          <w14:ligatures w14:val="none"/>
+        </w:rPr>
+        <w:t>new</w:t>
+      </w:r>
+      <w:r>
+        <w:rPr>
+          <w:rFonts w:ascii="var(--font-mono)" w:eastAsia="Times New Roman" w:hAnsi="var(--font-mono)" w:cs="Courier New"/>
+          <w:color w:val="14181F"/>
+          <w:kern w:val="0"/>
+          <w:sz w:val="20"/>
+          <w:szCs w:val="20"/>
+          <w14:ligatures w14:val="none"/>
+        </w:rPr>
+        <w:t xml:space="preserve"> </w:t>
+      </w:r>
+      <w:proofErr w:type="spellStart"/>
+      <w:proofErr w:type="gramStart"/>
+      <w:r>
+        <w:rPr>
+          <w:rFonts w:ascii="var(--font-mono)" w:eastAsia="Times New Roman" w:hAnsi="var(--font-mono)" w:cs="Courier New"/>
+          <w:color w:val="B34A00"/>
+          <w:kern w:val="0"/>
+          <w:sz w:val="20"/>
+          <w:szCs w:val="20"/>
+          <w14:ligatures w14:val="none"/>
+        </w:rPr>
+        <w:t>FormData</w:t>
+      </w:r>
+      <w:proofErr w:type="spellEnd"/>
+      <w:r>
+        <w:rPr>
+          <w:rFonts w:ascii="var(--font-mono)" w:eastAsia="Times New Roman" w:hAnsi="var(--font-mono)" w:cs="Courier New"/>
+          <w:color w:val="2B303B"/>
+          <w:kern w:val="0"/>
+          <w:sz w:val="20"/>
+          <w:szCs w:val="20"/>
+          <w14:ligatures w14:val="none"/>
+        </w:rPr>
+        <w:t>(</w:t>
+      </w:r>
+      <w:proofErr w:type="gramEnd"/>
+      <w:r>
+        <w:rPr>
+          <w:rFonts w:ascii="var(--font-mono)" w:eastAsia="Times New Roman" w:hAnsi="var(--font-mono)" w:cs="Courier New"/>
+          <w:color w:val="2B303B"/>
+          <w:kern w:val="0"/>
+          <w:sz w:val="20"/>
+          <w:szCs w:val="20"/>
+          <w14:ligatures w14:val="none"/>
+        </w:rPr>
+        <w:t>)</w:t>
+      </w:r>
+    </w:p>
+    <w:p>
+      <w:pPr>
+        <w:tabs>
+          <w:tab w:val="left" w:pos="916"/>
+          <w:tab w:val="left" w:pos="1832"/>
+          <w:tab w:val="left" w:pos="2748"/>
+          <w:tab w:val="left" w:pos="3664"/>
+          <w:tab w:val="left" w:pos="4580"/>
+          <w:tab w:val="left" w:pos="5496"/>
+          <w:tab w:val="left" w:pos="6412"/>
+          <w:tab w:val="left" w:pos="7328"/>
+          <w:tab w:val="left" w:pos="8244"/>
+          <w:tab w:val="left" w:pos="9160"/>
+          <w:tab w:val="left" w:pos="10076"/>
+          <w:tab w:val="left" w:pos="10992"/>
+          <w:tab w:val="left" w:pos="11908"/>
+          <w:tab w:val="left" w:pos="12824"/>
+          <w:tab w:val="left" w:pos="13740"/>
+          <w:tab w:val="left" w:pos="14656"/>
+        </w:tabs>
+        <w:spacing w:after="0" w:line="240" w:lineRule="auto"/>
+        <w:rPr>
+          <w:rFonts w:ascii="var(--font-mono)" w:eastAsia="Times New Roman" w:hAnsi="var(--font-mono)" w:cs="Courier New"/>
+          <w:color w:val="14181F"/>
+          <w:kern w:val="0"/>
+          <w:sz w:val="20"/>
+          <w:szCs w:val="20"/>
+          <w14:ligatures w14:val="none"/>
+        </w:rPr>
+      </w:pPr>
+      <w:proofErr w:type="spellStart"/>
+      <w:r>
+        <w:rPr>
+          <w:rFonts w:ascii="var(--font-mono)" w:eastAsia="Times New Roman" w:hAnsi="var(--font-mono)" w:cs="Courier New"/>
+          <w:color w:val="14181F"/>
+          <w:kern w:val="0"/>
+          <w:sz w:val="20"/>
+          <w:szCs w:val="20"/>
+          <w14:ligatures w14:val="none"/>
+        </w:rPr>
+        <w:t>formData</w:t>
+      </w:r>
+      <w:r>
+        <w:rPr>
+          <w:rFonts w:ascii="var(--font-mono)" w:eastAsia="Times New Roman" w:hAnsi="var(--font-mono)" w:cs="Courier New"/>
+          <w:color w:val="2B303B"/>
+          <w:kern w:val="0"/>
+          <w:sz w:val="20"/>
+          <w:szCs w:val="20"/>
+          <w14:ligatures w14:val="none"/>
+        </w:rPr>
+        <w:t>.</w:t>
+      </w:r>
+      <w:r>
+        <w:rPr>
+          <w:rFonts w:ascii="var(--font-mono)" w:eastAsia="Times New Roman" w:hAnsi="var(--font-mono)" w:cs="Courier New"/>
+          <w:color w:val="0051C2"/>
+          <w:kern w:val="0"/>
+          <w:sz w:val="20"/>
+          <w:szCs w:val="20"/>
+          <w14:ligatures w14:val="none"/>
+        </w:rPr>
+        <w:t>append</w:t>
+      </w:r>
+      <w:proofErr w:type="spellEnd"/>
+      <w:r>
+        <w:rPr>
+          <w:rFonts w:ascii="var(--font-mono)" w:eastAsia="Times New Roman" w:hAnsi="var(--font-mono)" w:cs="Courier New"/>
+          <w:color w:val="2B303B"/>
+          <w:kern w:val="0"/>
+          <w:sz w:val="20"/>
+          <w:szCs w:val="20"/>
+          <w14:ligatures w14:val="none"/>
+        </w:rPr>
+        <w:t>(</w:t>
+      </w:r>
+      <w:r>
+        <w:rPr>
+          <w:rFonts w:ascii="var(--font-mono)" w:eastAsia="Times New Roman" w:hAnsi="var(--font-mono)" w:cs="Courier New"/>
+          <w:color w:val="008000"/>
+          <w:kern w:val="0"/>
+          <w:sz w:val="20"/>
+          <w:szCs w:val="20"/>
+          <w14:ligatures w14:val="none"/>
+        </w:rPr>
+        <w:t>'file'</w:t>
+      </w:r>
+      <w:r>
+        <w:rPr>
+          <w:rFonts w:ascii="var(--font-mono)" w:eastAsia="Times New Roman" w:hAnsi="var(--font-mono)" w:cs="Courier New"/>
+          <w:color w:val="2B303B"/>
+          <w:kern w:val="0"/>
+          <w:sz w:val="20"/>
+          <w:szCs w:val="20"/>
+          <w14:ligatures w14:val="none"/>
+        </w:rPr>
+        <w:t>,</w:t>
+      </w:r>
+      <w:r>
+        <w:rPr>
+          <w:rFonts w:ascii="var(--font-mono)" w:eastAsia="Times New Roman" w:hAnsi="var(--font-mono)" w:cs="Courier New"/>
+          <w:color w:val="14181F"/>
+          <w:kern w:val="0"/>
+          <w:sz w:val="20"/>
+          <w:szCs w:val="20"/>
+          <w14:ligatures w14:val="none"/>
+        </w:rPr>
+        <w:t xml:space="preserve"> </w:t>
+      </w:r>
+      <w:proofErr w:type="spellStart"/>
+      <w:r>
+        <w:rPr>
+          <w:rFonts w:ascii="var(--font-mono)" w:eastAsia="Times New Roman" w:hAnsi="var(--font-mono)" w:cs="Courier New"/>
+          <w:color w:val="14181F"/>
+          <w:kern w:val="0"/>
+          <w:sz w:val="20"/>
+          <w:szCs w:val="20"/>
+          <w14:ligatures w14:val="none"/>
+        </w:rPr>
+        <w:t>file</w:t>
+      </w:r>
+      <w:r>
+        <w:rPr>
+          <w:rFonts w:ascii="var(--font-mono)" w:eastAsia="Times New Roman" w:hAnsi="var(--font-mono)" w:cs="Courier New"/>
+          <w:color w:val="2B303B"/>
+          <w:kern w:val="0"/>
+          <w:sz w:val="20"/>
+          <w:szCs w:val="20"/>
+          <w14:ligatures w14:val="none"/>
+        </w:rPr>
+        <w:t>.</w:t>
+      </w:r>
+      <w:r>
+        <w:rPr>
+          <w:rFonts w:ascii="var(--font-mono)" w:eastAsia="Times New Roman" w:hAnsi="var(--font-mono)" w:cs="Courier New"/>
+          <w:color w:val="14181F"/>
+          <w:kern w:val="0"/>
+          <w:sz w:val="20"/>
+          <w:szCs w:val="20"/>
+          <w14:ligatures w14:val="none"/>
+        </w:rPr>
+        <w:t>raw</w:t>
+      </w:r>
+      <w:proofErr w:type="spellEnd"/>
+      <w:r>
+        <w:rPr>
+          <w:rFonts w:ascii="var(--font-mono)" w:eastAsia="Times New Roman" w:hAnsi="var(--font-mono)" w:cs="Courier New"/>
+          <w:color w:val="2B303B"/>
+          <w:kern w:val="0"/>
+          <w:sz w:val="20"/>
+          <w:szCs w:val="20"/>
+          <w14:ligatures w14:val="none"/>
+        </w:rPr>
+        <w:t>)</w:t>
+      </w:r>
+    </w:p>
+    <w:p>
+      <w:pPr>
+        <w:tabs>
+          <w:tab w:val="left" w:pos="916"/>
+          <w:tab w:val="left" w:pos="1832"/>
+          <w:tab w:val="left" w:pos="2748"/>
+          <w:tab w:val="left" w:pos="3664"/>
+          <w:tab w:val="left" w:pos="4580"/>
+          <w:tab w:val="left" w:pos="5496"/>
+          <w:tab w:val="left" w:pos="6412"/>
+          <w:tab w:val="left" w:pos="7328"/>
+          <w:tab w:val="left" w:pos="8244"/>
+          <w:tab w:val="left" w:pos="9160"/>
+          <w:tab w:val="left" w:pos="10076"/>
+          <w:tab w:val="left" w:pos="10992"/>
+          <w:tab w:val="left" w:pos="11908"/>
+          <w:tab w:val="left" w:pos="12824"/>
+          <w:tab w:val="left" w:pos="13740"/>
+          <w:tab w:val="left" w:pos="14656"/>
+        </w:tabs>
+        <w:spacing w:after="0" w:line="240" w:lineRule="auto"/>
+        <w:rPr>
+          <w:rFonts w:ascii="var(--font-mono)" w:eastAsia="Times New Roman" w:hAnsi="var(--font-mono)" w:cs="Courier New"/>
+          <w:color w:val="14181F"/>
+          <w:kern w:val="0"/>
+          <w:sz w:val="20"/>
+          <w:szCs w:val="20"/>
+          <w14:ligatures w14:val="none"/>
+        </w:rPr>
+      </w:pPr>
+      <w:proofErr w:type="spellStart"/>
+      <w:proofErr w:type="gramStart"/>
+      <w:r>
+        <w:rPr>
+          <w:rFonts w:ascii="var(--font-mono)" w:eastAsia="Times New Roman" w:hAnsi="var(--font-mono)" w:cs="Courier New"/>
+          <w:color w:val="14181F"/>
+          <w:kern w:val="0"/>
+          <w:sz w:val="20"/>
+          <w:szCs w:val="20"/>
+          <w14:ligatures w14:val="none"/>
+        </w:rPr>
+        <w:t>http</w:t>
+      </w:r>
+      <w:r>
+        <w:rPr>
+          <w:rFonts w:ascii="var(--font-mono)" w:eastAsia="Times New Roman" w:hAnsi="var(--font-mono)" w:cs="Courier New"/>
+          <w:color w:val="2B303B"/>
+          <w:kern w:val="0"/>
+          <w:sz w:val="20"/>
+          <w:szCs w:val="20"/>
+          <w14:ligatures w14:val="none"/>
+        </w:rPr>
+        <w:t>.</w:t>
+      </w:r>
+      <w:r>
+        <w:rPr>
+          <w:rFonts w:ascii="var(--font-mono)" w:eastAsia="Times New Roman" w:hAnsi="var(--font-mono)" w:cs="Courier New"/>
+          <w:color w:val="0051C2"/>
+          <w:kern w:val="0"/>
+          <w:sz w:val="20"/>
+          <w:szCs w:val="20"/>
+          <w14:ligatures w14:val="none"/>
+        </w:rPr>
+        <w:t>post</w:t>
+      </w:r>
+      <w:proofErr w:type="spellEnd"/>
+      <w:r>
+        <w:rPr>
+          <w:rFonts w:ascii="var(--font-mono)" w:eastAsia="Times New Roman" w:hAnsi="var(--font-mono)" w:cs="Courier New"/>
+          <w:color w:val="2B303B"/>
+          <w:kern w:val="0"/>
+          <w:sz w:val="20"/>
+          <w:szCs w:val="20"/>
+          <w14:ligatures w14:val="none"/>
+        </w:rPr>
+        <w:t>(</w:t>
+      </w:r>
+      <w:proofErr w:type="gramEnd"/>
+      <w:r>
+        <w:rPr>
+          <w:rFonts w:ascii="var(--font-mono)" w:eastAsia="Times New Roman" w:hAnsi="var(--font-mono)" w:cs="Courier New"/>
+          <w:color w:val="008000"/>
+          <w:kern w:val="0"/>
+          <w:sz w:val="20"/>
+          <w:szCs w:val="20"/>
+          <w14:ligatures w14:val="none"/>
+        </w:rPr>
+        <w:t>'/</w:t>
+      </w:r>
+      <w:proofErr w:type="spellStart"/>
+      <w:r>
+        <w:rPr>
+          <w:rFonts w:ascii="var(--font-mono)" w:eastAsia="Times New Roman" w:hAnsi="var(--font-mono)" w:cs="Courier New"/>
+          <w:color w:val="008000"/>
+          <w:kern w:val="0"/>
+          <w:sz w:val="20"/>
+          <w:szCs w:val="20"/>
+          <w14:ligatures w14:val="none"/>
+        </w:rPr>
+        <w:t>api</w:t>
+      </w:r>
+      <w:proofErr w:type="spellEnd"/>
+      <w:r>
+        <w:rPr>
+          <w:rFonts w:ascii="var(--font-mono)" w:eastAsia="Times New Roman" w:hAnsi="var(--font-mono)" w:cs="Courier New"/>
+          <w:color w:val="008000"/>
+          <w:kern w:val="0"/>
+          <w:sz w:val="20"/>
+          <w:szCs w:val="20"/>
+          <w14:ligatures w14:val="none"/>
+        </w:rPr>
+        <w:t>/</w:t>
+      </w:r>
+      <w:proofErr w:type="spellStart"/>
+      <w:r>
+        <w:rPr>
+          <w:rFonts w:ascii="var(--font-mono)" w:eastAsia="Times New Roman" w:hAnsi="var(--font-mono)" w:cs="Courier New"/>
+          <w:color w:val="008000"/>
+          <w:kern w:val="0"/>
+          <w:sz w:val="20"/>
+          <w:szCs w:val="20"/>
+          <w14:ligatures w14:val="none"/>
+        </w:rPr>
+        <w:t>coursefile</w:t>
+      </w:r>
+      <w:proofErr w:type="spellEnd"/>
+      <w:r>
+        <w:rPr>
+          <w:rFonts w:ascii="var(--font-mono)" w:eastAsia="Times New Roman" w:hAnsi="var(--font-mono)" w:cs="Courier New"/>
+          <w:color w:val="008000"/>
+          <w:kern w:val="0"/>
+          <w:sz w:val="20"/>
+          <w:szCs w:val="20"/>
+          <w14:ligatures w14:val="none"/>
+        </w:rPr>
+        <w:t>/upload'</w:t>
+      </w:r>
+      <w:r>
+        <w:rPr>
+          <w:rFonts w:ascii="var(--font-mono)" w:eastAsia="Times New Roman" w:hAnsi="var(--font-mono)" w:cs="Courier New"/>
+          <w:color w:val="2B303B"/>
+          <w:kern w:val="0"/>
+          <w:sz w:val="20"/>
+          <w:szCs w:val="20"/>
+          <w14:ligatures w14:val="none"/>
+        </w:rPr>
+        <w:t>,</w:t>
+      </w:r>
+      <w:r>
+        <w:rPr>
+          <w:rFonts w:ascii="var(--font-mono)" w:eastAsia="Times New Roman" w:hAnsi="var(--font-mono)" w:cs="Courier New"/>
+          <w:color w:val="14181F"/>
+          <w:kern w:val="0"/>
+          <w:sz w:val="20"/>
+          <w:szCs w:val="20"/>
+          <w14:ligatures w14:val="none"/>
+        </w:rPr>
+        <w:t xml:space="preserve"> </w:t>
+      </w:r>
+      <w:proofErr w:type="spellStart"/>
+      <w:r>
+        <w:rPr>
+          <w:rFonts w:ascii="var(--font-mono)" w:eastAsia="Times New Roman" w:hAnsi="var(--font-mono)" w:cs="Courier New"/>
+          <w:color w:val="14181F"/>
+          <w:kern w:val="0"/>
+          <w:sz w:val="20"/>
+          <w:szCs w:val="20"/>
+          <w14:ligatures w14:val="none"/>
+        </w:rPr>
+        <w:t>formData</w:t>
+      </w:r>
+      <w:proofErr w:type="spellEnd"/>
+      <w:r>
+        <w:rPr>
+          <w:rFonts w:ascii="var(--font-mono)" w:eastAsia="Times New Roman" w:hAnsi="var(--font-mono)" w:cs="Courier New"/>
+          <w:color w:val="2B303B"/>
+          <w:kern w:val="0"/>
+          <w:sz w:val="20"/>
+          <w:szCs w:val="20"/>
+          <w14:ligatures w14:val="none"/>
+        </w:rPr>
+        <w:t>)</w:t>
+      </w:r>
+    </w:p>
+    <w:p>
+      <w:pPr>
+        <w:spacing w:before="100" w:beforeAutospacing="1" w:after="100" w:afterAutospacing="1" w:line="240" w:lineRule="auto"/>
+        <w:rPr>
+          <w:rFonts w:ascii="Times New Roman" w:eastAsia="Times New Roman" w:hAnsi="Times New Roman" w:cs="Times New Roman"/>
+          <w:kern w:val="0"/>
+          <w14:ligatures w14:val="none"/>
+        </w:rPr>
+      </w:pPr>
+      <w:proofErr w:type="gramStart"/>
+      <w:r>
+        <w:rPr>
+          <w:rFonts w:ascii="宋体" w:eastAsia="宋体" w:hAnsi="宋体" w:cs="宋体" w:hint="eastAsia"/>
           <w:b/>
           <w:bCs/>
-        </w:rPr>
-        <w:t>/components/</w:t>
-      </w:r>
-      <w:proofErr w:type="spellStart"/>
-      <w:r>
-        <w:rPr>
+          <w:kern w:val="0"/>
+          <w14:ligatures w14:val="none"/>
+        </w:rPr>
+        <w:t>後</w:t>
+      </w:r>
+      <w:proofErr w:type="gramEnd"/>
+      <w:r>
+        <w:rPr>
+          <w:rFonts w:ascii="宋体" w:eastAsia="宋体" w:hAnsi="宋体" w:cs="宋体" w:hint="eastAsia"/>
           <w:b/>
           <w:bCs/>
-        </w:rPr>
-        <w:t>searchBar</w:t>
-      </w:r>
-      <w:proofErr w:type="spellEnd"/>
-      <w:r>
-        <w:rPr>
+          <w:kern w:val="0"/>
+          <w14:ligatures w14:val="none"/>
+        </w:rPr>
+        <w:t>端</w:t>
+      </w:r>
+      <w:r>
+        <w:rPr>
+          <w:rFonts w:ascii="Times New Roman" w:eastAsia="Times New Roman" w:hAnsi="Times New Roman" w:cs="Times New Roman"/>
           <w:b/>
           <w:bCs/>
-        </w:rPr>
-        <w:t>/index.js </w:t>
-      </w:r>
-    </w:p>
-    <w:p>
-      <w:r>
-        <w:t>Purpose of Change: </w:t>
-      </w:r>
-    </w:p>
-    <w:p>
-      <w:r>
-        <w:t xml:space="preserve">To transform the </w:t>
-      </w:r>
-      <w:proofErr w:type="spellStart"/>
-      <w:r>
-        <w:t>SearchBar</w:t>
-      </w:r>
-      <w:proofErr w:type="spellEnd"/>
-      <w:r>
-        <w:t xml:space="preserve"> from a "pure UI" into an interactive component, Supporting:</w:t>
-      </w:r>
-    </w:p>
-    <w:p>
-      <w:r>
-        <w:t>None (Style and layout remain unchanged)</w:t>
-      </w:r>
-    </w:p>
-    <w:p>
-      <w:r>
-        <w:rPr>
+          <w:kern w:val="0"/>
+          <w14:ligatures w14:val="none"/>
+        </w:rPr>
+        <w:t xml:space="preserve"> </w:t>
+      </w:r>
+      <w:r>
+        <w:rPr>
+          <w:rFonts w:ascii="Courier New" w:eastAsia="Times New Roman" w:hAnsi="Courier New" w:cs="Courier New"/>
           <w:b/>
           <w:bCs/>
-        </w:rPr>
-        <w:t xml:space="preserve">2) </w:t>
-      </w:r>
-      <w:proofErr w:type="spellStart"/>
-      <w:r>
-        <w:rPr>
+          <w:kern w:val="0"/>
+          <w:sz w:val="20"/>
+          <w:szCs w:val="20"/>
+          <w14:ligatures w14:val="none"/>
+        </w:rPr>
+        <w:t>FileController.java</w:t>
+      </w:r>
+      <w:r>
+        <w:rPr>
+          <w:rFonts w:ascii="宋体" w:eastAsia="宋体" w:hAnsi="宋体" w:cs="宋体"/>
           <w:b/>
           <w:bCs/>
-        </w:rPr>
-        <w:t>src</w:t>
-      </w:r>
-      <w:proofErr w:type="spellEnd"/>
-      <w:r>
-        <w:rPr>
+          <w:kern w:val="0"/>
+          <w14:ligatures w14:val="none"/>
+        </w:rPr>
+        <w:t>：</w:t>
+      </w:r>
+    </w:p>
+    <w:p>
+      <w:pPr>
+        <w:spacing w:after="0" w:line="240" w:lineRule="auto"/>
+        <w:rPr>
+          <w:rFonts w:ascii="Times New Roman" w:eastAsia="Times New Roman" w:hAnsi="Times New Roman" w:cs="Times New Roman"/>
+          <w:kern w:val="0"/>
+          <w14:ligatures w14:val="none"/>
+        </w:rPr>
+      </w:pPr>
+      <w:r>
+        <w:rPr>
+          <w:rFonts w:ascii="Times New Roman" w:eastAsia="Times New Roman" w:hAnsi="Times New Roman" w:cs="Times New Roman"/>
+          <w:kern w:val="0"/>
+          <w14:ligatures w14:val="none"/>
+        </w:rPr>
+        <w:t>java</w:t>
+      </w:r>
+    </w:p>
+    <w:p>
+      <w:pPr>
+        <w:tabs>
+          <w:tab w:val="left" w:pos="916"/>
+          <w:tab w:val="left" w:pos="1832"/>
+          <w:tab w:val="left" w:pos="2748"/>
+          <w:tab w:val="left" w:pos="3664"/>
+          <w:tab w:val="left" w:pos="4580"/>
+          <w:tab w:val="left" w:pos="5496"/>
+          <w:tab w:val="left" w:pos="6412"/>
+          <w:tab w:val="left" w:pos="7328"/>
+          <w:tab w:val="left" w:pos="8244"/>
+          <w:tab w:val="left" w:pos="9160"/>
+          <w:tab w:val="left" w:pos="10076"/>
+          <w:tab w:val="left" w:pos="10992"/>
+          <w:tab w:val="left" w:pos="11908"/>
+          <w:tab w:val="left" w:pos="12824"/>
+          <w:tab w:val="left" w:pos="13740"/>
+          <w:tab w:val="left" w:pos="14656"/>
+        </w:tabs>
+        <w:spacing w:after="0" w:line="240" w:lineRule="auto"/>
+        <w:rPr>
+          <w:rFonts w:ascii="var(--font-mono)" w:eastAsia="Times New Roman" w:hAnsi="var(--font-mono)" w:cs="Courier New"/>
+          <w:color w:val="14181F"/>
+          <w:kern w:val="0"/>
+          <w:sz w:val="20"/>
+          <w:szCs w:val="20"/>
+          <w14:ligatures w14:val="none"/>
+        </w:rPr>
+      </w:pPr>
+      <w:r>
+        <w:rPr>
+          <w:rFonts w:ascii="var(--font-mono)" w:eastAsia="Times New Roman" w:hAnsi="var(--font-mono)" w:cs="Courier New"/>
+          <w:color w:val="2B303B"/>
+          <w:kern w:val="0"/>
+          <w:sz w:val="20"/>
+          <w:szCs w:val="20"/>
+          <w14:ligatures w14:val="none"/>
+        </w:rPr>
+        <w:t>@PostMapping(</w:t>
+      </w:r>
+      <w:r>
+        <w:rPr>
+          <w:rFonts w:ascii="var(--font-mono)" w:eastAsia="Times New Roman" w:hAnsi="var(--font-mono)" w:cs="Courier New"/>
+          <w:color w:val="008000"/>
+          <w:kern w:val="0"/>
+          <w:sz w:val="20"/>
+          <w:szCs w:val="20"/>
+          <w14:ligatures w14:val="none"/>
+        </w:rPr>
+        <w:t>"/upload"</w:t>
+      </w:r>
+      <w:r>
+        <w:rPr>
+          <w:rFonts w:ascii="var(--font-mono)" w:eastAsia="Times New Roman" w:hAnsi="var(--font-mono)" w:cs="Courier New"/>
+          <w:color w:val="2B303B"/>
+          <w:kern w:val="0"/>
+          <w:sz w:val="20"/>
+          <w:szCs w:val="20"/>
+          <w14:ligatures w14:val="none"/>
+        </w:rPr>
+        <w:t>)</w:t>
+      </w:r>
+    </w:p>
+    <w:p>
+      <w:pPr>
+        <w:tabs>
+          <w:tab w:val="left" w:pos="916"/>
+          <w:tab w:val="left" w:pos="1832"/>
+          <w:tab w:val="left" w:pos="2748"/>
+          <w:tab w:val="left" w:pos="3664"/>
+          <w:tab w:val="left" w:pos="4580"/>
+          <w:tab w:val="left" w:pos="5496"/>
+          <w:tab w:val="left" w:pos="6412"/>
+          <w:tab w:val="left" w:pos="7328"/>
+          <w:tab w:val="left" w:pos="8244"/>
+          <w:tab w:val="left" w:pos="9160"/>
+          <w:tab w:val="left" w:pos="10076"/>
+          <w:tab w:val="left" w:pos="10992"/>
+          <w:tab w:val="left" w:pos="11908"/>
+          <w:tab w:val="left" w:pos="12824"/>
+          <w:tab w:val="left" w:pos="13740"/>
+          <w:tab w:val="left" w:pos="14656"/>
+        </w:tabs>
+        <w:spacing w:after="0" w:line="240" w:lineRule="auto"/>
+        <w:rPr>
+          <w:rFonts w:ascii="var(--font-mono)" w:eastAsia="Times New Roman" w:hAnsi="var(--font-mono)" w:cs="Courier New"/>
+          <w:color w:val="14181F"/>
+          <w:kern w:val="0"/>
+          <w:sz w:val="20"/>
+          <w:szCs w:val="20"/>
+          <w14:ligatures w14:val="none"/>
+        </w:rPr>
+      </w:pPr>
+      <w:r>
+        <w:rPr>
+          <w:rFonts w:ascii="var(--font-mono)" w:eastAsia="Times New Roman" w:hAnsi="var(--font-mono)" w:cs="Courier New"/>
+          <w:color w:val="8100C2"/>
+          <w:kern w:val="0"/>
+          <w:sz w:val="20"/>
+          <w:szCs w:val="20"/>
+          <w14:ligatures w14:val="none"/>
+        </w:rPr>
+        <w:lastRenderedPageBreak/>
+        <w:t>public</w:t>
+      </w:r>
+      <w:r>
+        <w:rPr>
+          <w:rFonts w:ascii="var(--font-mono)" w:eastAsia="Times New Roman" w:hAnsi="var(--font-mono)" w:cs="Courier New"/>
+          <w:color w:val="14181F"/>
+          <w:kern w:val="0"/>
+          <w:sz w:val="20"/>
+          <w:szCs w:val="20"/>
+          <w14:ligatures w14:val="none"/>
+        </w:rPr>
+        <w:t xml:space="preserve"> </w:t>
+      </w:r>
+      <w:r>
+        <w:rPr>
+          <w:rFonts w:ascii="var(--font-mono)" w:eastAsia="Times New Roman" w:hAnsi="var(--font-mono)" w:cs="Courier New"/>
+          <w:color w:val="B34A00"/>
+          <w:kern w:val="0"/>
+          <w:sz w:val="20"/>
+          <w:szCs w:val="20"/>
+          <w14:ligatures w14:val="none"/>
+        </w:rPr>
+        <w:t>String</w:t>
+      </w:r>
+      <w:r>
+        <w:rPr>
+          <w:rFonts w:ascii="var(--font-mono)" w:eastAsia="Times New Roman" w:hAnsi="var(--font-mono)" w:cs="Courier New"/>
+          <w:color w:val="14181F"/>
+          <w:kern w:val="0"/>
+          <w:sz w:val="20"/>
+          <w:szCs w:val="20"/>
+          <w14:ligatures w14:val="none"/>
+        </w:rPr>
+        <w:t xml:space="preserve"> </w:t>
+      </w:r>
+      <w:proofErr w:type="gramStart"/>
+      <w:r>
+        <w:rPr>
+          <w:rFonts w:ascii="var(--font-mono)" w:eastAsia="Times New Roman" w:hAnsi="var(--font-mono)" w:cs="Courier New"/>
+          <w:color w:val="0051C2"/>
+          <w:kern w:val="0"/>
+          <w:sz w:val="20"/>
+          <w:szCs w:val="20"/>
+          <w14:ligatures w14:val="none"/>
+        </w:rPr>
+        <w:t>upload</w:t>
+      </w:r>
+      <w:r>
+        <w:rPr>
+          <w:rFonts w:ascii="var(--font-mono)" w:eastAsia="Times New Roman" w:hAnsi="var(--font-mono)" w:cs="Courier New"/>
+          <w:color w:val="2B303B"/>
+          <w:kern w:val="0"/>
+          <w:sz w:val="20"/>
+          <w:szCs w:val="20"/>
+          <w14:ligatures w14:val="none"/>
+        </w:rPr>
+        <w:t>(</w:t>
+      </w:r>
+      <w:proofErr w:type="gramEnd"/>
+      <w:r>
+        <w:rPr>
+          <w:rFonts w:ascii="var(--font-mono)" w:eastAsia="Times New Roman" w:hAnsi="var(--font-mono)" w:cs="Courier New"/>
+          <w:color w:val="2B303B"/>
+          <w:kern w:val="0"/>
+          <w:sz w:val="20"/>
+          <w:szCs w:val="20"/>
+          <w14:ligatures w14:val="none"/>
+        </w:rPr>
+        <w:t>@RequestParam</w:t>
+      </w:r>
+      <w:r>
+        <w:rPr>
+          <w:rFonts w:ascii="var(--font-mono)" w:eastAsia="Times New Roman" w:hAnsi="var(--font-mono)" w:cs="Courier New"/>
+          <w:color w:val="14181F"/>
+          <w:kern w:val="0"/>
+          <w:sz w:val="20"/>
+          <w:szCs w:val="20"/>
+          <w14:ligatures w14:val="none"/>
+        </w:rPr>
+        <w:t xml:space="preserve"> </w:t>
+      </w:r>
+      <w:proofErr w:type="spellStart"/>
+      <w:r>
+        <w:rPr>
+          <w:rFonts w:ascii="var(--font-mono)" w:eastAsia="Times New Roman" w:hAnsi="var(--font-mono)" w:cs="Courier New"/>
+          <w:color w:val="B34A00"/>
+          <w:kern w:val="0"/>
+          <w:sz w:val="20"/>
+          <w:szCs w:val="20"/>
+          <w14:ligatures w14:val="none"/>
+        </w:rPr>
+        <w:t>MultipartFile</w:t>
+      </w:r>
+      <w:proofErr w:type="spellEnd"/>
+      <w:r>
+        <w:rPr>
+          <w:rFonts w:ascii="var(--font-mono)" w:eastAsia="Times New Roman" w:hAnsi="var(--font-mono)" w:cs="Courier New"/>
+          <w:color w:val="14181F"/>
+          <w:kern w:val="0"/>
+          <w:sz w:val="20"/>
+          <w:szCs w:val="20"/>
+          <w14:ligatures w14:val="none"/>
+        </w:rPr>
+        <w:t xml:space="preserve"> file</w:t>
+      </w:r>
+      <w:r>
+        <w:rPr>
+          <w:rFonts w:ascii="var(--font-mono)" w:eastAsia="Times New Roman" w:hAnsi="var(--font-mono)" w:cs="Courier New"/>
+          <w:color w:val="2B303B"/>
+          <w:kern w:val="0"/>
+          <w:sz w:val="20"/>
+          <w:szCs w:val="20"/>
+          <w14:ligatures w14:val="none"/>
+        </w:rPr>
+        <w:t>)</w:t>
+      </w:r>
+      <w:r>
+        <w:rPr>
+          <w:rFonts w:ascii="var(--font-mono)" w:eastAsia="Times New Roman" w:hAnsi="var(--font-mono)" w:cs="Courier New"/>
+          <w:color w:val="14181F"/>
+          <w:kern w:val="0"/>
+          <w:sz w:val="20"/>
+          <w:szCs w:val="20"/>
+          <w14:ligatures w14:val="none"/>
+        </w:rPr>
+        <w:t xml:space="preserve"> </w:t>
+      </w:r>
+      <w:r>
+        <w:rPr>
+          <w:rFonts w:ascii="var(--font-mono)" w:eastAsia="Times New Roman" w:hAnsi="var(--font-mono)" w:cs="Courier New"/>
+          <w:color w:val="2B303B"/>
+          <w:kern w:val="0"/>
+          <w:sz w:val="20"/>
+          <w:szCs w:val="20"/>
+          <w14:ligatures w14:val="none"/>
+        </w:rPr>
+        <w:t>{</w:t>
+      </w:r>
+    </w:p>
+    <w:p>
+      <w:pPr>
+        <w:tabs>
+          <w:tab w:val="left" w:pos="916"/>
+          <w:tab w:val="left" w:pos="1832"/>
+          <w:tab w:val="left" w:pos="2748"/>
+          <w:tab w:val="left" w:pos="3664"/>
+          <w:tab w:val="left" w:pos="4580"/>
+          <w:tab w:val="left" w:pos="5496"/>
+          <w:tab w:val="left" w:pos="6412"/>
+          <w:tab w:val="left" w:pos="7328"/>
+          <w:tab w:val="left" w:pos="8244"/>
+          <w:tab w:val="left" w:pos="9160"/>
+          <w:tab w:val="left" w:pos="10076"/>
+          <w:tab w:val="left" w:pos="10992"/>
+          <w:tab w:val="left" w:pos="11908"/>
+          <w:tab w:val="left" w:pos="12824"/>
+          <w:tab w:val="left" w:pos="13740"/>
+          <w:tab w:val="left" w:pos="14656"/>
+        </w:tabs>
+        <w:spacing w:after="0" w:line="240" w:lineRule="auto"/>
+        <w:rPr>
+          <w:rFonts w:ascii="var(--font-mono)" w:eastAsia="Times New Roman" w:hAnsi="var(--font-mono)" w:cs="Courier New"/>
+          <w:color w:val="14181F"/>
+          <w:kern w:val="0"/>
+          <w:sz w:val="20"/>
+          <w:szCs w:val="20"/>
+          <w14:ligatures w14:val="none"/>
+        </w:rPr>
+      </w:pPr>
+      <w:r>
+        <w:rPr>
+          <w:rFonts w:ascii="var(--font-mono)" w:eastAsia="Times New Roman" w:hAnsi="var(--font-mono)" w:cs="Courier New"/>
+          <w:color w:val="14181F"/>
+          <w:kern w:val="0"/>
+          <w:sz w:val="20"/>
+          <w:szCs w:val="20"/>
+          <w14:ligatures w14:val="none"/>
+        </w:rPr>
+        <w:t xml:space="preserve">    </w:t>
+      </w:r>
+      <w:r>
+        <w:rPr>
+          <w:rFonts w:ascii="var(--font-mono)" w:eastAsia="Times New Roman" w:hAnsi="var(--font-mono)" w:cs="Courier New"/>
+          <w:color w:val="B34A00"/>
+          <w:kern w:val="0"/>
+          <w:sz w:val="20"/>
+          <w:szCs w:val="20"/>
+          <w14:ligatures w14:val="none"/>
+        </w:rPr>
+        <w:t>String</w:t>
+      </w:r>
+      <w:r>
+        <w:rPr>
+          <w:rFonts w:ascii="var(--font-mono)" w:eastAsia="Times New Roman" w:hAnsi="var(--font-mono)" w:cs="Courier New"/>
+          <w:color w:val="14181F"/>
+          <w:kern w:val="0"/>
+          <w:sz w:val="20"/>
+          <w:szCs w:val="20"/>
+          <w14:ligatures w14:val="none"/>
+        </w:rPr>
+        <w:t xml:space="preserve"> path = </w:t>
+      </w:r>
+      <w:proofErr w:type="spellStart"/>
+      <w:r>
+        <w:rPr>
+          <w:rFonts w:ascii="var(--font-mono)" w:eastAsia="Times New Roman" w:hAnsi="var(--font-mono)" w:cs="Courier New"/>
+          <w:color w:val="B34A00"/>
+          <w:kern w:val="0"/>
+          <w:sz w:val="20"/>
+          <w:szCs w:val="20"/>
+          <w14:ligatures w14:val="none"/>
+        </w:rPr>
+        <w:t>System</w:t>
+      </w:r>
+      <w:r>
+        <w:rPr>
+          <w:rFonts w:ascii="var(--font-mono)" w:eastAsia="Times New Roman" w:hAnsi="var(--font-mono)" w:cs="Courier New"/>
+          <w:color w:val="2B303B"/>
+          <w:kern w:val="0"/>
+          <w:sz w:val="20"/>
+          <w:szCs w:val="20"/>
+          <w14:ligatures w14:val="none"/>
+        </w:rPr>
+        <w:t>.</w:t>
+      </w:r>
+      <w:r>
+        <w:rPr>
+          <w:rFonts w:ascii="var(--font-mono)" w:eastAsia="Times New Roman" w:hAnsi="var(--font-mono)" w:cs="Courier New"/>
+          <w:color w:val="0051C2"/>
+          <w:kern w:val="0"/>
+          <w:sz w:val="20"/>
+          <w:szCs w:val="20"/>
+          <w14:ligatures w14:val="none"/>
+        </w:rPr>
+        <w:t>getProperty</w:t>
+      </w:r>
+      <w:proofErr w:type="spellEnd"/>
+      <w:r>
+        <w:rPr>
+          <w:rFonts w:ascii="var(--font-mono)" w:eastAsia="Times New Roman" w:hAnsi="var(--font-mono)" w:cs="Courier New"/>
+          <w:color w:val="2B303B"/>
+          <w:kern w:val="0"/>
+          <w:sz w:val="20"/>
+          <w:szCs w:val="20"/>
+          <w14:ligatures w14:val="none"/>
+        </w:rPr>
+        <w:t>(</w:t>
+      </w:r>
+      <w:r>
+        <w:rPr>
+          <w:rFonts w:ascii="var(--font-mono)" w:eastAsia="Times New Roman" w:hAnsi="var(--font-mono)" w:cs="Courier New"/>
+          <w:color w:val="008000"/>
+          <w:kern w:val="0"/>
+          <w:sz w:val="20"/>
+          <w:szCs w:val="20"/>
+          <w14:ligatures w14:val="none"/>
+        </w:rPr>
+        <w:t>"</w:t>
+      </w:r>
+      <w:proofErr w:type="spellStart"/>
+      <w:proofErr w:type="gramStart"/>
+      <w:r>
+        <w:rPr>
+          <w:rFonts w:ascii="var(--font-mono)" w:eastAsia="Times New Roman" w:hAnsi="var(--font-mono)" w:cs="Courier New"/>
+          <w:color w:val="008000"/>
+          <w:kern w:val="0"/>
+          <w:sz w:val="20"/>
+          <w:szCs w:val="20"/>
+          <w14:ligatures w14:val="none"/>
+        </w:rPr>
+        <w:t>user.home</w:t>
+      </w:r>
+      <w:proofErr w:type="spellEnd"/>
+      <w:proofErr w:type="gramEnd"/>
+      <w:r>
+        <w:rPr>
+          <w:rFonts w:ascii="var(--font-mono)" w:eastAsia="Times New Roman" w:hAnsi="var(--font-mono)" w:cs="Courier New"/>
+          <w:color w:val="008000"/>
+          <w:kern w:val="0"/>
+          <w:sz w:val="20"/>
+          <w:szCs w:val="20"/>
+          <w14:ligatures w14:val="none"/>
+        </w:rPr>
+        <w:t>"</w:t>
+      </w:r>
+      <w:r>
+        <w:rPr>
+          <w:rFonts w:ascii="var(--font-mono)" w:eastAsia="Times New Roman" w:hAnsi="var(--font-mono)" w:cs="Courier New"/>
+          <w:color w:val="2B303B"/>
+          <w:kern w:val="0"/>
+          <w:sz w:val="20"/>
+          <w:szCs w:val="20"/>
+          <w14:ligatures w14:val="none"/>
+        </w:rPr>
+        <w:t>)</w:t>
+      </w:r>
+      <w:r>
+        <w:rPr>
+          <w:rFonts w:ascii="var(--font-mono)" w:eastAsia="Times New Roman" w:hAnsi="var(--font-mono)" w:cs="Courier New"/>
+          <w:color w:val="14181F"/>
+          <w:kern w:val="0"/>
+          <w:sz w:val="20"/>
+          <w:szCs w:val="20"/>
+          <w14:ligatures w14:val="none"/>
+        </w:rPr>
+        <w:t xml:space="preserve"> + </w:t>
+      </w:r>
+      <w:r>
+        <w:rPr>
+          <w:rFonts w:ascii="var(--font-mono)" w:eastAsia="Times New Roman" w:hAnsi="var(--font-mono)" w:cs="Courier New"/>
+          <w:color w:val="008000"/>
+          <w:kern w:val="0"/>
+          <w:sz w:val="20"/>
+          <w:szCs w:val="20"/>
+          <w14:ligatures w14:val="none"/>
+        </w:rPr>
+        <w:t>"/</w:t>
+      </w:r>
+      <w:proofErr w:type="spellStart"/>
+      <w:r>
+        <w:rPr>
+          <w:rFonts w:ascii="var(--font-mono)" w:eastAsia="Times New Roman" w:hAnsi="var(--font-mono)" w:cs="Courier New"/>
+          <w:color w:val="008000"/>
+          <w:kern w:val="0"/>
+          <w:sz w:val="20"/>
+          <w:szCs w:val="20"/>
+          <w14:ligatures w14:val="none"/>
+        </w:rPr>
+        <w:t>tms</w:t>
+      </w:r>
+      <w:proofErr w:type="spellEnd"/>
+      <w:r>
+        <w:rPr>
+          <w:rFonts w:ascii="var(--font-mono)" w:eastAsia="Times New Roman" w:hAnsi="var(--font-mono)" w:cs="Courier New"/>
+          <w:color w:val="008000"/>
+          <w:kern w:val="0"/>
+          <w:sz w:val="20"/>
+          <w:szCs w:val="20"/>
+          <w14:ligatures w14:val="none"/>
+        </w:rPr>
+        <w:t>-uploads/"</w:t>
+      </w:r>
+      <w:r>
+        <w:rPr>
+          <w:rFonts w:ascii="var(--font-mono)" w:eastAsia="Times New Roman" w:hAnsi="var(--font-mono)" w:cs="Courier New"/>
+          <w:color w:val="14181F"/>
+          <w:kern w:val="0"/>
+          <w:sz w:val="20"/>
+          <w:szCs w:val="20"/>
+          <w14:ligatures w14:val="none"/>
+        </w:rPr>
+        <w:t xml:space="preserve"> + </w:t>
+      </w:r>
+      <w:proofErr w:type="spellStart"/>
+      <w:proofErr w:type="gramStart"/>
+      <w:r>
+        <w:rPr>
+          <w:rFonts w:ascii="var(--font-mono)" w:eastAsia="Times New Roman" w:hAnsi="var(--font-mono)" w:cs="Courier New"/>
+          <w:color w:val="14181F"/>
+          <w:kern w:val="0"/>
+          <w:sz w:val="20"/>
+          <w:szCs w:val="20"/>
+          <w14:ligatures w14:val="none"/>
+        </w:rPr>
+        <w:t>file</w:t>
+      </w:r>
+      <w:r>
+        <w:rPr>
+          <w:rFonts w:ascii="var(--font-mono)" w:eastAsia="Times New Roman" w:hAnsi="var(--font-mono)" w:cs="Courier New"/>
+          <w:color w:val="2B303B"/>
+          <w:kern w:val="0"/>
+          <w:sz w:val="20"/>
+          <w:szCs w:val="20"/>
+          <w14:ligatures w14:val="none"/>
+        </w:rPr>
+        <w:t>.</w:t>
+      </w:r>
+      <w:r>
+        <w:rPr>
+          <w:rFonts w:ascii="var(--font-mono)" w:eastAsia="Times New Roman" w:hAnsi="var(--font-mono)" w:cs="Courier New"/>
+          <w:color w:val="0051C2"/>
+          <w:kern w:val="0"/>
+          <w:sz w:val="20"/>
+          <w:szCs w:val="20"/>
+          <w14:ligatures w14:val="none"/>
+        </w:rPr>
+        <w:t>getOriginalFilename</w:t>
+      </w:r>
+      <w:proofErr w:type="spellEnd"/>
+      <w:proofErr w:type="gramEnd"/>
+      <w:r>
+        <w:rPr>
+          <w:rFonts w:ascii="var(--font-mono)" w:eastAsia="Times New Roman" w:hAnsi="var(--font-mono)" w:cs="Courier New"/>
+          <w:color w:val="2B303B"/>
+          <w:kern w:val="0"/>
+          <w:sz w:val="20"/>
+          <w:szCs w:val="20"/>
+          <w14:ligatures w14:val="none"/>
+        </w:rPr>
+        <w:t>()</w:t>
+      </w:r>
+    </w:p>
+    <w:p>
+      <w:pPr>
+        <w:tabs>
+          <w:tab w:val="left" w:pos="916"/>
+          <w:tab w:val="left" w:pos="1832"/>
+          <w:tab w:val="left" w:pos="2748"/>
+          <w:tab w:val="left" w:pos="3664"/>
+          <w:tab w:val="left" w:pos="4580"/>
+          <w:tab w:val="left" w:pos="5496"/>
+          <w:tab w:val="left" w:pos="6412"/>
+          <w:tab w:val="left" w:pos="7328"/>
+          <w:tab w:val="left" w:pos="8244"/>
+          <w:tab w:val="left" w:pos="9160"/>
+          <w:tab w:val="left" w:pos="10076"/>
+          <w:tab w:val="left" w:pos="10992"/>
+          <w:tab w:val="left" w:pos="11908"/>
+          <w:tab w:val="left" w:pos="12824"/>
+          <w:tab w:val="left" w:pos="13740"/>
+          <w:tab w:val="left" w:pos="14656"/>
+        </w:tabs>
+        <w:spacing w:after="0" w:line="240" w:lineRule="auto"/>
+        <w:rPr>
+          <w:rFonts w:ascii="var(--font-mono)" w:eastAsia="Times New Roman" w:hAnsi="var(--font-mono)" w:cs="Courier New"/>
+          <w:color w:val="14181F"/>
+          <w:kern w:val="0"/>
+          <w:sz w:val="20"/>
+          <w:szCs w:val="20"/>
+          <w14:ligatures w14:val="none"/>
+        </w:rPr>
+      </w:pPr>
+      <w:r>
+        <w:rPr>
+          <w:rFonts w:ascii="var(--font-mono)" w:eastAsia="Times New Roman" w:hAnsi="var(--font-mono)" w:cs="Courier New"/>
+          <w:color w:val="14181F"/>
+          <w:kern w:val="0"/>
+          <w:sz w:val="20"/>
+          <w:szCs w:val="20"/>
+          <w14:ligatures w14:val="none"/>
+        </w:rPr>
+        <w:t xml:space="preserve">    </w:t>
+      </w:r>
+      <w:proofErr w:type="spellStart"/>
+      <w:proofErr w:type="gramStart"/>
+      <w:r>
+        <w:rPr>
+          <w:rFonts w:ascii="var(--font-mono)" w:eastAsia="Times New Roman" w:hAnsi="var(--font-mono)" w:cs="Courier New"/>
+          <w:color w:val="14181F"/>
+          <w:kern w:val="0"/>
+          <w:sz w:val="20"/>
+          <w:szCs w:val="20"/>
+          <w14:ligatures w14:val="none"/>
+        </w:rPr>
+        <w:t>file</w:t>
+      </w:r>
+      <w:r>
+        <w:rPr>
+          <w:rFonts w:ascii="var(--font-mono)" w:eastAsia="Times New Roman" w:hAnsi="var(--font-mono)" w:cs="Courier New"/>
+          <w:color w:val="2B303B"/>
+          <w:kern w:val="0"/>
+          <w:sz w:val="20"/>
+          <w:szCs w:val="20"/>
+          <w14:ligatures w14:val="none"/>
+        </w:rPr>
+        <w:t>.</w:t>
+      </w:r>
+      <w:r>
+        <w:rPr>
+          <w:rFonts w:ascii="var(--font-mono)" w:eastAsia="Times New Roman" w:hAnsi="var(--font-mono)" w:cs="Courier New"/>
+          <w:color w:val="0051C2"/>
+          <w:kern w:val="0"/>
+          <w:sz w:val="20"/>
+          <w:szCs w:val="20"/>
+          <w14:ligatures w14:val="none"/>
+        </w:rPr>
+        <w:t>transferTo</w:t>
+      </w:r>
+      <w:proofErr w:type="spellEnd"/>
+      <w:proofErr w:type="gramEnd"/>
+      <w:r>
+        <w:rPr>
+          <w:rFonts w:ascii="var(--font-mono)" w:eastAsia="Times New Roman" w:hAnsi="var(--font-mono)" w:cs="Courier New"/>
+          <w:color w:val="2B303B"/>
+          <w:kern w:val="0"/>
+          <w:sz w:val="20"/>
+          <w:szCs w:val="20"/>
+          <w14:ligatures w14:val="none"/>
+        </w:rPr>
+        <w:t>(</w:t>
+      </w:r>
+      <w:r>
+        <w:rPr>
+          <w:rFonts w:ascii="var(--font-mono)" w:eastAsia="Times New Roman" w:hAnsi="var(--font-mono)" w:cs="Courier New"/>
+          <w:color w:val="8100C2"/>
+          <w:kern w:val="0"/>
+          <w:sz w:val="20"/>
+          <w:szCs w:val="20"/>
+          <w14:ligatures w14:val="none"/>
+        </w:rPr>
+        <w:t>new</w:t>
+      </w:r>
+      <w:r>
+        <w:rPr>
+          <w:rFonts w:ascii="var(--font-mono)" w:eastAsia="Times New Roman" w:hAnsi="var(--font-mono)" w:cs="Courier New"/>
+          <w:color w:val="14181F"/>
+          <w:kern w:val="0"/>
+          <w:sz w:val="20"/>
+          <w:szCs w:val="20"/>
+          <w14:ligatures w14:val="none"/>
+        </w:rPr>
+        <w:t xml:space="preserve"> </w:t>
+      </w:r>
+      <w:r>
+        <w:rPr>
+          <w:rFonts w:ascii="var(--font-mono)" w:eastAsia="Times New Roman" w:hAnsi="var(--font-mono)" w:cs="Courier New"/>
+          <w:color w:val="B34A00"/>
+          <w:kern w:val="0"/>
+          <w:sz w:val="20"/>
+          <w:szCs w:val="20"/>
+          <w14:ligatures w14:val="none"/>
+        </w:rPr>
+        <w:t>File</w:t>
+      </w:r>
+      <w:r>
+        <w:rPr>
+          <w:rFonts w:ascii="var(--font-mono)" w:eastAsia="Times New Roman" w:hAnsi="var(--font-mono)" w:cs="Courier New"/>
+          <w:color w:val="2B303B"/>
+          <w:kern w:val="0"/>
+          <w:sz w:val="20"/>
+          <w:szCs w:val="20"/>
+          <w14:ligatures w14:val="none"/>
+        </w:rPr>
+        <w:t>(</w:t>
+      </w:r>
+      <w:r>
+        <w:rPr>
+          <w:rFonts w:ascii="var(--font-mono)" w:eastAsia="Times New Roman" w:hAnsi="var(--font-mono)" w:cs="Courier New"/>
+          <w:color w:val="14181F"/>
+          <w:kern w:val="0"/>
+          <w:sz w:val="20"/>
+          <w:szCs w:val="20"/>
+          <w14:ligatures w14:val="none"/>
+        </w:rPr>
+        <w:t>path</w:t>
+      </w:r>
+      <w:r>
+        <w:rPr>
+          <w:rFonts w:ascii="var(--font-mono)" w:eastAsia="Times New Roman" w:hAnsi="var(--font-mono)" w:cs="Courier New"/>
+          <w:color w:val="2B303B"/>
+          <w:kern w:val="0"/>
+          <w:sz w:val="20"/>
+          <w:szCs w:val="20"/>
+          <w14:ligatures w14:val="none"/>
+        </w:rPr>
+        <w:t>))</w:t>
+      </w:r>
+    </w:p>
+    <w:p>
+      <w:pPr>
+        <w:tabs>
+          <w:tab w:val="left" w:pos="916"/>
+          <w:tab w:val="left" w:pos="1832"/>
+          <w:tab w:val="left" w:pos="2748"/>
+          <w:tab w:val="left" w:pos="3664"/>
+          <w:tab w:val="left" w:pos="4580"/>
+          <w:tab w:val="left" w:pos="5496"/>
+          <w:tab w:val="left" w:pos="6412"/>
+          <w:tab w:val="left" w:pos="7328"/>
+          <w:tab w:val="left" w:pos="8244"/>
+          <w:tab w:val="left" w:pos="9160"/>
+          <w:tab w:val="left" w:pos="10076"/>
+          <w:tab w:val="left" w:pos="10992"/>
+          <w:tab w:val="left" w:pos="11908"/>
+          <w:tab w:val="left" w:pos="12824"/>
+          <w:tab w:val="left" w:pos="13740"/>
+          <w:tab w:val="left" w:pos="14656"/>
+        </w:tabs>
+        <w:spacing w:after="0" w:line="240" w:lineRule="auto"/>
+        <w:rPr>
+          <w:rFonts w:ascii="var(--font-mono)" w:eastAsia="Times New Roman" w:hAnsi="var(--font-mono)" w:cs="Courier New"/>
+          <w:color w:val="14181F"/>
+          <w:kern w:val="0"/>
+          <w:sz w:val="20"/>
+          <w:szCs w:val="20"/>
+          <w14:ligatures w14:val="none"/>
+        </w:rPr>
+      </w:pPr>
+      <w:r>
+        <w:rPr>
+          <w:rFonts w:ascii="var(--font-mono)" w:eastAsia="Times New Roman" w:hAnsi="var(--font-mono)" w:cs="Courier New"/>
+          <w:color w:val="14181F"/>
+          <w:kern w:val="0"/>
+          <w:sz w:val="20"/>
+          <w:szCs w:val="20"/>
+          <w14:ligatures w14:val="none"/>
+        </w:rPr>
+        <w:t xml:space="preserve">    </w:t>
+      </w:r>
+      <w:r>
+        <w:rPr>
+          <w:rFonts w:ascii="var(--font-mono)" w:eastAsia="Times New Roman" w:hAnsi="var(--font-mono)" w:cs="Courier New"/>
+          <w:color w:val="8100C2"/>
+          <w:kern w:val="0"/>
+          <w:sz w:val="20"/>
+          <w:szCs w:val="20"/>
+          <w14:ligatures w14:val="none"/>
+        </w:rPr>
+        <w:t>return</w:t>
+      </w:r>
+      <w:r>
+        <w:rPr>
+          <w:rFonts w:ascii="var(--font-mono)" w:eastAsia="Times New Roman" w:hAnsi="var(--font-mono)" w:cs="Courier New"/>
+          <w:color w:val="14181F"/>
+          <w:kern w:val="0"/>
+          <w:sz w:val="20"/>
+          <w:szCs w:val="20"/>
+          <w14:ligatures w14:val="none"/>
+        </w:rPr>
+        <w:t xml:space="preserve"> </w:t>
+      </w:r>
+      <w:proofErr w:type="spellStart"/>
+      <w:proofErr w:type="gramStart"/>
+      <w:r>
+        <w:rPr>
+          <w:rFonts w:ascii="var(--font-mono)" w:eastAsia="Times New Roman" w:hAnsi="var(--font-mono)" w:cs="Courier New"/>
+          <w:color w:val="14181F"/>
+          <w:kern w:val="0"/>
+          <w:sz w:val="20"/>
+          <w:szCs w:val="20"/>
+          <w14:ligatures w14:val="none"/>
+        </w:rPr>
+        <w:t>file</w:t>
+      </w:r>
+      <w:r>
+        <w:rPr>
+          <w:rFonts w:ascii="var(--font-mono)" w:eastAsia="Times New Roman" w:hAnsi="var(--font-mono)" w:cs="Courier New"/>
+          <w:color w:val="2B303B"/>
+          <w:kern w:val="0"/>
+          <w:sz w:val="20"/>
+          <w:szCs w:val="20"/>
+          <w14:ligatures w14:val="none"/>
+        </w:rPr>
+        <w:t>.</w:t>
+      </w:r>
+      <w:r>
+        <w:rPr>
+          <w:rFonts w:ascii="var(--font-mono)" w:eastAsia="Times New Roman" w:hAnsi="var(--font-mono)" w:cs="Courier New"/>
+          <w:color w:val="0051C2"/>
+          <w:kern w:val="0"/>
+          <w:sz w:val="20"/>
+          <w:szCs w:val="20"/>
+          <w14:ligatures w14:val="none"/>
+        </w:rPr>
+        <w:t>getOriginalFilename</w:t>
+      </w:r>
+      <w:proofErr w:type="spellEnd"/>
+      <w:proofErr w:type="gramEnd"/>
+      <w:r>
+        <w:rPr>
+          <w:rFonts w:ascii="var(--font-mono)" w:eastAsia="Times New Roman" w:hAnsi="var(--font-mono)" w:cs="Courier New"/>
+          <w:color w:val="2B303B"/>
+          <w:kern w:val="0"/>
+          <w:sz w:val="20"/>
+          <w:szCs w:val="20"/>
+          <w14:ligatures w14:val="none"/>
+        </w:rPr>
+        <w:t>()</w:t>
+      </w:r>
+    </w:p>
+    <w:p>
+      <w:pPr>
+        <w:tabs>
+          <w:tab w:val="left" w:pos="916"/>
+          <w:tab w:val="left" w:pos="1832"/>
+          <w:tab w:val="left" w:pos="2748"/>
+          <w:tab w:val="left" w:pos="3664"/>
+          <w:tab w:val="left" w:pos="4580"/>
+          <w:tab w:val="left" w:pos="5496"/>
+          <w:tab w:val="left" w:pos="6412"/>
+          <w:tab w:val="left" w:pos="7328"/>
+          <w:tab w:val="left" w:pos="8244"/>
+          <w:tab w:val="left" w:pos="9160"/>
+          <w:tab w:val="left" w:pos="10076"/>
+          <w:tab w:val="left" w:pos="10992"/>
+          <w:tab w:val="left" w:pos="11908"/>
+          <w:tab w:val="left" w:pos="12824"/>
+          <w:tab w:val="left" w:pos="13740"/>
+          <w:tab w:val="left" w:pos="14656"/>
+        </w:tabs>
+        <w:spacing w:after="0" w:line="240" w:lineRule="auto"/>
+        <w:rPr>
+          <w:rFonts w:ascii="var(--font-mono)" w:eastAsia="Times New Roman" w:hAnsi="var(--font-mono)" w:cs="Courier New"/>
+          <w:color w:val="14181F"/>
+          <w:kern w:val="0"/>
+          <w:sz w:val="20"/>
+          <w:szCs w:val="20"/>
+          <w14:ligatures w14:val="none"/>
+        </w:rPr>
+      </w:pPr>
+      <w:r>
+        <w:rPr>
+          <w:rFonts w:ascii="var(--font-mono)" w:eastAsia="Times New Roman" w:hAnsi="var(--font-mono)" w:cs="Courier New"/>
+          <w:color w:val="2B303B"/>
+          <w:kern w:val="0"/>
+          <w:sz w:val="20"/>
+          <w:szCs w:val="20"/>
+          <w14:ligatures w14:val="none"/>
+        </w:rPr>
+        <w:t>}</w:t>
+      </w:r>
+    </w:p>
+    <w:p>
+      <w:pPr>
+        <w:spacing w:before="100" w:beforeAutospacing="1" w:after="100" w:afterAutospacing="1" w:line="240" w:lineRule="auto"/>
+        <w:rPr>
+          <w:rFonts w:ascii="Times New Roman" w:eastAsia="Times New Roman" w:hAnsi="Times New Roman" w:cs="Times New Roman"/>
+          <w:kern w:val="0"/>
+          <w14:ligatures w14:val="none"/>
+        </w:rPr>
+      </w:pPr>
+      <w:r>
+        <w:rPr>
+          <w:rFonts w:ascii="宋体" w:eastAsia="宋体" w:hAnsi="宋体" w:cs="宋体" w:hint="eastAsia"/>
+          <w:kern w:val="0"/>
+          <w14:ligatures w14:val="none"/>
+        </w:rPr>
+        <w:t>存到</w:t>
+      </w:r>
+      <w:r>
+        <w:rPr>
+          <w:rFonts w:ascii="Times New Roman" w:eastAsia="Times New Roman" w:hAnsi="Times New Roman" w:cs="Times New Roman"/>
+          <w:kern w:val="0"/>
+          <w14:ligatures w14:val="none"/>
+        </w:rPr>
+        <w:t xml:space="preserve"> </w:t>
+      </w:r>
+      <w:r>
+        <w:rPr>
+          <w:rFonts w:ascii="Courier New" w:eastAsia="Times New Roman" w:hAnsi="Courier New" w:cs="Courier New"/>
+          <w:kern w:val="0"/>
+          <w:sz w:val="20"/>
+          <w:szCs w:val="20"/>
+          <w14:ligatures w14:val="none"/>
+        </w:rPr>
+        <w:t>~/</w:t>
+      </w:r>
+      <w:proofErr w:type="spellStart"/>
+      <w:r>
+        <w:rPr>
+          <w:rFonts w:ascii="Courier New" w:eastAsia="Times New Roman" w:hAnsi="Courier New" w:cs="Courier New"/>
+          <w:kern w:val="0"/>
+          <w:sz w:val="20"/>
+          <w:szCs w:val="20"/>
+          <w14:ligatures w14:val="none"/>
+        </w:rPr>
+        <w:t>tms</w:t>
+      </w:r>
+      <w:proofErr w:type="spellEnd"/>
+      <w:r>
+        <w:rPr>
+          <w:rFonts w:ascii="Courier New" w:eastAsia="Times New Roman" w:hAnsi="Courier New" w:cs="Courier New"/>
+          <w:kern w:val="0"/>
+          <w:sz w:val="20"/>
+          <w:szCs w:val="20"/>
+          <w14:ligatures w14:val="none"/>
+        </w:rPr>
+        <w:t>-uploads/</w:t>
+      </w:r>
+      <w:r>
+        <w:rPr>
+          <w:rFonts w:ascii="Times New Roman" w:eastAsia="Times New Roman" w:hAnsi="Times New Roman" w:cs="Times New Roman"/>
+          <w:kern w:val="0"/>
+          <w14:ligatures w14:val="none"/>
+        </w:rPr>
+        <w:t xml:space="preserve"> </w:t>
+      </w:r>
+      <w:r>
+        <w:rPr>
+          <w:rFonts w:ascii="宋体" w:eastAsia="宋体" w:hAnsi="宋体" w:cs="宋体" w:hint="eastAsia"/>
+          <w:kern w:val="0"/>
+          <w14:ligatures w14:val="none"/>
+        </w:rPr>
+        <w:t>文件夾，回</w:t>
+      </w:r>
+      <w:proofErr w:type="gramStart"/>
+      <w:r>
+        <w:rPr>
+          <w:rFonts w:ascii="宋体" w:eastAsia="宋体" w:hAnsi="宋体" w:cs="宋体" w:hint="eastAsia"/>
+          <w:kern w:val="0"/>
+          <w14:ligatures w14:val="none"/>
+        </w:rPr>
+        <w:t>傳</w:t>
+      </w:r>
+      <w:proofErr w:type="gramEnd"/>
+      <w:r>
+        <w:rPr>
+          <w:rFonts w:ascii="宋体" w:eastAsia="宋体" w:hAnsi="宋体" w:cs="宋体" w:hint="eastAsia"/>
+          <w:kern w:val="0"/>
+          <w14:ligatures w14:val="none"/>
+        </w:rPr>
+        <w:t>文件名存進</w:t>
+      </w:r>
+      <w:proofErr w:type="gramStart"/>
+      <w:r>
+        <w:rPr>
+          <w:rFonts w:ascii="宋体" w:eastAsia="宋体" w:hAnsi="宋体" w:cs="宋体" w:hint="eastAsia"/>
+          <w:kern w:val="0"/>
+          <w14:ligatures w14:val="none"/>
+        </w:rPr>
+        <w:t>數據庫</w:t>
+      </w:r>
+      <w:proofErr w:type="gramEnd"/>
+      <w:r>
+        <w:rPr>
+          <w:rFonts w:ascii="宋体" w:eastAsia="宋体" w:hAnsi="宋体" w:cs="宋体"/>
+          <w:kern w:val="0"/>
+          <w14:ligatures w14:val="none"/>
+        </w:rPr>
+        <w:t>。</w:t>
+      </w:r>
+    </w:p>
+    <w:p>
+      <w:pPr>
+        <w:spacing w:after="0" w:line="240" w:lineRule="auto"/>
+        <w:rPr>
+          <w:rFonts w:ascii="Times New Roman" w:eastAsia="Times New Roman" w:hAnsi="Times New Roman" w:cs="Times New Roman"/>
+          <w:kern w:val="0"/>
+          <w14:ligatures w14:val="none"/>
+        </w:rPr>
+      </w:pPr>
+      <w:r>
+        <w:rPr>
+          <w:rFonts w:ascii="Times New Roman" w:eastAsia="Times New Roman" w:hAnsi="Times New Roman" w:cs="Times New Roman"/>
+          <w:kern w:val="0"/>
+          <w14:ligatures w14:val="none"/>
+        </w:rPr>
+        <w:pict w14:anchorId="2E9C8589">
+          <v:rect id="_x0000_i1036" style="width:0;height:1.5pt" o:hralign="center" o:hrstd="t" o:hr="t" fillcolor="#a0a0a0" stroked="f"/>
+        </w:pict>
+      </w:r>
+    </w:p>
+    <w:p>
+      <w:pPr>
+        <w:spacing w:before="100" w:beforeAutospacing="1" w:after="100" w:afterAutospacing="1" w:line="240" w:lineRule="auto"/>
+        <w:outlineLvl w:val="2"/>
+        <w:rPr>
+          <w:rFonts w:ascii="Times New Roman" w:eastAsia="Times New Roman" w:hAnsi="Times New Roman" w:cs="Times New Roman"/>
           <w:b/>
           <w:bCs/>
-        </w:rPr>
-        <w:t>/components/</w:t>
-      </w:r>
-      <w:proofErr w:type="spellStart"/>
-      <w:r>
-        <w:rPr>
+          <w:kern w:val="0"/>
+          <w:sz w:val="27"/>
+          <w:szCs w:val="27"/>
+          <w:u w:val="single"/>
+          <w14:ligatures w14:val="none"/>
+        </w:rPr>
+      </w:pPr>
+      <w:r>
+        <w:rPr>
+          <w:rFonts w:ascii="宋体" w:eastAsia="宋体" w:hAnsi="宋体" w:cs="宋体" w:hint="eastAsia"/>
           <w:b/>
           <w:bCs/>
-        </w:rPr>
-        <w:t>searchResults</w:t>
-      </w:r>
-      <w:proofErr w:type="spellEnd"/>
-      <w:r>
-        <w:rPr>
+          <w:kern w:val="0"/>
+          <w:sz w:val="27"/>
+          <w:szCs w:val="27"/>
+          <w:highlight w:val="yellow"/>
+          <w:u w:val="single"/>
+          <w14:ligatures w14:val="none"/>
+        </w:rPr>
+        <w:t>文件下</w:t>
+      </w:r>
+      <w:r>
+        <w:rPr>
+          <w:rFonts w:ascii="宋体" w:eastAsia="宋体" w:hAnsi="宋体" w:cs="宋体"/>
           <w:b/>
           <w:bCs/>
-        </w:rPr>
-        <w:t>/index.js </w:t>
-      </w:r>
-    </w:p>
-    <w:p>
-      <w:r>
-        <w:t>Purpose of Change: </w:t>
-      </w:r>
-    </w:p>
-    <w:p>
-      <w:r>
-        <w:t>To retain the UI of the result cards written by teammates, and change the hard-coded content to render the actual search results.</w:t>
-      </w:r>
-    </w:p>
-    <w:p>
-      <w:r>
-        <w:t>UI Impact:</w:t>
-      </w:r>
-    </w:p>
-    <w:p>
-      <w:r>
-        <w:t>None (Card structure and styles remain unchanged; only the text data source is replaced)</w:t>
-      </w:r>
-    </w:p>
-    <w:p>
-      <w:r>
-        <w:rPr>
+          <w:kern w:val="0"/>
+          <w:sz w:val="27"/>
+          <w:szCs w:val="27"/>
+          <w:highlight w:val="yellow"/>
+          <w:u w:val="single"/>
+          <w14:ligatures w14:val="none"/>
+        </w:rPr>
+        <w:t>載</w:t>
+      </w:r>
+    </w:p>
+    <w:p>
+      <w:pPr>
+        <w:spacing w:before="100" w:beforeAutospacing="1" w:after="100" w:afterAutospacing="1" w:line="240" w:lineRule="auto"/>
+        <w:rPr>
+          <w:rFonts w:ascii="Times New Roman" w:eastAsia="Times New Roman" w:hAnsi="Times New Roman" w:cs="Times New Roman"/>
+          <w:kern w:val="0"/>
+          <w14:ligatures w14:val="none"/>
+        </w:rPr>
+      </w:pPr>
+      <w:r>
+        <w:rPr>
+          <w:rFonts w:ascii="宋体" w:eastAsia="宋体" w:hAnsi="宋体" w:cs="宋体" w:hint="eastAsia"/>
           <w:b/>
           <w:bCs/>
-        </w:rPr>
-        <w:t xml:space="preserve">3) </w:t>
-      </w:r>
-      <w:proofErr w:type="spellStart"/>
-      <w:r>
-        <w:rPr>
+          <w:kern w:val="0"/>
+          <w14:ligatures w14:val="none"/>
+        </w:rPr>
+        <w:t>思路：</w:t>
+      </w:r>
+      <w:r>
+        <w:rPr>
+          <w:rFonts w:ascii="Times New Roman" w:eastAsia="Times New Roman" w:hAnsi="Times New Roman" w:cs="Times New Roman"/>
+          <w:kern w:val="0"/>
+          <w14:ligatures w14:val="none"/>
+        </w:rPr>
+        <w:t xml:space="preserve"> </w:t>
+      </w:r>
+      <w:r>
+        <w:rPr>
+          <w:rFonts w:ascii="宋体" w:eastAsia="宋体" w:hAnsi="宋体" w:cs="宋体" w:hint="eastAsia"/>
+          <w:kern w:val="0"/>
+          <w14:ligatures w14:val="none"/>
+        </w:rPr>
+        <w:t>前端</w:t>
+      </w:r>
+      <w:proofErr w:type="gramStart"/>
+      <w:r>
+        <w:rPr>
+          <w:rFonts w:ascii="宋体" w:eastAsia="宋体" w:hAnsi="宋体" w:cs="宋体" w:hint="eastAsia"/>
+          <w:kern w:val="0"/>
+          <w14:ligatures w14:val="none"/>
+        </w:rPr>
+        <w:t>傳</w:t>
+      </w:r>
+      <w:proofErr w:type="gramEnd"/>
+      <w:r>
+        <w:rPr>
+          <w:rFonts w:ascii="宋体" w:eastAsia="宋体" w:hAnsi="宋体" w:cs="宋体" w:hint="eastAsia"/>
+          <w:kern w:val="0"/>
+          <w14:ligatures w14:val="none"/>
+        </w:rPr>
+        <w:t>文件名</w:t>
+      </w:r>
+      <w:r>
+        <w:rPr>
+          <w:rFonts w:ascii="Times New Roman" w:eastAsia="Times New Roman" w:hAnsi="Times New Roman" w:cs="Times New Roman"/>
+          <w:kern w:val="0"/>
+          <w14:ligatures w14:val="none"/>
+        </w:rPr>
+        <w:t xml:space="preserve"> → </w:t>
+      </w:r>
+      <w:proofErr w:type="gramStart"/>
+      <w:r>
+        <w:rPr>
+          <w:rFonts w:ascii="宋体" w:eastAsia="宋体" w:hAnsi="宋体" w:cs="宋体" w:hint="eastAsia"/>
+          <w:kern w:val="0"/>
+          <w14:ligatures w14:val="none"/>
+        </w:rPr>
+        <w:t>後</w:t>
+      </w:r>
+      <w:proofErr w:type="gramEnd"/>
+      <w:r>
+        <w:rPr>
+          <w:rFonts w:ascii="宋体" w:eastAsia="宋体" w:hAnsi="宋体" w:cs="宋体" w:hint="eastAsia"/>
+          <w:kern w:val="0"/>
+          <w14:ligatures w14:val="none"/>
+        </w:rPr>
+        <w:t>端</w:t>
+      </w:r>
+      <w:proofErr w:type="gramStart"/>
+      <w:r>
+        <w:rPr>
+          <w:rFonts w:ascii="宋体" w:eastAsia="宋体" w:hAnsi="宋体" w:cs="宋体" w:hint="eastAsia"/>
+          <w:kern w:val="0"/>
+          <w14:ligatures w14:val="none"/>
+        </w:rPr>
+        <w:t>從</w:t>
+      </w:r>
+      <w:proofErr w:type="gramEnd"/>
+      <w:r>
+        <w:rPr>
+          <w:rFonts w:ascii="宋体" w:eastAsia="宋体" w:hAnsi="宋体" w:cs="宋体" w:hint="eastAsia"/>
+          <w:kern w:val="0"/>
+          <w14:ligatures w14:val="none"/>
+        </w:rPr>
+        <w:t>文件夾讀出</w:t>
+      </w:r>
+      <w:proofErr w:type="gramStart"/>
+      <w:r>
+        <w:rPr>
+          <w:rFonts w:ascii="宋体" w:eastAsia="宋体" w:hAnsi="宋体" w:cs="宋体" w:hint="eastAsia"/>
+          <w:kern w:val="0"/>
+          <w14:ligatures w14:val="none"/>
+        </w:rPr>
+        <w:t>來</w:t>
+      </w:r>
+      <w:proofErr w:type="gramEnd"/>
+      <w:r>
+        <w:rPr>
+          <w:rFonts w:ascii="Times New Roman" w:eastAsia="Times New Roman" w:hAnsi="Times New Roman" w:cs="Times New Roman"/>
+          <w:kern w:val="0"/>
+          <w14:ligatures w14:val="none"/>
+        </w:rPr>
+        <w:t xml:space="preserve"> → </w:t>
+      </w:r>
+      <w:r>
+        <w:rPr>
+          <w:rFonts w:ascii="宋体" w:eastAsia="宋体" w:hAnsi="宋体" w:cs="宋体" w:hint="eastAsia"/>
+          <w:kern w:val="0"/>
+          <w14:ligatures w14:val="none"/>
+        </w:rPr>
+        <w:t>以二進制流回</w:t>
+      </w:r>
+      <w:proofErr w:type="gramStart"/>
+      <w:r>
+        <w:rPr>
+          <w:rFonts w:ascii="宋体" w:eastAsia="宋体" w:hAnsi="宋体" w:cs="宋体" w:hint="eastAsia"/>
+          <w:kern w:val="0"/>
+          <w14:ligatures w14:val="none"/>
+        </w:rPr>
+        <w:t>傳</w:t>
+      </w:r>
+      <w:proofErr w:type="gramEnd"/>
+      <w:r>
+        <w:rPr>
+          <w:rFonts w:ascii="Times New Roman" w:eastAsia="Times New Roman" w:hAnsi="Times New Roman" w:cs="Times New Roman"/>
+          <w:kern w:val="0"/>
+          <w14:ligatures w14:val="none"/>
+        </w:rPr>
+        <w:t xml:space="preserve"> → </w:t>
+      </w:r>
+      <w:r>
+        <w:rPr>
+          <w:rFonts w:ascii="宋体" w:eastAsia="宋体" w:hAnsi="宋体" w:cs="宋体" w:hint="eastAsia"/>
+          <w:kern w:val="0"/>
+          <w14:ligatures w14:val="none"/>
+        </w:rPr>
+        <w:t>瀏覽器自</w:t>
+      </w:r>
+      <w:proofErr w:type="gramStart"/>
+      <w:r>
+        <w:rPr>
+          <w:rFonts w:ascii="宋体" w:eastAsia="宋体" w:hAnsi="宋体" w:cs="宋体" w:hint="eastAsia"/>
+          <w:kern w:val="0"/>
+          <w14:ligatures w14:val="none"/>
+        </w:rPr>
+        <w:t>動</w:t>
+      </w:r>
+      <w:proofErr w:type="gramEnd"/>
+      <w:r>
+        <w:rPr>
+          <w:rFonts w:ascii="宋体" w:eastAsia="宋体" w:hAnsi="宋体" w:cs="宋体" w:hint="eastAsia"/>
+          <w:kern w:val="0"/>
+          <w14:ligatures w14:val="none"/>
+        </w:rPr>
+        <w:t>下</w:t>
+      </w:r>
+      <w:r>
+        <w:rPr>
+          <w:rFonts w:ascii="宋体" w:eastAsia="宋体" w:hAnsi="宋体" w:cs="宋体"/>
+          <w:kern w:val="0"/>
+          <w14:ligatures w14:val="none"/>
+        </w:rPr>
+        <w:t>載</w:t>
+      </w:r>
+    </w:p>
+    <w:p>
+      <w:pPr>
+        <w:spacing w:before="100" w:beforeAutospacing="1" w:after="100" w:afterAutospacing="1" w:line="240" w:lineRule="auto"/>
+        <w:rPr>
+          <w:rFonts w:ascii="Times New Roman" w:eastAsia="Times New Roman" w:hAnsi="Times New Roman" w:cs="Times New Roman"/>
+          <w:kern w:val="0"/>
+          <w14:ligatures w14:val="none"/>
+        </w:rPr>
+      </w:pPr>
+      <w:proofErr w:type="gramStart"/>
+      <w:r>
+        <w:rPr>
+          <w:rFonts w:ascii="宋体" w:eastAsia="宋体" w:hAnsi="宋体" w:cs="宋体" w:hint="eastAsia"/>
           <w:b/>
           <w:bCs/>
-        </w:rPr>
-        <w:t>src</w:t>
-      </w:r>
-      <w:proofErr w:type="spellEnd"/>
-      <w:r>
-        <w:rPr>
+          <w:kern w:val="0"/>
+          <w14:ligatures w14:val="none"/>
+        </w:rPr>
+        <w:t>後</w:t>
+      </w:r>
+      <w:proofErr w:type="gramEnd"/>
+      <w:r>
+        <w:rPr>
+          <w:rFonts w:ascii="宋体" w:eastAsia="宋体" w:hAnsi="宋体" w:cs="宋体" w:hint="eastAsia"/>
           <w:b/>
           <w:bCs/>
+          <w:kern w:val="0"/>
+          <w14:ligatures w14:val="none"/>
+        </w:rPr>
+        <w:t>端</w:t>
+      </w:r>
+      <w:r>
+        <w:rPr>
+          <w:rFonts w:ascii="宋体" w:eastAsia="宋体" w:hAnsi="宋体" w:cs="宋体"/>
+          <w:b/>
+          <w:bCs/>
+          <w:kern w:val="0"/>
+          <w14:ligatures w14:val="none"/>
+        </w:rPr>
+        <w:t>：</w:t>
+      </w:r>
+    </w:p>
+    <w:p>
+      <w:pPr>
+        <w:spacing w:after="0" w:line="240" w:lineRule="auto"/>
+        <w:rPr>
+          <w:rFonts w:ascii="Times New Roman" w:eastAsia="Times New Roman" w:hAnsi="Times New Roman" w:cs="Times New Roman"/>
+          <w:kern w:val="0"/>
+          <w14:ligatures w14:val="none"/>
+        </w:rPr>
+      </w:pPr>
+      <w:r>
+        <w:rPr>
+          <w:rFonts w:ascii="Times New Roman" w:eastAsia="Times New Roman" w:hAnsi="Times New Roman" w:cs="Times New Roman"/>
+          <w:kern w:val="0"/>
+          <w14:ligatures w14:val="none"/>
+        </w:rPr>
+        <w:t>java</w:t>
+      </w:r>
+    </w:p>
+    <w:p>
+      <w:pPr>
+        <w:tabs>
+          <w:tab w:val="left" w:pos="916"/>
+          <w:tab w:val="left" w:pos="1832"/>
+          <w:tab w:val="left" w:pos="2748"/>
+          <w:tab w:val="left" w:pos="3664"/>
+          <w:tab w:val="left" w:pos="4580"/>
+          <w:tab w:val="left" w:pos="5496"/>
+          <w:tab w:val="left" w:pos="6412"/>
+          <w:tab w:val="left" w:pos="7328"/>
+          <w:tab w:val="left" w:pos="8244"/>
+          <w:tab w:val="left" w:pos="9160"/>
+          <w:tab w:val="left" w:pos="10076"/>
+          <w:tab w:val="left" w:pos="10992"/>
+          <w:tab w:val="left" w:pos="11908"/>
+          <w:tab w:val="left" w:pos="12824"/>
+          <w:tab w:val="left" w:pos="13740"/>
+          <w:tab w:val="left" w:pos="14656"/>
+        </w:tabs>
+        <w:spacing w:after="0" w:line="240" w:lineRule="auto"/>
+        <w:rPr>
+          <w:rFonts w:ascii="var(--font-mono)" w:eastAsia="Times New Roman" w:hAnsi="var(--font-mono)" w:cs="Courier New"/>
+          <w:color w:val="14181F"/>
+          <w:kern w:val="0"/>
+          <w:sz w:val="20"/>
+          <w:szCs w:val="20"/>
+          <w14:ligatures w14:val="none"/>
+        </w:rPr>
+      </w:pPr>
+      <w:r>
+        <w:rPr>
+          <w:rFonts w:ascii="var(--font-mono)" w:eastAsia="Times New Roman" w:hAnsi="var(--font-mono)" w:cs="Courier New"/>
+          <w:color w:val="2B303B"/>
+          <w:kern w:val="0"/>
+          <w:sz w:val="20"/>
+          <w:szCs w:val="20"/>
+          <w14:ligatures w14:val="none"/>
+        </w:rPr>
+        <w:t>@GetMapping(</w:t>
+      </w:r>
+      <w:r>
+        <w:rPr>
+          <w:rFonts w:ascii="var(--font-mono)" w:eastAsia="Times New Roman" w:hAnsi="var(--font-mono)" w:cs="Courier New"/>
+          <w:color w:val="008000"/>
+          <w:kern w:val="0"/>
+          <w:sz w:val="20"/>
+          <w:szCs w:val="20"/>
+          <w14:ligatures w14:val="none"/>
+        </w:rPr>
+        <w:t>"/download/{filename}"</w:t>
+      </w:r>
+      <w:r>
+        <w:rPr>
+          <w:rFonts w:ascii="var(--font-mono)" w:eastAsia="Times New Roman" w:hAnsi="var(--font-mono)" w:cs="Courier New"/>
+          <w:color w:val="2B303B"/>
+          <w:kern w:val="0"/>
+          <w:sz w:val="20"/>
+          <w:szCs w:val="20"/>
+          <w14:ligatures w14:val="none"/>
+        </w:rPr>
+        <w:t>)</w:t>
+      </w:r>
+    </w:p>
+    <w:p>
+      <w:pPr>
+        <w:tabs>
+          <w:tab w:val="left" w:pos="916"/>
+          <w:tab w:val="left" w:pos="1832"/>
+          <w:tab w:val="left" w:pos="2748"/>
+          <w:tab w:val="left" w:pos="3664"/>
+          <w:tab w:val="left" w:pos="4580"/>
+          <w:tab w:val="left" w:pos="5496"/>
+          <w:tab w:val="left" w:pos="6412"/>
+          <w:tab w:val="left" w:pos="7328"/>
+          <w:tab w:val="left" w:pos="8244"/>
+          <w:tab w:val="left" w:pos="9160"/>
+          <w:tab w:val="left" w:pos="10076"/>
+          <w:tab w:val="left" w:pos="10992"/>
+          <w:tab w:val="left" w:pos="11908"/>
+          <w:tab w:val="left" w:pos="12824"/>
+          <w:tab w:val="left" w:pos="13740"/>
+          <w:tab w:val="left" w:pos="14656"/>
+        </w:tabs>
+        <w:spacing w:after="0" w:line="240" w:lineRule="auto"/>
+        <w:rPr>
+          <w:rFonts w:ascii="var(--font-mono)" w:eastAsia="Times New Roman" w:hAnsi="var(--font-mono)" w:cs="Courier New"/>
+          <w:color w:val="14181F"/>
+          <w:kern w:val="0"/>
+          <w:sz w:val="20"/>
+          <w:szCs w:val="20"/>
+          <w14:ligatures w14:val="none"/>
+        </w:rPr>
+      </w:pPr>
+      <w:r>
+        <w:rPr>
+          <w:rFonts w:ascii="var(--font-mono)" w:eastAsia="Times New Roman" w:hAnsi="var(--font-mono)" w:cs="Courier New"/>
+          <w:color w:val="8100C2"/>
+          <w:kern w:val="0"/>
+          <w:sz w:val="20"/>
+          <w:szCs w:val="20"/>
+          <w14:ligatures w14:val="none"/>
+        </w:rPr>
+        <w:t>public</w:t>
+      </w:r>
+      <w:r>
+        <w:rPr>
+          <w:rFonts w:ascii="var(--font-mono)" w:eastAsia="Times New Roman" w:hAnsi="var(--font-mono)" w:cs="Courier New"/>
+          <w:color w:val="14181F"/>
+          <w:kern w:val="0"/>
+          <w:sz w:val="20"/>
+          <w:szCs w:val="20"/>
+          <w14:ligatures w14:val="none"/>
+        </w:rPr>
+        <w:t xml:space="preserve"> </w:t>
+      </w:r>
+      <w:r>
+        <w:rPr>
+          <w:rFonts w:ascii="var(--font-mono)" w:eastAsia="Times New Roman" w:hAnsi="var(--font-mono)" w:cs="Courier New"/>
+          <w:color w:val="8100C2"/>
+          <w:kern w:val="0"/>
+          <w:sz w:val="20"/>
+          <w:szCs w:val="20"/>
+          <w14:ligatures w14:val="none"/>
+        </w:rPr>
+        <w:t>void</w:t>
+      </w:r>
+      <w:r>
+        <w:rPr>
+          <w:rFonts w:ascii="var(--font-mono)" w:eastAsia="Times New Roman" w:hAnsi="var(--font-mono)" w:cs="Courier New"/>
+          <w:color w:val="14181F"/>
+          <w:kern w:val="0"/>
+          <w:sz w:val="20"/>
+          <w:szCs w:val="20"/>
+          <w14:ligatures w14:val="none"/>
+        </w:rPr>
+        <w:t xml:space="preserve"> </w:t>
+      </w:r>
+      <w:proofErr w:type="gramStart"/>
+      <w:r>
+        <w:rPr>
+          <w:rFonts w:ascii="var(--font-mono)" w:eastAsia="Times New Roman" w:hAnsi="var(--font-mono)" w:cs="Courier New"/>
+          <w:color w:val="0051C2"/>
+          <w:kern w:val="0"/>
+          <w:sz w:val="20"/>
+          <w:szCs w:val="20"/>
+          <w14:ligatures w14:val="none"/>
+        </w:rPr>
+        <w:t>download</w:t>
+      </w:r>
+      <w:r>
+        <w:rPr>
+          <w:rFonts w:ascii="var(--font-mono)" w:eastAsia="Times New Roman" w:hAnsi="var(--font-mono)" w:cs="Courier New"/>
+          <w:color w:val="2B303B"/>
+          <w:kern w:val="0"/>
+          <w:sz w:val="20"/>
+          <w:szCs w:val="20"/>
+          <w14:ligatures w14:val="none"/>
+        </w:rPr>
+        <w:t>(</w:t>
+      </w:r>
+      <w:proofErr w:type="gramEnd"/>
+      <w:r>
+        <w:rPr>
+          <w:rFonts w:ascii="var(--font-mono)" w:eastAsia="Times New Roman" w:hAnsi="var(--font-mono)" w:cs="Courier New"/>
+          <w:color w:val="2B303B"/>
+          <w:kern w:val="0"/>
+          <w:sz w:val="20"/>
+          <w:szCs w:val="20"/>
+          <w14:ligatures w14:val="none"/>
+        </w:rPr>
+        <w:t>@PathVariable</w:t>
+      </w:r>
+      <w:r>
+        <w:rPr>
+          <w:rFonts w:ascii="var(--font-mono)" w:eastAsia="Times New Roman" w:hAnsi="var(--font-mono)" w:cs="Courier New"/>
+          <w:color w:val="14181F"/>
+          <w:kern w:val="0"/>
+          <w:sz w:val="20"/>
+          <w:szCs w:val="20"/>
+          <w14:ligatures w14:val="none"/>
+        </w:rPr>
+        <w:t xml:space="preserve"> </w:t>
+      </w:r>
+      <w:r>
+        <w:rPr>
+          <w:rFonts w:ascii="var(--font-mono)" w:eastAsia="Times New Roman" w:hAnsi="var(--font-mono)" w:cs="Courier New"/>
+          <w:color w:val="B34A00"/>
+          <w:kern w:val="0"/>
+          <w:sz w:val="20"/>
+          <w:szCs w:val="20"/>
+          <w14:ligatures w14:val="none"/>
+        </w:rPr>
+        <w:t>String</w:t>
+      </w:r>
+      <w:r>
+        <w:rPr>
+          <w:rFonts w:ascii="var(--font-mono)" w:eastAsia="Times New Roman" w:hAnsi="var(--font-mono)" w:cs="Courier New"/>
+          <w:color w:val="14181F"/>
+          <w:kern w:val="0"/>
+          <w:sz w:val="20"/>
+          <w:szCs w:val="20"/>
+          <w14:ligatures w14:val="none"/>
+        </w:rPr>
+        <w:t xml:space="preserve"> filename</w:t>
+      </w:r>
+      <w:r>
+        <w:rPr>
+          <w:rFonts w:ascii="var(--font-mono)" w:eastAsia="Times New Roman" w:hAnsi="var(--font-mono)" w:cs="Courier New"/>
+          <w:color w:val="2B303B"/>
+          <w:kern w:val="0"/>
+          <w:sz w:val="20"/>
+          <w:szCs w:val="20"/>
+          <w14:ligatures w14:val="none"/>
+        </w:rPr>
+        <w:t>,</w:t>
+      </w:r>
+      <w:r>
+        <w:rPr>
+          <w:rFonts w:ascii="var(--font-mono)" w:eastAsia="Times New Roman" w:hAnsi="var(--font-mono)" w:cs="Courier New"/>
+          <w:color w:val="14181F"/>
+          <w:kern w:val="0"/>
+          <w:sz w:val="20"/>
+          <w:szCs w:val="20"/>
+          <w14:ligatures w14:val="none"/>
+        </w:rPr>
+        <w:t xml:space="preserve"> </w:t>
+      </w:r>
+      <w:proofErr w:type="spellStart"/>
+      <w:r>
+        <w:rPr>
+          <w:rFonts w:ascii="var(--font-mono)" w:eastAsia="Times New Roman" w:hAnsi="var(--font-mono)" w:cs="Courier New"/>
+          <w:color w:val="B34A00"/>
+          <w:kern w:val="0"/>
+          <w:sz w:val="20"/>
+          <w:szCs w:val="20"/>
+          <w14:ligatures w14:val="none"/>
+        </w:rPr>
+        <w:t>HttpServletResponse</w:t>
+      </w:r>
+      <w:proofErr w:type="spellEnd"/>
+      <w:r>
+        <w:rPr>
+          <w:rFonts w:ascii="var(--font-mono)" w:eastAsia="Times New Roman" w:hAnsi="var(--font-mono)" w:cs="Courier New"/>
+          <w:color w:val="14181F"/>
+          <w:kern w:val="0"/>
+          <w:sz w:val="20"/>
+          <w:szCs w:val="20"/>
+          <w14:ligatures w14:val="none"/>
+        </w:rPr>
+        <w:t xml:space="preserve"> response</w:t>
+      </w:r>
+      <w:r>
+        <w:rPr>
+          <w:rFonts w:ascii="var(--font-mono)" w:eastAsia="Times New Roman" w:hAnsi="var(--font-mono)" w:cs="Courier New"/>
+          <w:color w:val="2B303B"/>
+          <w:kern w:val="0"/>
+          <w:sz w:val="20"/>
+          <w:szCs w:val="20"/>
+          <w14:ligatures w14:val="none"/>
+        </w:rPr>
+        <w:t>)</w:t>
+      </w:r>
+      <w:r>
+        <w:rPr>
+          <w:rFonts w:ascii="var(--font-mono)" w:eastAsia="Times New Roman" w:hAnsi="var(--font-mono)" w:cs="Courier New"/>
+          <w:color w:val="14181F"/>
+          <w:kern w:val="0"/>
+          <w:sz w:val="20"/>
+          <w:szCs w:val="20"/>
+          <w14:ligatures w14:val="none"/>
+        </w:rPr>
+        <w:t xml:space="preserve"> </w:t>
+      </w:r>
+      <w:r>
+        <w:rPr>
+          <w:rFonts w:ascii="var(--font-mono)" w:eastAsia="Times New Roman" w:hAnsi="var(--font-mono)" w:cs="Courier New"/>
+          <w:color w:val="2B303B"/>
+          <w:kern w:val="0"/>
+          <w:sz w:val="20"/>
+          <w:szCs w:val="20"/>
+          <w14:ligatures w14:val="none"/>
+        </w:rPr>
+        <w:t>{</w:t>
+      </w:r>
+    </w:p>
+    <w:p>
+      <w:pPr>
+        <w:tabs>
+          <w:tab w:val="left" w:pos="916"/>
+          <w:tab w:val="left" w:pos="1832"/>
+          <w:tab w:val="left" w:pos="2748"/>
+          <w:tab w:val="left" w:pos="3664"/>
+          <w:tab w:val="left" w:pos="4580"/>
+          <w:tab w:val="left" w:pos="5496"/>
+          <w:tab w:val="left" w:pos="6412"/>
+          <w:tab w:val="left" w:pos="7328"/>
+          <w:tab w:val="left" w:pos="8244"/>
+          <w:tab w:val="left" w:pos="9160"/>
+          <w:tab w:val="left" w:pos="10076"/>
+          <w:tab w:val="left" w:pos="10992"/>
+          <w:tab w:val="left" w:pos="11908"/>
+          <w:tab w:val="left" w:pos="12824"/>
+          <w:tab w:val="left" w:pos="13740"/>
+          <w:tab w:val="left" w:pos="14656"/>
+        </w:tabs>
+        <w:spacing w:after="0" w:line="240" w:lineRule="auto"/>
+        <w:rPr>
+          <w:rFonts w:ascii="var(--font-mono)" w:eastAsia="Times New Roman" w:hAnsi="var(--font-mono)" w:cs="Courier New"/>
+          <w:color w:val="14181F"/>
+          <w:kern w:val="0"/>
+          <w:sz w:val="20"/>
+          <w:szCs w:val="20"/>
+          <w14:ligatures w14:val="none"/>
+        </w:rPr>
+      </w:pPr>
+      <w:r>
+        <w:rPr>
+          <w:rFonts w:ascii="var(--font-mono)" w:eastAsia="Times New Roman" w:hAnsi="var(--font-mono)" w:cs="Courier New"/>
+          <w:color w:val="14181F"/>
+          <w:kern w:val="0"/>
+          <w:sz w:val="20"/>
+          <w:szCs w:val="20"/>
+          <w14:ligatures w14:val="none"/>
+        </w:rPr>
+        <w:t xml:space="preserve">    </w:t>
+      </w:r>
+      <w:r>
+        <w:rPr>
+          <w:rFonts w:ascii="var(--font-mono)" w:eastAsia="Times New Roman" w:hAnsi="var(--font-mono)" w:cs="Courier New"/>
+          <w:color w:val="B34A00"/>
+          <w:kern w:val="0"/>
+          <w:sz w:val="20"/>
+          <w:szCs w:val="20"/>
+          <w14:ligatures w14:val="none"/>
+        </w:rPr>
+        <w:t>String</w:t>
+      </w:r>
+      <w:r>
+        <w:rPr>
+          <w:rFonts w:ascii="var(--font-mono)" w:eastAsia="Times New Roman" w:hAnsi="var(--font-mono)" w:cs="Courier New"/>
+          <w:color w:val="14181F"/>
+          <w:kern w:val="0"/>
+          <w:sz w:val="20"/>
+          <w:szCs w:val="20"/>
+          <w14:ligatures w14:val="none"/>
+        </w:rPr>
+        <w:t xml:space="preserve"> path = </w:t>
+      </w:r>
+      <w:proofErr w:type="spellStart"/>
+      <w:r>
+        <w:rPr>
+          <w:rFonts w:ascii="var(--font-mono)" w:eastAsia="Times New Roman" w:hAnsi="var(--font-mono)" w:cs="Courier New"/>
+          <w:color w:val="B34A00"/>
+          <w:kern w:val="0"/>
+          <w:sz w:val="20"/>
+          <w:szCs w:val="20"/>
+          <w14:ligatures w14:val="none"/>
+        </w:rPr>
+        <w:t>System</w:t>
+      </w:r>
+      <w:r>
+        <w:rPr>
+          <w:rFonts w:ascii="var(--font-mono)" w:eastAsia="Times New Roman" w:hAnsi="var(--font-mono)" w:cs="Courier New"/>
+          <w:color w:val="2B303B"/>
+          <w:kern w:val="0"/>
+          <w:sz w:val="20"/>
+          <w:szCs w:val="20"/>
+          <w14:ligatures w14:val="none"/>
+        </w:rPr>
+        <w:t>.</w:t>
+      </w:r>
+      <w:r>
+        <w:rPr>
+          <w:rFonts w:ascii="var(--font-mono)" w:eastAsia="Times New Roman" w:hAnsi="var(--font-mono)" w:cs="Courier New"/>
+          <w:color w:val="0051C2"/>
+          <w:kern w:val="0"/>
+          <w:sz w:val="20"/>
+          <w:szCs w:val="20"/>
+          <w14:ligatures w14:val="none"/>
+        </w:rPr>
+        <w:t>getProperty</w:t>
+      </w:r>
+      <w:proofErr w:type="spellEnd"/>
+      <w:r>
+        <w:rPr>
+          <w:rFonts w:ascii="var(--font-mono)" w:eastAsia="Times New Roman" w:hAnsi="var(--font-mono)" w:cs="Courier New"/>
+          <w:color w:val="2B303B"/>
+          <w:kern w:val="0"/>
+          <w:sz w:val="20"/>
+          <w:szCs w:val="20"/>
+          <w14:ligatures w14:val="none"/>
+        </w:rPr>
+        <w:t>(</w:t>
+      </w:r>
+      <w:r>
+        <w:rPr>
+          <w:rFonts w:ascii="var(--font-mono)" w:eastAsia="Times New Roman" w:hAnsi="var(--font-mono)" w:cs="Courier New"/>
+          <w:color w:val="008000"/>
+          <w:kern w:val="0"/>
+          <w:sz w:val="20"/>
+          <w:szCs w:val="20"/>
+          <w14:ligatures w14:val="none"/>
+        </w:rPr>
+        <w:t>"</w:t>
+      </w:r>
+      <w:proofErr w:type="spellStart"/>
+      <w:proofErr w:type="gramStart"/>
+      <w:r>
+        <w:rPr>
+          <w:rFonts w:ascii="var(--font-mono)" w:eastAsia="Times New Roman" w:hAnsi="var(--font-mono)" w:cs="Courier New"/>
+          <w:color w:val="008000"/>
+          <w:kern w:val="0"/>
+          <w:sz w:val="20"/>
+          <w:szCs w:val="20"/>
+          <w14:ligatures w14:val="none"/>
+        </w:rPr>
+        <w:t>user.home</w:t>
+      </w:r>
+      <w:proofErr w:type="spellEnd"/>
+      <w:proofErr w:type="gramEnd"/>
+      <w:r>
+        <w:rPr>
+          <w:rFonts w:ascii="var(--font-mono)" w:eastAsia="Times New Roman" w:hAnsi="var(--font-mono)" w:cs="Courier New"/>
+          <w:color w:val="008000"/>
+          <w:kern w:val="0"/>
+          <w:sz w:val="20"/>
+          <w:szCs w:val="20"/>
+          <w14:ligatures w14:val="none"/>
+        </w:rPr>
+        <w:t>"</w:t>
+      </w:r>
+      <w:r>
+        <w:rPr>
+          <w:rFonts w:ascii="var(--font-mono)" w:eastAsia="Times New Roman" w:hAnsi="var(--font-mono)" w:cs="Courier New"/>
+          <w:color w:val="2B303B"/>
+          <w:kern w:val="0"/>
+          <w:sz w:val="20"/>
+          <w:szCs w:val="20"/>
+          <w14:ligatures w14:val="none"/>
+        </w:rPr>
+        <w:t>)</w:t>
+      </w:r>
+      <w:r>
+        <w:rPr>
+          <w:rFonts w:ascii="var(--font-mono)" w:eastAsia="Times New Roman" w:hAnsi="var(--font-mono)" w:cs="Courier New"/>
+          <w:color w:val="14181F"/>
+          <w:kern w:val="0"/>
+          <w:sz w:val="20"/>
+          <w:szCs w:val="20"/>
+          <w14:ligatures w14:val="none"/>
+        </w:rPr>
+        <w:t xml:space="preserve"> + </w:t>
+      </w:r>
+      <w:r>
+        <w:rPr>
+          <w:rFonts w:ascii="var(--font-mono)" w:eastAsia="Times New Roman" w:hAnsi="var(--font-mono)" w:cs="Courier New"/>
+          <w:color w:val="008000"/>
+          <w:kern w:val="0"/>
+          <w:sz w:val="20"/>
+          <w:szCs w:val="20"/>
+          <w14:ligatures w14:val="none"/>
+        </w:rPr>
+        <w:t>"/</w:t>
+      </w:r>
+      <w:proofErr w:type="spellStart"/>
+      <w:r>
+        <w:rPr>
+          <w:rFonts w:ascii="var(--font-mono)" w:eastAsia="Times New Roman" w:hAnsi="var(--font-mono)" w:cs="Courier New"/>
+          <w:color w:val="008000"/>
+          <w:kern w:val="0"/>
+          <w:sz w:val="20"/>
+          <w:szCs w:val="20"/>
+          <w14:ligatures w14:val="none"/>
+        </w:rPr>
+        <w:t>tms</w:t>
+      </w:r>
+      <w:proofErr w:type="spellEnd"/>
+      <w:r>
+        <w:rPr>
+          <w:rFonts w:ascii="var(--font-mono)" w:eastAsia="Times New Roman" w:hAnsi="var(--font-mono)" w:cs="Courier New"/>
+          <w:color w:val="008000"/>
+          <w:kern w:val="0"/>
+          <w:sz w:val="20"/>
+          <w:szCs w:val="20"/>
+          <w14:ligatures w14:val="none"/>
+        </w:rPr>
+        <w:t>-uploads/"</w:t>
+      </w:r>
+      <w:r>
+        <w:rPr>
+          <w:rFonts w:ascii="var(--font-mono)" w:eastAsia="Times New Roman" w:hAnsi="var(--font-mono)" w:cs="Courier New"/>
+          <w:color w:val="14181F"/>
+          <w:kern w:val="0"/>
+          <w:sz w:val="20"/>
+          <w:szCs w:val="20"/>
+          <w14:ligatures w14:val="none"/>
+        </w:rPr>
+        <w:t xml:space="preserve"> + filename</w:t>
+      </w:r>
+    </w:p>
+    <w:p>
+      <w:pPr>
+        <w:tabs>
+          <w:tab w:val="left" w:pos="916"/>
+          <w:tab w:val="left" w:pos="1832"/>
+          <w:tab w:val="left" w:pos="2748"/>
+          <w:tab w:val="left" w:pos="3664"/>
+          <w:tab w:val="left" w:pos="4580"/>
+          <w:tab w:val="left" w:pos="5496"/>
+          <w:tab w:val="left" w:pos="6412"/>
+          <w:tab w:val="left" w:pos="7328"/>
+          <w:tab w:val="left" w:pos="8244"/>
+          <w:tab w:val="left" w:pos="9160"/>
+          <w:tab w:val="left" w:pos="10076"/>
+          <w:tab w:val="left" w:pos="10992"/>
+          <w:tab w:val="left" w:pos="11908"/>
+          <w:tab w:val="left" w:pos="12824"/>
+          <w:tab w:val="left" w:pos="13740"/>
+          <w:tab w:val="left" w:pos="14656"/>
+        </w:tabs>
+        <w:spacing w:after="0" w:line="240" w:lineRule="auto"/>
+        <w:rPr>
+          <w:rFonts w:ascii="var(--font-mono)" w:eastAsia="Times New Roman" w:hAnsi="var(--font-mono)" w:cs="Courier New"/>
+          <w:color w:val="14181F"/>
+          <w:kern w:val="0"/>
+          <w:sz w:val="20"/>
+          <w:szCs w:val="20"/>
+          <w14:ligatures w14:val="none"/>
+        </w:rPr>
+      </w:pPr>
+      <w:r>
+        <w:rPr>
+          <w:rFonts w:ascii="var(--font-mono)" w:eastAsia="Times New Roman" w:hAnsi="var(--font-mono)" w:cs="Courier New"/>
+          <w:color w:val="14181F"/>
+          <w:kern w:val="0"/>
+          <w:sz w:val="20"/>
+          <w:szCs w:val="20"/>
+          <w14:ligatures w14:val="none"/>
+        </w:rPr>
+        <w:t xml:space="preserve">    </w:t>
+      </w:r>
+      <w:r>
+        <w:rPr>
+          <w:rFonts w:ascii="var(--font-mono)" w:eastAsia="Times New Roman" w:hAnsi="var(--font-mono)" w:cs="Courier New"/>
+          <w:color w:val="B34A00"/>
+          <w:kern w:val="0"/>
+          <w:sz w:val="20"/>
+          <w:szCs w:val="20"/>
+          <w14:ligatures w14:val="none"/>
+        </w:rPr>
+        <w:t>File</w:t>
+      </w:r>
+      <w:r>
+        <w:rPr>
+          <w:rFonts w:ascii="var(--font-mono)" w:eastAsia="Times New Roman" w:hAnsi="var(--font-mono)" w:cs="Courier New"/>
+          <w:color w:val="14181F"/>
+          <w:kern w:val="0"/>
+          <w:sz w:val="20"/>
+          <w:szCs w:val="20"/>
+          <w14:ligatures w14:val="none"/>
+        </w:rPr>
+        <w:t xml:space="preserve"> </w:t>
+      </w:r>
+      <w:proofErr w:type="spellStart"/>
+      <w:r>
+        <w:rPr>
+          <w:rFonts w:ascii="var(--font-mono)" w:eastAsia="Times New Roman" w:hAnsi="var(--font-mono)" w:cs="Courier New"/>
+          <w:color w:val="14181F"/>
+          <w:kern w:val="0"/>
+          <w:sz w:val="20"/>
+          <w:szCs w:val="20"/>
+          <w14:ligatures w14:val="none"/>
+        </w:rPr>
+        <w:t>file</w:t>
+      </w:r>
+      <w:proofErr w:type="spellEnd"/>
+      <w:r>
+        <w:rPr>
+          <w:rFonts w:ascii="var(--font-mono)" w:eastAsia="Times New Roman" w:hAnsi="var(--font-mono)" w:cs="Courier New"/>
+          <w:color w:val="14181F"/>
+          <w:kern w:val="0"/>
+          <w:sz w:val="20"/>
+          <w:szCs w:val="20"/>
+          <w14:ligatures w14:val="none"/>
+        </w:rPr>
+        <w:t xml:space="preserve"> = </w:t>
+      </w:r>
+      <w:r>
+        <w:rPr>
+          <w:rFonts w:ascii="var(--font-mono)" w:eastAsia="Times New Roman" w:hAnsi="var(--font-mono)" w:cs="Courier New"/>
+          <w:color w:val="8100C2"/>
+          <w:kern w:val="0"/>
+          <w:sz w:val="20"/>
+          <w:szCs w:val="20"/>
+          <w14:ligatures w14:val="none"/>
+        </w:rPr>
+        <w:t>new</w:t>
+      </w:r>
+      <w:r>
+        <w:rPr>
+          <w:rFonts w:ascii="var(--font-mono)" w:eastAsia="Times New Roman" w:hAnsi="var(--font-mono)" w:cs="Courier New"/>
+          <w:color w:val="14181F"/>
+          <w:kern w:val="0"/>
+          <w:sz w:val="20"/>
+          <w:szCs w:val="20"/>
+          <w14:ligatures w14:val="none"/>
+        </w:rPr>
+        <w:t xml:space="preserve"> </w:t>
+      </w:r>
+      <w:r>
+        <w:rPr>
+          <w:rFonts w:ascii="var(--font-mono)" w:eastAsia="Times New Roman" w:hAnsi="var(--font-mono)" w:cs="Courier New"/>
+          <w:color w:val="B34A00"/>
+          <w:kern w:val="0"/>
+          <w:sz w:val="20"/>
+          <w:szCs w:val="20"/>
+          <w14:ligatures w14:val="none"/>
+        </w:rPr>
+        <w:t>File</w:t>
+      </w:r>
+      <w:r>
+        <w:rPr>
+          <w:rFonts w:ascii="var(--font-mono)" w:eastAsia="Times New Roman" w:hAnsi="var(--font-mono)" w:cs="Courier New"/>
+          <w:color w:val="2B303B"/>
+          <w:kern w:val="0"/>
+          <w:sz w:val="20"/>
+          <w:szCs w:val="20"/>
+          <w14:ligatures w14:val="none"/>
+        </w:rPr>
+        <w:t>(</w:t>
+      </w:r>
+      <w:r>
+        <w:rPr>
+          <w:rFonts w:ascii="var(--font-mono)" w:eastAsia="Times New Roman" w:hAnsi="var(--font-mono)" w:cs="Courier New"/>
+          <w:color w:val="14181F"/>
+          <w:kern w:val="0"/>
+          <w:sz w:val="20"/>
+          <w:szCs w:val="20"/>
+          <w14:ligatures w14:val="none"/>
+        </w:rPr>
+        <w:t>path</w:t>
+      </w:r>
+      <w:r>
+        <w:rPr>
+          <w:rFonts w:ascii="var(--font-mono)" w:eastAsia="Times New Roman" w:hAnsi="var(--font-mono)" w:cs="Courier New"/>
+          <w:color w:val="2B303B"/>
+          <w:kern w:val="0"/>
+          <w:sz w:val="20"/>
+          <w:szCs w:val="20"/>
+          <w14:ligatures w14:val="none"/>
+        </w:rPr>
+        <w:t>)</w:t>
+      </w:r>
+    </w:p>
+    <w:p>
+      <w:pPr>
+        <w:tabs>
+          <w:tab w:val="left" w:pos="916"/>
+          <w:tab w:val="left" w:pos="1832"/>
+          <w:tab w:val="left" w:pos="2748"/>
+          <w:tab w:val="left" w:pos="3664"/>
+          <w:tab w:val="left" w:pos="4580"/>
+          <w:tab w:val="left" w:pos="5496"/>
+          <w:tab w:val="left" w:pos="6412"/>
+          <w:tab w:val="left" w:pos="7328"/>
+          <w:tab w:val="left" w:pos="8244"/>
+          <w:tab w:val="left" w:pos="9160"/>
+          <w:tab w:val="left" w:pos="10076"/>
+          <w:tab w:val="left" w:pos="10992"/>
+          <w:tab w:val="left" w:pos="11908"/>
+          <w:tab w:val="left" w:pos="12824"/>
+          <w:tab w:val="left" w:pos="13740"/>
+          <w:tab w:val="left" w:pos="14656"/>
+        </w:tabs>
+        <w:spacing w:after="0" w:line="240" w:lineRule="auto"/>
+        <w:rPr>
+          <w:rFonts w:ascii="var(--font-mono)" w:eastAsia="Times New Roman" w:hAnsi="var(--font-mono)" w:cs="Courier New"/>
+          <w:color w:val="14181F"/>
+          <w:kern w:val="0"/>
+          <w:sz w:val="20"/>
+          <w:szCs w:val="20"/>
+          <w14:ligatures w14:val="none"/>
+        </w:rPr>
+      </w:pPr>
+      <w:r>
+        <w:rPr>
+          <w:rFonts w:ascii="var(--font-mono)" w:eastAsia="Times New Roman" w:hAnsi="var(--font-mono)" w:cs="Courier New"/>
+          <w:color w:val="14181F"/>
+          <w:kern w:val="0"/>
+          <w:sz w:val="20"/>
+          <w:szCs w:val="20"/>
+          <w14:ligatures w14:val="none"/>
+        </w:rPr>
+        <w:t xml:space="preserve">    </w:t>
+      </w:r>
+      <w:proofErr w:type="spellStart"/>
+      <w:proofErr w:type="gramStart"/>
+      <w:r>
+        <w:rPr>
+          <w:rFonts w:ascii="var(--font-mono)" w:eastAsia="Times New Roman" w:hAnsi="var(--font-mono)" w:cs="Courier New"/>
+          <w:color w:val="14181F"/>
+          <w:kern w:val="0"/>
+          <w:sz w:val="20"/>
+          <w:szCs w:val="20"/>
+          <w14:ligatures w14:val="none"/>
+        </w:rPr>
+        <w:t>response</w:t>
+      </w:r>
+      <w:r>
+        <w:rPr>
+          <w:rFonts w:ascii="var(--font-mono)" w:eastAsia="Times New Roman" w:hAnsi="var(--font-mono)" w:cs="Courier New"/>
+          <w:color w:val="2B303B"/>
+          <w:kern w:val="0"/>
+          <w:sz w:val="20"/>
+          <w:szCs w:val="20"/>
+          <w14:ligatures w14:val="none"/>
+        </w:rPr>
+        <w:t>.</w:t>
+      </w:r>
+      <w:r>
+        <w:rPr>
+          <w:rFonts w:ascii="var(--font-mono)" w:eastAsia="Times New Roman" w:hAnsi="var(--font-mono)" w:cs="Courier New"/>
+          <w:color w:val="0051C2"/>
+          <w:kern w:val="0"/>
+          <w:sz w:val="20"/>
+          <w:szCs w:val="20"/>
+          <w14:ligatures w14:val="none"/>
+        </w:rPr>
+        <w:t>setHeader</w:t>
+      </w:r>
+      <w:proofErr w:type="spellEnd"/>
+      <w:proofErr w:type="gramEnd"/>
+      <w:r>
+        <w:rPr>
+          <w:rFonts w:ascii="var(--font-mono)" w:eastAsia="Times New Roman" w:hAnsi="var(--font-mono)" w:cs="Courier New"/>
+          <w:color w:val="2B303B"/>
+          <w:kern w:val="0"/>
+          <w:sz w:val="20"/>
+          <w:szCs w:val="20"/>
+          <w14:ligatures w14:val="none"/>
+        </w:rPr>
+        <w:t>(</w:t>
+      </w:r>
+      <w:r>
+        <w:rPr>
+          <w:rFonts w:ascii="var(--font-mono)" w:eastAsia="Times New Roman" w:hAnsi="var(--font-mono)" w:cs="Courier New"/>
+          <w:color w:val="008000"/>
+          <w:kern w:val="0"/>
+          <w:sz w:val="20"/>
+          <w:szCs w:val="20"/>
+          <w14:ligatures w14:val="none"/>
+        </w:rPr>
+        <w:t>"Content-Disposition"</w:t>
+      </w:r>
+      <w:r>
+        <w:rPr>
+          <w:rFonts w:ascii="var(--font-mono)" w:eastAsia="Times New Roman" w:hAnsi="var(--font-mono)" w:cs="Courier New"/>
+          <w:color w:val="2B303B"/>
+          <w:kern w:val="0"/>
+          <w:sz w:val="20"/>
+          <w:szCs w:val="20"/>
+          <w14:ligatures w14:val="none"/>
+        </w:rPr>
+        <w:t>,</w:t>
+      </w:r>
+      <w:r>
+        <w:rPr>
+          <w:rFonts w:ascii="var(--font-mono)" w:eastAsia="Times New Roman" w:hAnsi="var(--font-mono)" w:cs="Courier New"/>
+          <w:color w:val="14181F"/>
+          <w:kern w:val="0"/>
+          <w:sz w:val="20"/>
+          <w:szCs w:val="20"/>
+          <w14:ligatures w14:val="none"/>
+        </w:rPr>
+        <w:t xml:space="preserve"> </w:t>
+      </w:r>
+      <w:r>
+        <w:rPr>
+          <w:rFonts w:ascii="var(--font-mono)" w:eastAsia="Times New Roman" w:hAnsi="var(--font-mono)" w:cs="Courier New"/>
+          <w:color w:val="008000"/>
+          <w:kern w:val="0"/>
+          <w:sz w:val="20"/>
+          <w:szCs w:val="20"/>
+          <w14:ligatures w14:val="none"/>
+        </w:rPr>
+        <w:t>"attachment; filename="</w:t>
+      </w:r>
+      <w:r>
+        <w:rPr>
+          <w:rFonts w:ascii="var(--font-mono)" w:eastAsia="Times New Roman" w:hAnsi="var(--font-mono)" w:cs="Courier New"/>
+          <w:color w:val="14181F"/>
+          <w:kern w:val="0"/>
+          <w:sz w:val="20"/>
+          <w:szCs w:val="20"/>
+          <w14:ligatures w14:val="none"/>
+        </w:rPr>
+        <w:t xml:space="preserve"> + filename</w:t>
+      </w:r>
+      <w:r>
+        <w:rPr>
+          <w:rFonts w:ascii="var(--font-mono)" w:eastAsia="Times New Roman" w:hAnsi="var(--font-mono)" w:cs="Courier New"/>
+          <w:color w:val="2B303B"/>
+          <w:kern w:val="0"/>
+          <w:sz w:val="20"/>
+          <w:szCs w:val="20"/>
+          <w14:ligatures w14:val="none"/>
+        </w:rPr>
+        <w:t>)</w:t>
+      </w:r>
+    </w:p>
+    <w:p>
+      <w:pPr>
+        <w:tabs>
+          <w:tab w:val="left" w:pos="916"/>
+          <w:tab w:val="left" w:pos="1832"/>
+          <w:tab w:val="left" w:pos="2748"/>
+          <w:tab w:val="left" w:pos="3664"/>
+          <w:tab w:val="left" w:pos="4580"/>
+          <w:tab w:val="left" w:pos="5496"/>
+          <w:tab w:val="left" w:pos="6412"/>
+          <w:tab w:val="left" w:pos="7328"/>
+          <w:tab w:val="left" w:pos="8244"/>
+          <w:tab w:val="left" w:pos="9160"/>
+          <w:tab w:val="left" w:pos="10076"/>
+          <w:tab w:val="left" w:pos="10992"/>
+          <w:tab w:val="left" w:pos="11908"/>
+          <w:tab w:val="left" w:pos="12824"/>
+          <w:tab w:val="left" w:pos="13740"/>
+          <w:tab w:val="left" w:pos="14656"/>
+        </w:tabs>
+        <w:spacing w:after="0" w:line="240" w:lineRule="auto"/>
+        <w:rPr>
+          <w:rFonts w:ascii="var(--font-mono)" w:eastAsia="Times New Roman" w:hAnsi="var(--font-mono)" w:cs="Courier New"/>
+          <w:color w:val="14181F"/>
+          <w:kern w:val="0"/>
+          <w:sz w:val="20"/>
+          <w:szCs w:val="20"/>
+          <w14:ligatures w14:val="none"/>
+        </w:rPr>
+      </w:pPr>
+      <w:r>
+        <w:rPr>
+          <w:rFonts w:ascii="var(--font-mono)" w:eastAsia="Times New Roman" w:hAnsi="var(--font-mono)" w:cs="Courier New"/>
+          <w:color w:val="14181F"/>
+          <w:kern w:val="0"/>
+          <w:sz w:val="20"/>
+          <w:szCs w:val="20"/>
+          <w14:ligatures w14:val="none"/>
+        </w:rPr>
+        <w:t xml:space="preserve">    </w:t>
+      </w:r>
+      <w:proofErr w:type="spellStart"/>
+      <w:r>
+        <w:rPr>
+          <w:rFonts w:ascii="var(--font-mono)" w:eastAsia="Times New Roman" w:hAnsi="var(--font-mono)" w:cs="Courier New"/>
+          <w:color w:val="B34A00"/>
+          <w:kern w:val="0"/>
+          <w:sz w:val="20"/>
+          <w:szCs w:val="20"/>
+          <w14:ligatures w14:val="none"/>
+        </w:rPr>
+        <w:t>Files</w:t>
+      </w:r>
+      <w:r>
+        <w:rPr>
+          <w:rFonts w:ascii="var(--font-mono)" w:eastAsia="Times New Roman" w:hAnsi="var(--font-mono)" w:cs="Courier New"/>
+          <w:color w:val="2B303B"/>
+          <w:kern w:val="0"/>
+          <w:sz w:val="20"/>
+          <w:szCs w:val="20"/>
+          <w14:ligatures w14:val="none"/>
+        </w:rPr>
+        <w:t>.</w:t>
+      </w:r>
+      <w:r>
+        <w:rPr>
+          <w:rFonts w:ascii="var(--font-mono)" w:eastAsia="Times New Roman" w:hAnsi="var(--font-mono)" w:cs="Courier New"/>
+          <w:color w:val="0051C2"/>
+          <w:kern w:val="0"/>
+          <w:sz w:val="20"/>
+          <w:szCs w:val="20"/>
+          <w14:ligatures w14:val="none"/>
+        </w:rPr>
+        <w:t>copy</w:t>
+      </w:r>
+      <w:proofErr w:type="spellEnd"/>
+      <w:r>
+        <w:rPr>
+          <w:rFonts w:ascii="var(--font-mono)" w:eastAsia="Times New Roman" w:hAnsi="var(--font-mono)" w:cs="Courier New"/>
+          <w:color w:val="2B303B"/>
+          <w:kern w:val="0"/>
+          <w:sz w:val="20"/>
+          <w:szCs w:val="20"/>
+          <w14:ligatures w14:val="none"/>
+        </w:rPr>
+        <w:t>(</w:t>
+      </w:r>
+      <w:proofErr w:type="spellStart"/>
+      <w:proofErr w:type="gramStart"/>
+      <w:r>
+        <w:rPr>
+          <w:rFonts w:ascii="var(--font-mono)" w:eastAsia="Times New Roman" w:hAnsi="var(--font-mono)" w:cs="Courier New"/>
+          <w:color w:val="14181F"/>
+          <w:kern w:val="0"/>
+          <w:sz w:val="20"/>
+          <w:szCs w:val="20"/>
+          <w14:ligatures w14:val="none"/>
+        </w:rPr>
+        <w:t>file</w:t>
+      </w:r>
+      <w:r>
+        <w:rPr>
+          <w:rFonts w:ascii="var(--font-mono)" w:eastAsia="Times New Roman" w:hAnsi="var(--font-mono)" w:cs="Courier New"/>
+          <w:color w:val="2B303B"/>
+          <w:kern w:val="0"/>
+          <w:sz w:val="20"/>
+          <w:szCs w:val="20"/>
+          <w14:ligatures w14:val="none"/>
+        </w:rPr>
+        <w:t>.</w:t>
+      </w:r>
+      <w:r>
+        <w:rPr>
+          <w:rFonts w:ascii="var(--font-mono)" w:eastAsia="Times New Roman" w:hAnsi="var(--font-mono)" w:cs="Courier New"/>
+          <w:color w:val="0051C2"/>
+          <w:kern w:val="0"/>
+          <w:sz w:val="20"/>
+          <w:szCs w:val="20"/>
+          <w14:ligatures w14:val="none"/>
+        </w:rPr>
+        <w:t>toPath</w:t>
+      </w:r>
+      <w:proofErr w:type="spellEnd"/>
+      <w:proofErr w:type="gramEnd"/>
+      <w:r>
+        <w:rPr>
+          <w:rFonts w:ascii="var(--font-mono)" w:eastAsia="Times New Roman" w:hAnsi="var(--font-mono)" w:cs="Courier New"/>
+          <w:color w:val="2B303B"/>
+          <w:kern w:val="0"/>
+          <w:sz w:val="20"/>
+          <w:szCs w:val="20"/>
+          <w14:ligatures w14:val="none"/>
+        </w:rPr>
+        <w:t>(),</w:t>
+      </w:r>
+      <w:r>
+        <w:rPr>
+          <w:rFonts w:ascii="var(--font-mono)" w:eastAsia="Times New Roman" w:hAnsi="var(--font-mono)" w:cs="Courier New"/>
+          <w:color w:val="14181F"/>
+          <w:kern w:val="0"/>
+          <w:sz w:val="20"/>
+          <w:szCs w:val="20"/>
+          <w14:ligatures w14:val="none"/>
+        </w:rPr>
+        <w:t xml:space="preserve"> </w:t>
+      </w:r>
+      <w:proofErr w:type="spellStart"/>
+      <w:proofErr w:type="gramStart"/>
+      <w:r>
+        <w:rPr>
+          <w:rFonts w:ascii="var(--font-mono)" w:eastAsia="Times New Roman" w:hAnsi="var(--font-mono)" w:cs="Courier New"/>
+          <w:color w:val="14181F"/>
+          <w:kern w:val="0"/>
+          <w:sz w:val="20"/>
+          <w:szCs w:val="20"/>
+          <w14:ligatures w14:val="none"/>
+        </w:rPr>
+        <w:t>response</w:t>
+      </w:r>
+      <w:r>
+        <w:rPr>
+          <w:rFonts w:ascii="var(--font-mono)" w:eastAsia="Times New Roman" w:hAnsi="var(--font-mono)" w:cs="Courier New"/>
+          <w:color w:val="2B303B"/>
+          <w:kern w:val="0"/>
+          <w:sz w:val="20"/>
+          <w:szCs w:val="20"/>
+          <w14:ligatures w14:val="none"/>
+        </w:rPr>
+        <w:t>.</w:t>
+      </w:r>
+      <w:r>
+        <w:rPr>
+          <w:rFonts w:ascii="var(--font-mono)" w:eastAsia="Times New Roman" w:hAnsi="var(--font-mono)" w:cs="Courier New"/>
+          <w:color w:val="0051C2"/>
+          <w:kern w:val="0"/>
+          <w:sz w:val="20"/>
+          <w:szCs w:val="20"/>
+          <w14:ligatures w14:val="none"/>
+        </w:rPr>
+        <w:t>getOutputStream</w:t>
+      </w:r>
+      <w:proofErr w:type="spellEnd"/>
+      <w:proofErr w:type="gramEnd"/>
+      <w:r>
+        <w:rPr>
+          <w:rFonts w:ascii="var(--font-mono)" w:eastAsia="Times New Roman" w:hAnsi="var(--font-mono)" w:cs="Courier New"/>
+          <w:color w:val="2B303B"/>
+          <w:kern w:val="0"/>
+          <w:sz w:val="20"/>
+          <w:szCs w:val="20"/>
+          <w14:ligatures w14:val="none"/>
+        </w:rPr>
+        <w:t>())</w:t>
+      </w:r>
+    </w:p>
+    <w:p>
+      <w:pPr>
+        <w:tabs>
+          <w:tab w:val="left" w:pos="916"/>
+          <w:tab w:val="left" w:pos="1832"/>
+          <w:tab w:val="left" w:pos="2748"/>
+          <w:tab w:val="left" w:pos="3664"/>
+          <w:tab w:val="left" w:pos="4580"/>
+          <w:tab w:val="left" w:pos="5496"/>
+          <w:tab w:val="left" w:pos="6412"/>
+          <w:tab w:val="left" w:pos="7328"/>
+          <w:tab w:val="left" w:pos="8244"/>
+          <w:tab w:val="left" w:pos="9160"/>
+          <w:tab w:val="left" w:pos="10076"/>
+          <w:tab w:val="left" w:pos="10992"/>
+          <w:tab w:val="left" w:pos="11908"/>
+          <w:tab w:val="left" w:pos="12824"/>
+          <w:tab w:val="left" w:pos="13740"/>
+          <w:tab w:val="left" w:pos="14656"/>
+        </w:tabs>
+        <w:spacing w:after="0" w:line="240" w:lineRule="auto"/>
+        <w:rPr>
+          <w:rFonts w:ascii="var(--font-mono)" w:eastAsia="Times New Roman" w:hAnsi="var(--font-mono)" w:cs="Courier New"/>
+          <w:color w:val="14181F"/>
+          <w:kern w:val="0"/>
+          <w:sz w:val="20"/>
+          <w:szCs w:val="20"/>
+          <w14:ligatures w14:val="none"/>
+        </w:rPr>
+      </w:pPr>
+      <w:r>
+        <w:rPr>
+          <w:rFonts w:ascii="var(--font-mono)" w:eastAsia="Times New Roman" w:hAnsi="var(--font-mono)" w:cs="Courier New"/>
+          <w:color w:val="2B303B"/>
+          <w:kern w:val="0"/>
+          <w:sz w:val="20"/>
+          <w:szCs w:val="20"/>
+          <w14:ligatures w14:val="none"/>
+        </w:rPr>
+        <w:t>}</w:t>
+      </w:r>
+    </w:p>
+    <w:p>
+      <w:pPr>
+        <w:spacing w:before="100" w:beforeAutospacing="1" w:after="100" w:afterAutospacing="1" w:line="240" w:lineRule="auto"/>
+        <w:rPr>
+          <w:rFonts w:ascii="Times New Roman" w:eastAsia="Times New Roman" w:hAnsi="Times New Roman" w:cs="Times New Roman"/>
+          <w:kern w:val="0"/>
+          <w14:ligatures w14:val="none"/>
+        </w:rPr>
+      </w:pPr>
+      <w:r>
+        <w:rPr>
+          <w:rFonts w:ascii="宋体" w:eastAsia="宋体" w:hAnsi="宋体" w:cs="宋体" w:hint="eastAsia"/>
+          <w:b/>
+          <w:bCs/>
+          <w:kern w:val="0"/>
+          <w14:ligatures w14:val="none"/>
+        </w:rPr>
+        <w:t>前端</w:t>
+      </w:r>
+      <w:r>
+        <w:rPr>
+          <w:rFonts w:ascii="宋体" w:eastAsia="宋体" w:hAnsi="宋体" w:cs="宋体"/>
+          <w:b/>
+          <w:bCs/>
+          <w:kern w:val="0"/>
+          <w14:ligatures w14:val="none"/>
+        </w:rPr>
+        <w:t>：</w:t>
+      </w:r>
+    </w:p>
+    <w:p>
+      <w:pPr>
+        <w:spacing w:after="0" w:line="240" w:lineRule="auto"/>
+        <w:rPr>
+          <w:rFonts w:ascii="Times New Roman" w:eastAsia="Times New Roman" w:hAnsi="Times New Roman" w:cs="Times New Roman"/>
+          <w:kern w:val="0"/>
+          <w14:ligatures w14:val="none"/>
+        </w:rPr>
+      </w:pPr>
+      <w:proofErr w:type="spellStart"/>
+      <w:r>
+        <w:rPr>
+          <w:rFonts w:ascii="Times New Roman" w:eastAsia="Times New Roman" w:hAnsi="Times New Roman" w:cs="Times New Roman"/>
+          <w:kern w:val="0"/>
+          <w14:ligatures w14:val="none"/>
+        </w:rPr>
+        <w:t>javascript</w:t>
+      </w:r>
+      <w:proofErr w:type="spellEnd"/>
+    </w:p>
+    <w:p>
+      <w:pPr>
+        <w:tabs>
+          <w:tab w:val="left" w:pos="916"/>
+          <w:tab w:val="left" w:pos="1832"/>
+          <w:tab w:val="left" w:pos="2748"/>
+          <w:tab w:val="left" w:pos="3664"/>
+          <w:tab w:val="left" w:pos="4580"/>
+          <w:tab w:val="left" w:pos="5496"/>
+          <w:tab w:val="left" w:pos="6412"/>
+          <w:tab w:val="left" w:pos="7328"/>
+          <w:tab w:val="left" w:pos="8244"/>
+          <w:tab w:val="left" w:pos="9160"/>
+          <w:tab w:val="left" w:pos="10076"/>
+          <w:tab w:val="left" w:pos="10992"/>
+          <w:tab w:val="left" w:pos="11908"/>
+          <w:tab w:val="left" w:pos="12824"/>
+          <w:tab w:val="left" w:pos="13740"/>
+          <w:tab w:val="left" w:pos="14656"/>
+        </w:tabs>
+        <w:spacing w:after="0" w:line="240" w:lineRule="auto"/>
+        <w:rPr>
+          <w:rFonts w:ascii="var(--font-mono)" w:eastAsia="Times New Roman" w:hAnsi="var(--font-mono)" w:cs="Courier New"/>
+          <w:color w:val="14181F"/>
+          <w:kern w:val="0"/>
+          <w:sz w:val="20"/>
+          <w:szCs w:val="20"/>
+          <w14:ligatures w14:val="none"/>
+        </w:rPr>
+      </w:pPr>
+      <w:r>
+        <w:rPr>
+          <w:rFonts w:ascii="var(--font-mono)" w:eastAsia="Times New Roman" w:hAnsi="var(--font-mono)" w:cs="Courier New"/>
+          <w:color w:val="6E7687"/>
+          <w:kern w:val="0"/>
+          <w:sz w:val="20"/>
+          <w:szCs w:val="20"/>
+          <w14:ligatures w14:val="none"/>
+        </w:rPr>
+        <w:t xml:space="preserve">// </w:t>
+      </w:r>
+      <w:r>
+        <w:rPr>
+          <w:rFonts w:ascii="宋体" w:eastAsia="宋体" w:hAnsi="宋体" w:cs="宋体" w:hint="eastAsia"/>
+          <w:color w:val="6E7687"/>
+          <w:kern w:val="0"/>
+          <w:sz w:val="20"/>
+          <w:szCs w:val="20"/>
+          <w14:ligatures w14:val="none"/>
+        </w:rPr>
+        <w:t>直接用</w:t>
+      </w:r>
+      <w:r>
+        <w:rPr>
+          <w:rFonts w:ascii="var(--font-mono)" w:eastAsia="Times New Roman" w:hAnsi="var(--font-mono)" w:cs="Courier New"/>
+          <w:color w:val="6E7687"/>
+          <w:kern w:val="0"/>
+          <w:sz w:val="20"/>
+          <w:szCs w:val="20"/>
+          <w14:ligatures w14:val="none"/>
+        </w:rPr>
+        <w:t xml:space="preserve"> </w:t>
+      </w:r>
+      <w:proofErr w:type="spellStart"/>
+      <w:proofErr w:type="gramStart"/>
+      <w:r>
+        <w:rPr>
+          <w:rFonts w:ascii="var(--font-mono)" w:eastAsia="Times New Roman" w:hAnsi="var(--font-mono)" w:cs="Courier New"/>
+          <w:color w:val="6E7687"/>
+          <w:kern w:val="0"/>
+          <w:sz w:val="20"/>
+          <w:szCs w:val="20"/>
+          <w14:ligatures w14:val="none"/>
+        </w:rPr>
+        <w:t>window.open</w:t>
+      </w:r>
+      <w:proofErr w:type="spellEnd"/>
+      <w:proofErr w:type="gramEnd"/>
+      <w:r>
+        <w:rPr>
+          <w:rFonts w:ascii="var(--font-mono)" w:eastAsia="Times New Roman" w:hAnsi="var(--font-mono)" w:cs="Courier New"/>
+          <w:color w:val="6E7687"/>
+          <w:kern w:val="0"/>
+          <w:sz w:val="20"/>
+          <w:szCs w:val="20"/>
+          <w14:ligatures w14:val="none"/>
+        </w:rPr>
+        <w:t xml:space="preserve"> </w:t>
+      </w:r>
+      <w:r>
+        <w:rPr>
+          <w:rFonts w:ascii="宋体" w:eastAsia="宋体" w:hAnsi="宋体" w:cs="宋体" w:hint="eastAsia"/>
+          <w:color w:val="6E7687"/>
+          <w:kern w:val="0"/>
+          <w:sz w:val="20"/>
+          <w:szCs w:val="20"/>
+          <w14:ligatures w14:val="none"/>
+        </w:rPr>
+        <w:t>觸發下載</w:t>
+      </w:r>
+    </w:p>
+    <w:p>
+      <w:pPr>
+        <w:tabs>
+          <w:tab w:val="left" w:pos="916"/>
+          <w:tab w:val="left" w:pos="1832"/>
+          <w:tab w:val="left" w:pos="2748"/>
+          <w:tab w:val="left" w:pos="3664"/>
+          <w:tab w:val="left" w:pos="4580"/>
+          <w:tab w:val="left" w:pos="5496"/>
+          <w:tab w:val="left" w:pos="6412"/>
+          <w:tab w:val="left" w:pos="7328"/>
+          <w:tab w:val="left" w:pos="8244"/>
+          <w:tab w:val="left" w:pos="9160"/>
+          <w:tab w:val="left" w:pos="10076"/>
+          <w:tab w:val="left" w:pos="10992"/>
+          <w:tab w:val="left" w:pos="11908"/>
+          <w:tab w:val="left" w:pos="12824"/>
+          <w:tab w:val="left" w:pos="13740"/>
+          <w:tab w:val="left" w:pos="14656"/>
+        </w:tabs>
+        <w:spacing w:after="0" w:line="240" w:lineRule="auto"/>
+        <w:rPr>
+          <w:rFonts w:ascii="var(--font-mono)" w:eastAsia="Times New Roman" w:hAnsi="var(--font-mono)" w:cs="Courier New"/>
+          <w:color w:val="14181F"/>
+          <w:kern w:val="0"/>
+          <w:sz w:val="20"/>
+          <w:szCs w:val="20"/>
+          <w14:ligatures w14:val="none"/>
+        </w:rPr>
+      </w:pPr>
+      <w:proofErr w:type="gramStart"/>
+      <w:r>
+        <w:rPr>
+          <w:rFonts w:ascii="var(--font-mono)" w:eastAsia="Times New Roman" w:hAnsi="var(--font-mono)" w:cs="Courier New"/>
+          <w:color w:val="B34A00"/>
+          <w:kern w:val="0"/>
+          <w:sz w:val="20"/>
+          <w:szCs w:val="20"/>
+          <w14:ligatures w14:val="none"/>
+        </w:rPr>
+        <w:t>window</w:t>
+      </w:r>
+      <w:r>
+        <w:rPr>
+          <w:rFonts w:ascii="var(--font-mono)" w:eastAsia="Times New Roman" w:hAnsi="var(--font-mono)" w:cs="Courier New"/>
+          <w:color w:val="2B303B"/>
+          <w:kern w:val="0"/>
+          <w:sz w:val="20"/>
+          <w:szCs w:val="20"/>
+          <w14:ligatures w14:val="none"/>
+        </w:rPr>
+        <w:t>.</w:t>
+      </w:r>
+      <w:r>
+        <w:rPr>
+          <w:rFonts w:ascii="var(--font-mono)" w:eastAsia="Times New Roman" w:hAnsi="var(--font-mono)" w:cs="Courier New"/>
+          <w:color w:val="0051C2"/>
+          <w:kern w:val="0"/>
+          <w:sz w:val="20"/>
+          <w:szCs w:val="20"/>
+          <w14:ligatures w14:val="none"/>
+        </w:rPr>
+        <w:t>open</w:t>
+      </w:r>
+      <w:proofErr w:type="gramEnd"/>
+      <w:r>
+        <w:rPr>
+          <w:rFonts w:ascii="var(--font-mono)" w:eastAsia="Times New Roman" w:hAnsi="var(--font-mono)" w:cs="Courier New"/>
+          <w:color w:val="2B303B"/>
+          <w:kern w:val="0"/>
+          <w:sz w:val="20"/>
+          <w:szCs w:val="20"/>
+          <w14:ligatures w14:val="none"/>
+        </w:rPr>
+        <w:t>(</w:t>
+      </w:r>
+      <w:r>
+        <w:rPr>
+          <w:rFonts w:ascii="var(--font-mono)" w:eastAsia="Times New Roman" w:hAnsi="var(--font-mono)" w:cs="Courier New"/>
+          <w:color w:val="008000"/>
+          <w:kern w:val="0"/>
+          <w:sz w:val="20"/>
+          <w:szCs w:val="20"/>
+          <w14:ligatures w14:val="none"/>
+        </w:rPr>
+        <w:t>`http://localhost:8080/api/coursefile/download/</w:t>
+      </w:r>
+      <w:r>
+        <w:rPr>
+          <w:rFonts w:ascii="var(--font-mono)" w:eastAsia="Times New Roman" w:hAnsi="var(--font-mono)" w:cs="Courier New"/>
+          <w:color w:val="2B303B"/>
+          <w:kern w:val="0"/>
+          <w:sz w:val="20"/>
+          <w:szCs w:val="20"/>
+          <w14:ligatures w14:val="none"/>
+        </w:rPr>
+        <w:t>${</w:t>
+      </w:r>
+      <w:r>
+        <w:rPr>
+          <w:rFonts w:ascii="var(--font-mono)" w:eastAsia="Times New Roman" w:hAnsi="var(--font-mono)" w:cs="Courier New"/>
+          <w:color w:val="008000"/>
+          <w:kern w:val="0"/>
+          <w:sz w:val="20"/>
+          <w:szCs w:val="20"/>
+          <w14:ligatures w14:val="none"/>
+        </w:rPr>
+        <w:t>filename</w:t>
+      </w:r>
+      <w:r>
+        <w:rPr>
+          <w:rFonts w:ascii="var(--font-mono)" w:eastAsia="Times New Roman" w:hAnsi="var(--font-mono)" w:cs="Courier New"/>
+          <w:color w:val="2B303B"/>
+          <w:kern w:val="0"/>
+          <w:sz w:val="20"/>
+          <w:szCs w:val="20"/>
+          <w14:ligatures w14:val="none"/>
+        </w:rPr>
+        <w:t>}</w:t>
+      </w:r>
+      <w:r>
+        <w:rPr>
+          <w:rFonts w:ascii="var(--font-mono)" w:eastAsia="Times New Roman" w:hAnsi="var(--font-mono)" w:cs="Courier New"/>
+          <w:color w:val="008000"/>
+          <w:kern w:val="0"/>
+          <w:sz w:val="20"/>
+          <w:szCs w:val="20"/>
+          <w14:ligatures w14:val="none"/>
+        </w:rPr>
+        <w:t>`</w:t>
+      </w:r>
+      <w:r>
+        <w:rPr>
+          <w:rFonts w:ascii="var(--font-mono)" w:eastAsia="Times New Roman" w:hAnsi="var(--font-mono)" w:cs="Courier New"/>
+          <w:color w:val="2B303B"/>
+          <w:kern w:val="0"/>
+          <w:sz w:val="20"/>
+          <w:szCs w:val="20"/>
+          <w14:ligatures w14:val="none"/>
+        </w:rPr>
+        <w:t>)</w:t>
+      </w:r>
+    </w:p>
+    <w:p>
+      <w:pPr>
+        <w:spacing w:after="0" w:line="240" w:lineRule="auto"/>
+        <w:rPr>
+          <w:rFonts w:ascii="Times New Roman" w:eastAsia="Times New Roman" w:hAnsi="Times New Roman" w:cs="Times New Roman"/>
+          <w:kern w:val="0"/>
+          <w14:ligatures w14:val="none"/>
+        </w:rPr>
+      </w:pPr>
+      <w:r>
+        <w:rPr>
+          <w:rFonts w:ascii="Times New Roman" w:eastAsia="Times New Roman" w:hAnsi="Times New Roman" w:cs="Times New Roman"/>
+          <w:kern w:val="0"/>
+          <w14:ligatures w14:val="none"/>
+        </w:rPr>
+        <w:pict w14:anchorId="45BBA5A5">
+          <v:rect id="_x0000_i1037" style="width:0;height:1.5pt" o:hralign="center" o:hrstd="t" o:hr="t" fillcolor="#a0a0a0" stroked="f"/>
+        </w:pict>
+      </w:r>
+    </w:p>
+    <w:p>
+      <w:pPr>
+        <w:spacing w:before="100" w:beforeAutospacing="1" w:after="100" w:afterAutospacing="1" w:line="240" w:lineRule="auto"/>
+        <w:rPr>
+          <w:rFonts w:ascii="Times New Roman" w:eastAsia="Times New Roman" w:hAnsi="Times New Roman" w:cs="Times New Roman"/>
+          <w:kern w:val="0"/>
+          <w14:ligatures w14:val="none"/>
+        </w:rPr>
+      </w:pPr>
+      <w:r>
+        <w:rPr>
+          <w:rFonts w:ascii="宋体" w:eastAsia="宋体" w:hAnsi="宋体" w:cs="宋体" w:hint="eastAsia"/>
+          <w:b/>
+          <w:bCs/>
+          <w:kern w:val="0"/>
+          <w14:ligatures w14:val="none"/>
+        </w:rPr>
+        <w:t>面試一句話總結</w:t>
+      </w:r>
+      <w:r>
+        <w:rPr>
+          <w:rFonts w:ascii="宋体" w:eastAsia="宋体" w:hAnsi="宋体" w:cs="宋体"/>
+          <w:b/>
+          <w:bCs/>
+          <w:kern w:val="0"/>
+          <w14:ligatures w14:val="none"/>
+        </w:rPr>
+        <w:t>：</w:t>
+      </w:r>
+    </w:p>
+    <w:p>
+      <w:pPr>
+        <w:numPr>
+          <w:ilvl w:val="0"/>
+          <w:numId w:val="2"/>
+        </w:numPr>
+        <w:spacing w:before="100" w:beforeAutospacing="1" w:after="100" w:afterAutospacing="1" w:line="240" w:lineRule="auto"/>
+        <w:rPr>
+          <w:rFonts w:ascii="Times New Roman" w:eastAsia="Times New Roman" w:hAnsi="Times New Roman" w:cs="Times New Roman"/>
+          <w:kern w:val="0"/>
+          <w14:ligatures w14:val="none"/>
+        </w:rPr>
+      </w:pPr>
+      <w:r>
+        <w:rPr>
+          <w:rFonts w:ascii="Times New Roman" w:eastAsia="Times New Roman" w:hAnsi="Times New Roman" w:cs="Times New Roman"/>
+          <w:kern w:val="0"/>
+          <w14:ligatures w14:val="none"/>
+        </w:rPr>
+        <w:t>Excel</w:t>
+      </w:r>
+      <w:r>
+        <w:rPr>
+          <w:rFonts w:ascii="宋体" w:eastAsia="宋体" w:hAnsi="宋体" w:cs="宋体" w:hint="eastAsia"/>
+          <w:kern w:val="0"/>
+          <w14:ligatures w14:val="none"/>
+        </w:rPr>
+        <w:t>上傳：</w:t>
+      </w:r>
+      <w:r>
+        <w:rPr>
+          <w:rFonts w:ascii="宋体" w:eastAsia="宋体" w:hAnsi="宋体" w:cs="宋体" w:hint="eastAsia"/>
+          <w:b/>
+          <w:bCs/>
+          <w:kern w:val="0"/>
+          <w14:ligatures w14:val="none"/>
+        </w:rPr>
+        <w:t>純前端解析</w:t>
+      </w:r>
+      <w:r>
+        <w:rPr>
+          <w:rFonts w:ascii="宋体" w:eastAsia="宋体" w:hAnsi="宋体" w:cs="宋体" w:hint="eastAsia"/>
+          <w:kern w:val="0"/>
+          <w14:ligatures w14:val="none"/>
+        </w:rPr>
+        <w:t>，用</w:t>
+      </w:r>
+      <w:r>
+        <w:rPr>
+          <w:rFonts w:ascii="Times New Roman" w:eastAsia="Times New Roman" w:hAnsi="Times New Roman" w:cs="Times New Roman"/>
+          <w:kern w:val="0"/>
+          <w14:ligatures w14:val="none"/>
+        </w:rPr>
+        <w:t xml:space="preserve"> </w:t>
+      </w:r>
+      <w:r>
+        <w:rPr>
+          <w:rFonts w:ascii="Courier New" w:eastAsia="Times New Roman" w:hAnsi="Courier New" w:cs="Courier New"/>
+          <w:kern w:val="0"/>
+          <w:sz w:val="20"/>
+          <w:szCs w:val="20"/>
+          <w14:ligatures w14:val="none"/>
+        </w:rPr>
+        <w:t>xlsx</w:t>
+      </w:r>
+      <w:r>
+        <w:rPr>
+          <w:rFonts w:ascii="Times New Roman" w:eastAsia="Times New Roman" w:hAnsi="Times New Roman" w:cs="Times New Roman"/>
+          <w:kern w:val="0"/>
+          <w14:ligatures w14:val="none"/>
+        </w:rPr>
+        <w:t xml:space="preserve"> </w:t>
+      </w:r>
+      <w:r>
+        <w:rPr>
+          <w:rFonts w:ascii="宋体" w:eastAsia="宋体" w:hAnsi="宋体" w:cs="宋体" w:hint="eastAsia"/>
+          <w:kern w:val="0"/>
+          <w14:ligatures w14:val="none"/>
+        </w:rPr>
+        <w:t>庫讀文件，後端只負責存數</w:t>
+      </w:r>
+      <w:r>
+        <w:rPr>
+          <w:rFonts w:ascii="宋体" w:eastAsia="宋体" w:hAnsi="宋体" w:cs="宋体"/>
+          <w:kern w:val="0"/>
+          <w14:ligatures w14:val="none"/>
+        </w:rPr>
+        <w:t>據</w:t>
+      </w:r>
+    </w:p>
+    <w:p>
+      <w:pPr>
+        <w:numPr>
+          <w:ilvl w:val="0"/>
+          <w:numId w:val="2"/>
+        </w:numPr>
+        <w:spacing w:before="100" w:beforeAutospacing="1" w:after="100" w:afterAutospacing="1" w:line="240" w:lineRule="auto"/>
+        <w:rPr>
+          <w:rFonts w:ascii="Times New Roman" w:eastAsia="Times New Roman" w:hAnsi="Times New Roman" w:cs="Times New Roman"/>
+          <w:kern w:val="0"/>
+          <w14:ligatures w14:val="none"/>
+        </w:rPr>
+      </w:pPr>
+      <w:r>
+        <w:rPr>
+          <w:rFonts w:ascii="宋体" w:eastAsia="宋体" w:hAnsi="宋体" w:cs="宋体" w:hint="eastAsia"/>
+          <w:kern w:val="0"/>
+          <w14:ligatures w14:val="none"/>
+        </w:rPr>
+        <w:t>文件上</w:t>
+      </w:r>
+      <w:proofErr w:type="gramStart"/>
+      <w:r>
+        <w:rPr>
+          <w:rFonts w:ascii="宋体" w:eastAsia="宋体" w:hAnsi="宋体" w:cs="宋体" w:hint="eastAsia"/>
+          <w:kern w:val="0"/>
+          <w14:ligatures w14:val="none"/>
+        </w:rPr>
+        <w:t>傳</w:t>
+      </w:r>
+      <w:proofErr w:type="gramEnd"/>
+      <w:r>
+        <w:rPr>
+          <w:rFonts w:ascii="宋体" w:eastAsia="宋体" w:hAnsi="宋体" w:cs="宋体" w:hint="eastAsia"/>
+          <w:kern w:val="0"/>
+          <w14:ligatures w14:val="none"/>
+        </w:rPr>
+        <w:t>：</w:t>
+      </w:r>
+      <w:proofErr w:type="spellStart"/>
+      <w:r>
+        <w:rPr>
+          <w:rFonts w:ascii="Times New Roman" w:eastAsia="Times New Roman" w:hAnsi="Times New Roman" w:cs="Times New Roman"/>
+          <w:b/>
+          <w:bCs/>
+          <w:kern w:val="0"/>
+          <w14:ligatures w14:val="none"/>
+        </w:rPr>
+        <w:t>FormData</w:t>
+      </w:r>
+      <w:proofErr w:type="spellEnd"/>
+      <w:r>
+        <w:rPr>
+          <w:rFonts w:ascii="Times New Roman" w:eastAsia="Times New Roman" w:hAnsi="Times New Roman" w:cs="Times New Roman"/>
+          <w:kern w:val="0"/>
+          <w14:ligatures w14:val="none"/>
+        </w:rPr>
+        <w:t xml:space="preserve"> </w:t>
+      </w:r>
+      <w:r>
+        <w:rPr>
+          <w:rFonts w:ascii="宋体" w:eastAsia="宋体" w:hAnsi="宋体" w:cs="宋体" w:hint="eastAsia"/>
+          <w:kern w:val="0"/>
+          <w14:ligatures w14:val="none"/>
+        </w:rPr>
+        <w:t>傳二進制，後端存到本地磁</w:t>
+      </w:r>
+      <w:r>
+        <w:rPr>
+          <w:rFonts w:ascii="宋体" w:eastAsia="宋体" w:hAnsi="宋体" w:cs="宋体"/>
+          <w:kern w:val="0"/>
+          <w14:ligatures w14:val="none"/>
+        </w:rPr>
+        <w:t>盤</w:t>
+      </w:r>
+    </w:p>
+    <w:p>
+      <w:pPr>
+        <w:numPr>
+          <w:ilvl w:val="0"/>
+          <w:numId w:val="2"/>
+        </w:numPr>
+        <w:spacing w:before="100" w:beforeAutospacing="1" w:after="100" w:afterAutospacing="1" w:line="240" w:lineRule="auto"/>
+        <w:rPr>
+          <w:rFonts w:ascii="Times New Roman" w:eastAsia="Times New Roman" w:hAnsi="Times New Roman" w:cs="Times New Roman"/>
+          <w:kern w:val="0"/>
+          <w14:ligatures w14:val="none"/>
+        </w:rPr>
+      </w:pPr>
+      <w:r>
+        <w:rPr>
+          <w:rFonts w:ascii="宋体" w:eastAsia="宋体" w:hAnsi="宋体" w:cs="宋体" w:hint="eastAsia"/>
+          <w:kern w:val="0"/>
+          <w14:ligatures w14:val="none"/>
+        </w:rPr>
+        <w:t>文件下載：</w:t>
+      </w:r>
+      <w:proofErr w:type="gramStart"/>
+      <w:r>
+        <w:rPr>
+          <w:rFonts w:ascii="宋体" w:eastAsia="宋体" w:hAnsi="宋体" w:cs="宋体" w:hint="eastAsia"/>
+          <w:kern w:val="0"/>
+          <w14:ligatures w14:val="none"/>
+        </w:rPr>
+        <w:t>後</w:t>
+      </w:r>
+      <w:proofErr w:type="gramEnd"/>
+      <w:r>
+        <w:rPr>
+          <w:rFonts w:ascii="宋体" w:eastAsia="宋体" w:hAnsi="宋体" w:cs="宋体" w:hint="eastAsia"/>
+          <w:kern w:val="0"/>
+          <w14:ligatures w14:val="none"/>
+        </w:rPr>
+        <w:t>端讀文件以</w:t>
+      </w:r>
+      <w:r>
+        <w:rPr>
+          <w:rFonts w:ascii="宋体" w:eastAsia="宋体" w:hAnsi="宋体" w:cs="宋体" w:hint="eastAsia"/>
+          <w:b/>
+          <w:bCs/>
+          <w:kern w:val="0"/>
+          <w14:ligatures w14:val="none"/>
+        </w:rPr>
+        <w:t>字節流</w:t>
+      </w:r>
+      <w:r>
+        <w:rPr>
+          <w:rFonts w:ascii="宋体" w:eastAsia="宋体" w:hAnsi="宋体" w:cs="宋体" w:hint="eastAsia"/>
+          <w:kern w:val="0"/>
+          <w14:ligatures w14:val="none"/>
+        </w:rPr>
+        <w:t>回</w:t>
+      </w:r>
+      <w:proofErr w:type="gramStart"/>
+      <w:r>
+        <w:rPr>
+          <w:rFonts w:ascii="宋体" w:eastAsia="宋体" w:hAnsi="宋体" w:cs="宋体" w:hint="eastAsia"/>
+          <w:kern w:val="0"/>
+          <w14:ligatures w14:val="none"/>
+        </w:rPr>
+        <w:t>傳</w:t>
+      </w:r>
+      <w:proofErr w:type="gramEnd"/>
+      <w:r>
+        <w:rPr>
+          <w:rFonts w:ascii="宋体" w:eastAsia="宋体" w:hAnsi="宋体" w:cs="宋体" w:hint="eastAsia"/>
+          <w:kern w:val="0"/>
+          <w14:ligatures w14:val="none"/>
+        </w:rPr>
+        <w:t>，前端用</w:t>
+      </w:r>
+      <w:r>
+        <w:rPr>
+          <w:rFonts w:ascii="Times New Roman" w:eastAsia="Times New Roman" w:hAnsi="Times New Roman" w:cs="Times New Roman"/>
+          <w:kern w:val="0"/>
+          <w14:ligatures w14:val="none"/>
+        </w:rPr>
+        <w:t xml:space="preserve"> </w:t>
+      </w:r>
+      <w:proofErr w:type="spellStart"/>
+      <w:r>
+        <w:rPr>
+          <w:rFonts w:ascii="Courier New" w:eastAsia="Times New Roman" w:hAnsi="Courier New" w:cs="Courier New"/>
+          <w:kern w:val="0"/>
+          <w:sz w:val="20"/>
+          <w:szCs w:val="20"/>
+          <w14:ligatures w14:val="none"/>
+        </w:rPr>
+        <w:t>window.open</w:t>
+      </w:r>
+      <w:proofErr w:type="spellEnd"/>
+      <w:r>
+        <w:rPr>
+          <w:rFonts w:ascii="Times New Roman" w:eastAsia="Times New Roman" w:hAnsi="Times New Roman" w:cs="Times New Roman"/>
+          <w:kern w:val="0"/>
+          <w14:ligatures w14:val="none"/>
+        </w:rPr>
+        <w:t xml:space="preserve"> </w:t>
+      </w:r>
+      <w:r>
+        <w:rPr>
+          <w:rFonts w:ascii="宋体" w:eastAsia="宋体" w:hAnsi="宋体" w:cs="宋体" w:hint="eastAsia"/>
+          <w:kern w:val="0"/>
+          <w14:ligatures w14:val="none"/>
+        </w:rPr>
+        <w:t>觸</w:t>
+      </w:r>
+      <w:r>
+        <w:rPr>
+          <w:rFonts w:ascii="宋体" w:eastAsia="宋体" w:hAnsi="宋体" w:cs="宋体"/>
+          <w:kern w:val="0"/>
+          <w14:ligatures w14:val="none"/>
+        </w:rPr>
+        <w:t>發</w:t>
+      </w:r>
+    </w:p>
+    <w:p>
+      <w:r>
+        <w:rPr>
+          <w:rFonts w:hint="eastAsia"/>
+          <w:highlight w:val="yellow"/>
+        </w:rPr>
+        <w:t>加一段，</w:t>
+      </w:r>
+      <w:r>
+        <w:rPr>
+          <w:rFonts w:hint="eastAsia"/>
+          <w:highlight w:val="yellow"/>
+        </w:rPr>
+        <w:t>Times7</w:t>
+      </w:r>
+      <w:r>
+        <w:rPr>
+          <w:rFonts w:hint="eastAsia"/>
+          <w:highlight w:val="yellow"/>
+        </w:rPr>
+        <w:t>项目的</w:t>
+      </w:r>
+      <w:r>
+        <w:rPr>
+          <w:rFonts w:hint="eastAsia"/>
+          <w:highlight w:val="yellow"/>
+        </w:rPr>
+        <w:t>search feature</w:t>
+      </w:r>
+      <w:r>
+        <w:rPr>
+          <w:rFonts w:hint="eastAsia"/>
+          <w:highlight w:val="yellow"/>
+        </w:rPr>
+        <w:t>功能解释</w:t>
+      </w:r>
+    </w:p>
+    <w:p>
+      <w:r>
+        <w:rPr>
+          <w:b/>
+          <w:bCs/>
+        </w:rPr>
+        <w:t>Search Feature Front-end Changes</w:t>
+      </w:r>
+    </w:p>
+    <w:p>
+      <w:r>
+        <w:rPr>
+          <w:b/>
+          <w:bCs/>
+        </w:rPr>
+        <w:t xml:space="preserve">1) </w:t>
+      </w:r>
+      <w:proofErr w:type="spellStart"/>
+      <w:r>
+        <w:rPr>
+          <w:b/>
+          <w:bCs/>
+        </w:rPr>
+        <w:t>src</w:t>
+      </w:r>
+      <w:proofErr w:type="spellEnd"/>
+      <w:r>
+        <w:rPr>
+          <w:b/>
+          <w:bCs/>
+        </w:rPr>
+        <w:t>/components/</w:t>
+      </w:r>
+      <w:proofErr w:type="spellStart"/>
+      <w:r>
+        <w:rPr>
+          <w:b/>
+          <w:bCs/>
+        </w:rPr>
+        <w:t>searchBar</w:t>
+      </w:r>
+      <w:proofErr w:type="spellEnd"/>
+      <w:r>
+        <w:rPr>
+          <w:b/>
+          <w:bCs/>
+        </w:rPr>
+        <w:t>/index.js </w:t>
+      </w:r>
+    </w:p>
+    <w:p>
+      <w:r>
+        <w:t>Purpose of Change: </w:t>
+      </w:r>
+    </w:p>
+    <w:p>
+      <w:r>
+        <w:t xml:space="preserve">To transform the </w:t>
+      </w:r>
+      <w:proofErr w:type="spellStart"/>
+      <w:r>
+        <w:t>SearchBar</w:t>
+      </w:r>
+      <w:proofErr w:type="spellEnd"/>
+      <w:r>
+        <w:t xml:space="preserve"> from a "pure UI" into an interactive component, Supporting:</w:t>
+      </w:r>
+    </w:p>
+    <w:p>
+      <w:r>
+        <w:t>None (Style and layout remain unchanged)</w:t>
+      </w:r>
+    </w:p>
+    <w:p>
+      <w:r>
+        <w:rPr>
+          <w:b/>
+          <w:bCs/>
+        </w:rPr>
+        <w:lastRenderedPageBreak/>
+        <w:t xml:space="preserve">2) </w:t>
+      </w:r>
+      <w:proofErr w:type="spellStart"/>
+      <w:r>
+        <w:rPr>
+          <w:b/>
+          <w:bCs/>
+        </w:rPr>
+        <w:t>src</w:t>
+      </w:r>
+      <w:proofErr w:type="spellEnd"/>
+      <w:r>
+        <w:rPr>
+          <w:b/>
+          <w:bCs/>
+        </w:rPr>
+        <w:t>/components/</w:t>
+      </w:r>
+      <w:proofErr w:type="spellStart"/>
+      <w:r>
+        <w:rPr>
+          <w:b/>
+          <w:bCs/>
+        </w:rPr>
+        <w:t>searchResults</w:t>
+      </w:r>
+      <w:proofErr w:type="spellEnd"/>
+      <w:r>
+        <w:rPr>
+          <w:b/>
+          <w:bCs/>
+        </w:rPr>
+        <w:t>/index.js </w:t>
+      </w:r>
+    </w:p>
+    <w:p>
+      <w:r>
+        <w:t>Purpose of Change: </w:t>
+      </w:r>
+    </w:p>
+    <w:p>
+      <w:r>
+        <w:t>To retain the UI of the result cards written by teammates, and change the hard-coded content to render the actual search results.</w:t>
+      </w:r>
+    </w:p>
+    <w:p>
+      <w:r>
+        <w:t>UI Impact:</w:t>
+      </w:r>
+    </w:p>
+    <w:p>
+      <w:r>
+        <w:t>None (Card structure and styles remain unchanged; only the text data source is replaced)</w:t>
+      </w:r>
+    </w:p>
+    <w:p>
+      <w:r>
+        <w:rPr>
+          <w:b/>
+          <w:bCs/>
+        </w:rPr>
+        <w:t xml:space="preserve">3) </w:t>
+      </w:r>
+      <w:proofErr w:type="spellStart"/>
+      <w:r>
+        <w:rPr>
+          <w:b/>
+          <w:bCs/>
+        </w:rPr>
+        <w:t>src</w:t>
+      </w:r>
+      <w:proofErr w:type="spellEnd"/>
+      <w:r>
+        <w:rPr>
+          <w:b/>
+          <w:bCs/>
         </w:rPr>
         <w:t>/pages/search/index.js</w:t>
       </w:r>
@@ -4736,13 +10178,7 @@
         <w:br w:type="page"/>
       </w:r>
     </w:p>
-    <w:p>
-      <w:pPr>
-        <w:rPr>
-          <w:rFonts w:hint="eastAsia"/>
-        </w:rPr>
-      </w:pPr>
-    </w:p>
+    <w:p/>
     <w:sectPr>
       <w:pgSz w:w="11906" w:h="16838"/>
       <w:pgMar w:top="1440" w:right="1800" w:bottom="1440" w:left="1800" w:header="708" w:footer="708" w:gutter="0"/>
@@ -4806,6 +10242,155 @@
 <file path=word/numbering.xml><?xml version="1.0" encoding="utf-8"?>
 <w:numbering xmlns:wpc="http://schemas.microsoft.com/office/word/2010/wordprocessingCanvas" xmlns:cx="http://schemas.microsoft.com/office/drawing/2014/chartex" xmlns:cx1="http://schemas.microsoft.com/office/drawing/2015/9/8/chartex" xmlns:cx2="http://schemas.microsoft.com/office/drawing/2015/10/21/chartex" xmlns:cx3="http://schemas.microsoft.com/office/drawing/2016/5/9/chartex" xmlns:cx4="http://schemas.microsoft.com/office/drawing/2016/5/10/chartex" xmlns:cx5="http://schemas.microsoft.com/office/drawing/2016/5/11/chartex" xmlns:cx6="http://schemas.microsoft.com/office/drawing/2016/5/12/chartex" xmlns:cx7="http://schemas.microsoft.com/office/drawing/2016/5/13/chartex" xmlns:cx8="http://schemas.microsoft.com/office/drawing/2016/5/14/chartex" xmlns:mc="http://schemas.openxmlformats.org/markup-compatibility/2006" xmlns:aink="http://schemas.microsoft.com/office/drawing/2016/ink" xmlns:am3d="http://schemas.microsoft.com/office/drawing/2017/model3d" xmlns:o="urn:schemas-microsoft-com:office:office" xmlns:oel="http://schemas.microsoft.com/office/2019/extlst" xmlns:r="http://schemas.openxmlformats.org/officeDocument/2006/relationships" xmlns:m="http://schemas.openxmlformats.org/officeDocument/2006/math" xmlns:v="urn:schemas-microsoft-com:vml" xmlns:wp14="http://schemas.microsoft.com/office/word/2010/wordprocessingDrawing" xmlns:wp="http://schemas.openxmlformats.org/drawingml/2006/wordprocessingDrawing" xmlns:w10="urn:schemas-microsoft-com:office:word" xmlns:w="http://schemas.openxmlformats.org/wordprocessingml/2006/main" xmlns:w14="http://schemas.microsoft.com/office/word/2010/wordml" xmlns:w15="http://schemas.microsoft.com/office/word/2012/wordml" xmlns:w16cex="http://schemas.microsoft.com/office/word/2018/wordml/cex" xmlns:w16cid="http://schemas.microsoft.com/office/word/2016/wordml/cid" xmlns:w16="http://schemas.microsoft.com/office/word/2018/wordml" xmlns:w16du="http://schemas.microsoft.com/office/word/2023/wordml/word16du" xmlns:w16sdtdh="http://schemas.microsoft.com/office/word/2020/wordml/sdtdatahash" xmlns:w16sdtfl="http://schemas.microsoft.com/office/word/2024/wordml/sdtformatlock" xmlns:w16se="http://schemas.microsoft.com/office/word/2015/wordml/symex" xmlns:wpg="http://schemas.microsoft.com/office/word/2010/wordprocessingGroup" xmlns:wpi="http://schemas.microsoft.com/office/word/2010/wordprocessingInk" xmlns:wne="http://schemas.microsoft.com/office/word/2006/wordml" xmlns:wps="http://schemas.microsoft.com/office/word/2010/wordprocessingShape" mc:Ignorable="w14 w15 w16se w16cid w16 w16cex w16sdtdh w16sdtfl w16du wp14">
   <w:abstractNum w:abstractNumId="0" w15:restartNumberingAfterBreak="0">
+    <w:nsid w:val="3A273C3D"/>
+    <w:multiLevelType w:val="multilevel"/>
+    <w:tmpl w:val="4E1AC542"/>
+    <w:lvl w:ilvl="0">
+      <w:start w:val="1"/>
+      <w:numFmt w:val="bullet"/>
+      <w:lvlText w:val=""/>
+      <w:lvlJc w:val="left"/>
+      <w:pPr>
+        <w:tabs>
+          <w:tab w:val="num" w:pos="720"/>
+        </w:tabs>
+        <w:ind w:left="720" w:hanging="360"/>
+      </w:pPr>
+      <w:rPr>
+        <w:rFonts w:ascii="Symbol" w:hAnsi="Symbol" w:hint="default"/>
+        <w:sz w:val="20"/>
+      </w:rPr>
+    </w:lvl>
+    <w:lvl w:ilvl="1" w:tentative="1">
+      <w:start w:val="1"/>
+      <w:numFmt w:val="bullet"/>
+      <w:lvlText w:val="o"/>
+      <w:lvlJc w:val="left"/>
+      <w:pPr>
+        <w:tabs>
+          <w:tab w:val="num" w:pos="1440"/>
+        </w:tabs>
+        <w:ind w:left="1440" w:hanging="360"/>
+      </w:pPr>
+      <w:rPr>
+        <w:rFonts w:ascii="Courier New" w:hAnsi="Courier New" w:hint="default"/>
+        <w:sz w:val="20"/>
+      </w:rPr>
+    </w:lvl>
+    <w:lvl w:ilvl="2" w:tentative="1">
+      <w:start w:val="1"/>
+      <w:numFmt w:val="bullet"/>
+      <w:lvlText w:val=""/>
+      <w:lvlJc w:val="left"/>
+      <w:pPr>
+        <w:tabs>
+          <w:tab w:val="num" w:pos="2160"/>
+        </w:tabs>
+        <w:ind w:left="2160" w:hanging="360"/>
+      </w:pPr>
+      <w:rPr>
+        <w:rFonts w:ascii="Wingdings" w:hAnsi="Wingdings" w:hint="default"/>
+        <w:sz w:val="20"/>
+      </w:rPr>
+    </w:lvl>
+    <w:lvl w:ilvl="3" w:tentative="1">
+      <w:start w:val="1"/>
+      <w:numFmt w:val="bullet"/>
+      <w:lvlText w:val=""/>
+      <w:lvlJc w:val="left"/>
+      <w:pPr>
+        <w:tabs>
+          <w:tab w:val="num" w:pos="2880"/>
+        </w:tabs>
+        <w:ind w:left="2880" w:hanging="360"/>
+      </w:pPr>
+      <w:rPr>
+        <w:rFonts w:ascii="Wingdings" w:hAnsi="Wingdings" w:hint="default"/>
+        <w:sz w:val="20"/>
+      </w:rPr>
+    </w:lvl>
+    <w:lvl w:ilvl="4" w:tentative="1">
+      <w:start w:val="1"/>
+      <w:numFmt w:val="bullet"/>
+      <w:lvlText w:val=""/>
+      <w:lvlJc w:val="left"/>
+      <w:pPr>
+        <w:tabs>
+          <w:tab w:val="num" w:pos="3600"/>
+        </w:tabs>
+        <w:ind w:left="3600" w:hanging="360"/>
+      </w:pPr>
+      <w:rPr>
+        <w:rFonts w:ascii="Wingdings" w:hAnsi="Wingdings" w:hint="default"/>
+        <w:sz w:val="20"/>
+      </w:rPr>
+    </w:lvl>
+    <w:lvl w:ilvl="5" w:tentative="1">
+      <w:start w:val="1"/>
+      <w:numFmt w:val="bullet"/>
+      <w:lvlText w:val=""/>
+      <w:lvlJc w:val="left"/>
+      <w:pPr>
+        <w:tabs>
+          <w:tab w:val="num" w:pos="4320"/>
+        </w:tabs>
+        <w:ind w:left="4320" w:hanging="360"/>
+      </w:pPr>
+      <w:rPr>
+        <w:rFonts w:ascii="Wingdings" w:hAnsi="Wingdings" w:hint="default"/>
+        <w:sz w:val="20"/>
+      </w:rPr>
+    </w:lvl>
+    <w:lvl w:ilvl="6" w:tentative="1">
+      <w:start w:val="1"/>
+      <w:numFmt w:val="bullet"/>
+      <w:lvlText w:val=""/>
+      <w:lvlJc w:val="left"/>
+      <w:pPr>
+        <w:tabs>
+          <w:tab w:val="num" w:pos="5040"/>
+        </w:tabs>
+        <w:ind w:left="5040" w:hanging="360"/>
+      </w:pPr>
+      <w:rPr>
+        <w:rFonts w:ascii="Wingdings" w:hAnsi="Wingdings" w:hint="default"/>
+        <w:sz w:val="20"/>
+      </w:rPr>
+    </w:lvl>
+    <w:lvl w:ilvl="7" w:tentative="1">
+      <w:start w:val="1"/>
+      <w:numFmt w:val="bullet"/>
+      <w:lvlText w:val=""/>
+      <w:lvlJc w:val="left"/>
+      <w:pPr>
+        <w:tabs>
+          <w:tab w:val="num" w:pos="5760"/>
+        </w:tabs>
+        <w:ind w:left="5760" w:hanging="360"/>
+      </w:pPr>
+      <w:rPr>
+        <w:rFonts w:ascii="Wingdings" w:hAnsi="Wingdings" w:hint="default"/>
+        <w:sz w:val="20"/>
+      </w:rPr>
+    </w:lvl>
+    <w:lvl w:ilvl="8" w:tentative="1">
+      <w:start w:val="1"/>
+      <w:numFmt w:val="bullet"/>
+      <w:lvlText w:val=""/>
+      <w:lvlJc w:val="left"/>
+      <w:pPr>
+        <w:tabs>
+          <w:tab w:val="num" w:pos="6480"/>
+        </w:tabs>
+        <w:ind w:left="6480" w:hanging="360"/>
+      </w:pPr>
+      <w:rPr>
+        <w:rFonts w:ascii="Wingdings" w:hAnsi="Wingdings" w:hint="default"/>
+        <w:sz w:val="20"/>
+      </w:rPr>
+    </w:lvl>
+  </w:abstractNum>
+  <w:abstractNum w:abstractNumId="1" w15:restartNumberingAfterBreak="0">
     <w:nsid w:val="56F707FC"/>
     <w:multiLevelType w:val="multilevel"/>
     <w:tmpl w:val="17DCBD92"/>
@@ -4955,6 +10540,9 @@
     </w:lvl>
   </w:abstractNum>
   <w:num w:numId="1" w16cid:durableId="48580573">
+    <w:abstractNumId w:val="1"/>
+  </w:num>
+  <w:num w:numId="2" w16cid:durableId="2117871222">
     <w:abstractNumId w:val="0"/>
   </w:num>
 </w:numbering>
@@ -5563,6 +11151,7 @@
   <w:style w:type="character" w:default="1" w:styleId="DefaultParagraphFont">
     <w:name w:val="Default Paragraph Font"/>
     <w:uiPriority w:val="1"/>
+    <w:semiHidden/>
     <w:unhideWhenUsed/>
   </w:style>
   <w:style w:type="table" w:default="1" w:styleId="TableNormal">
